--- a/Vize - Proje 2 Veritabanı Yedekleme ve Felaketten Kurtarma Planı/Proje 2 Raporu.docx
+++ b/Vize - Proje 2 Veritabanı Yedekleme ve Felaketten Kurtarma Planı/Proje 2 Raporu.docx
@@ -386,7 +386,7 @@
           <w:szCs w:val="24"/>
         </w:rPr>
       </w:pPr>
-      <w:bookmarkStart w:id="0" w:name="_Toc226478072"/>
+      <w:bookmarkStart w:id="0" w:name="_Toc226664508"/>
       <w:r>
         <w:rPr>
           <w:rFonts w:eastAsia="Times New Roman" w:cs="Arial"/>
@@ -405,7 +405,10 @@
           <w:tab w:val="right" w:leader="dot" w:pos="9062"/>
         </w:tabs>
         <w:rPr>
+          <w:rFonts w:asciiTheme="minorHAnsi" w:eastAsiaTheme="minorEastAsia" w:hAnsiTheme="minorHAnsi"/>
           <w:noProof/>
+          <w:sz w:val="22"/>
+          <w:lang w:eastAsia="tr-TR"/>
         </w:rPr>
       </w:pPr>
       <w:r>
@@ -432,7 +435,7 @@
         </w:rPr>
         <w:fldChar w:fldCharType="separate"/>
       </w:r>
-      <w:hyperlink w:anchor="_Toc226478072" w:history="1">
+      <w:hyperlink w:anchor="_Toc226664508" w:history="1">
         <w:r>
           <w:rPr>
             <w:rStyle w:val="Kpr"/>
@@ -461,7 +464,7 @@
             <w:noProof/>
             <w:webHidden/>
           </w:rPr>
-          <w:instrText xml:space="preserve"> PAGEREF _Toc226478072 \h </w:instrText>
+          <w:instrText xml:space="preserve"> PAGEREF _Toc226664508 \h </w:instrText>
         </w:r>
         <w:r>
           <w:rPr>
@@ -500,10 +503,13 @@
           <w:tab w:val="right" w:leader="dot" w:pos="9062"/>
         </w:tabs>
         <w:rPr>
+          <w:rFonts w:asciiTheme="minorHAnsi" w:eastAsiaTheme="minorEastAsia" w:hAnsiTheme="minorHAnsi"/>
           <w:noProof/>
-        </w:rPr>
-      </w:pPr>
-      <w:hyperlink w:anchor="_Toc226478073" w:history="1">
+          <w:sz w:val="22"/>
+          <w:lang w:eastAsia="tr-TR"/>
+        </w:rPr>
+      </w:pPr>
+      <w:hyperlink w:anchor="_Toc226664509" w:history="1">
         <w:r>
           <w:rPr>
             <w:rStyle w:val="Kpr"/>
@@ -513,7 +519,10 @@
         </w:r>
         <w:r>
           <w:rPr>
-            <w:noProof/>
+            <w:rFonts w:asciiTheme="minorHAnsi" w:eastAsiaTheme="minorEastAsia" w:hAnsiTheme="minorHAnsi"/>
+            <w:noProof/>
+            <w:sz w:val="22"/>
+            <w:lang w:eastAsia="tr-TR"/>
           </w:rPr>
           <w:tab/>
         </w:r>
@@ -543,7 +552,7 @@
             <w:noProof/>
             <w:webHidden/>
           </w:rPr>
-          <w:instrText xml:space="preserve"> PAGEREF _Toc226478073 \h </w:instrText>
+          <w:instrText xml:space="preserve"> PAGEREF _Toc226664509 \h </w:instrText>
         </w:r>
         <w:r>
           <w:rPr>
@@ -563,7 +572,7 @@
             <w:noProof/>
             <w:webHidden/>
           </w:rPr>
-          <w:t>3</w:t>
+          <w:t>4</w:t>
         </w:r>
         <w:r>
           <w:rPr>
@@ -582,10 +591,13 @@
           <w:tab w:val="right" w:leader="dot" w:pos="9062"/>
         </w:tabs>
         <w:rPr>
+          <w:rFonts w:asciiTheme="minorHAnsi" w:eastAsiaTheme="minorEastAsia" w:hAnsiTheme="minorHAnsi"/>
           <w:noProof/>
-        </w:rPr>
-      </w:pPr>
-      <w:hyperlink w:anchor="_Toc226478074" w:history="1">
+          <w:sz w:val="22"/>
+          <w:lang w:eastAsia="tr-TR"/>
+        </w:rPr>
+      </w:pPr>
+      <w:hyperlink w:anchor="_Toc226664510" w:history="1">
         <w:r>
           <w:rPr>
             <w:rStyle w:val="Kpr"/>
@@ -595,7 +607,10 @@
         </w:r>
         <w:r>
           <w:rPr>
-            <w:noProof/>
+            <w:rFonts w:asciiTheme="minorHAnsi" w:eastAsiaTheme="minorEastAsia" w:hAnsiTheme="minorHAnsi"/>
+            <w:noProof/>
+            <w:sz w:val="22"/>
+            <w:lang w:eastAsia="tr-TR"/>
           </w:rPr>
           <w:tab/>
         </w:r>
@@ -625,7 +640,7 @@
             <w:noProof/>
             <w:webHidden/>
           </w:rPr>
-          <w:instrText xml:space="preserve"> PAGEREF _Toc226478074 \h </w:instrText>
+          <w:instrText xml:space="preserve"> PAGEREF _Toc226664510 \h </w:instrText>
         </w:r>
         <w:r>
           <w:rPr>
@@ -664,10 +679,13 @@
           <w:tab w:val="right" w:leader="dot" w:pos="9062"/>
         </w:tabs>
         <w:rPr>
+          <w:rFonts w:asciiTheme="minorHAnsi" w:eastAsiaTheme="minorEastAsia" w:hAnsiTheme="minorHAnsi"/>
           <w:noProof/>
-        </w:rPr>
-      </w:pPr>
-      <w:hyperlink w:anchor="_Toc226478075" w:history="1">
+          <w:sz w:val="22"/>
+          <w:lang w:eastAsia="tr-TR"/>
+        </w:rPr>
+      </w:pPr>
+      <w:hyperlink w:anchor="_Toc226664511" w:history="1">
         <w:r>
           <w:rPr>
             <w:rStyle w:val="Kpr"/>
@@ -677,7 +695,10 @@
         </w:r>
         <w:r>
           <w:rPr>
-            <w:noProof/>
+            <w:rFonts w:asciiTheme="minorHAnsi" w:eastAsiaTheme="minorEastAsia" w:hAnsiTheme="minorHAnsi"/>
+            <w:noProof/>
+            <w:sz w:val="22"/>
+            <w:lang w:eastAsia="tr-TR"/>
           </w:rPr>
           <w:tab/>
         </w:r>
@@ -707,7 +728,7 @@
             <w:noProof/>
             <w:webHidden/>
           </w:rPr>
-          <w:instrText xml:space="preserve"> PAGEREF _Toc226478075 \h </w:instrText>
+          <w:instrText xml:space="preserve"> PAGEREF _Toc226664511 \h </w:instrText>
         </w:r>
         <w:r>
           <w:rPr>
@@ -727,7 +748,7 @@
             <w:noProof/>
             <w:webHidden/>
           </w:rPr>
-          <w:t>4</w:t>
+          <w:t>5</w:t>
         </w:r>
         <w:r>
           <w:rPr>
@@ -746,10 +767,13 @@
           <w:tab w:val="right" w:leader="dot" w:pos="9062"/>
         </w:tabs>
         <w:rPr>
+          <w:rFonts w:asciiTheme="minorHAnsi" w:eastAsiaTheme="minorEastAsia" w:hAnsiTheme="minorHAnsi"/>
           <w:noProof/>
-        </w:rPr>
-      </w:pPr>
-      <w:hyperlink w:anchor="_Toc226478076" w:history="1">
+          <w:sz w:val="22"/>
+          <w:lang w:eastAsia="tr-TR"/>
+        </w:rPr>
+      </w:pPr>
+      <w:hyperlink w:anchor="_Toc226664512" w:history="1">
         <w:r>
           <w:rPr>
             <w:rStyle w:val="Kpr"/>
@@ -759,7 +783,10 @@
         </w:r>
         <w:r>
           <w:rPr>
-            <w:noProof/>
+            <w:rFonts w:asciiTheme="minorHAnsi" w:eastAsiaTheme="minorEastAsia" w:hAnsiTheme="minorHAnsi"/>
+            <w:noProof/>
+            <w:sz w:val="22"/>
+            <w:lang w:eastAsia="tr-TR"/>
           </w:rPr>
           <w:tab/>
         </w:r>
@@ -789,7 +816,7 @@
             <w:noProof/>
             <w:webHidden/>
           </w:rPr>
-          <w:instrText xml:space="preserve"> PAGEREF _Toc226478076 \h </w:instrText>
+          <w:instrText xml:space="preserve"> PAGEREF _Toc226664512 \h </w:instrText>
         </w:r>
         <w:r>
           <w:rPr>
@@ -828,10 +855,13 @@
           <w:tab w:val="right" w:leader="dot" w:pos="9062"/>
         </w:tabs>
         <w:rPr>
+          <w:rFonts w:asciiTheme="minorHAnsi" w:eastAsiaTheme="minorEastAsia" w:hAnsiTheme="minorHAnsi"/>
           <w:noProof/>
-        </w:rPr>
-      </w:pPr>
-      <w:hyperlink w:anchor="_Toc226478077" w:history="1">
+          <w:sz w:val="22"/>
+          <w:lang w:eastAsia="tr-TR"/>
+        </w:rPr>
+      </w:pPr>
+      <w:hyperlink w:anchor="_Toc226664513" w:history="1">
         <w:r>
           <w:rPr>
             <w:rStyle w:val="Kpr"/>
@@ -841,7 +871,10 @@
         </w:r>
         <w:r>
           <w:rPr>
-            <w:noProof/>
+            <w:rFonts w:asciiTheme="minorHAnsi" w:eastAsiaTheme="minorEastAsia" w:hAnsiTheme="minorHAnsi"/>
+            <w:noProof/>
+            <w:sz w:val="22"/>
+            <w:lang w:eastAsia="tr-TR"/>
           </w:rPr>
           <w:tab/>
         </w:r>
@@ -871,7 +904,7 @@
             <w:noProof/>
             <w:webHidden/>
           </w:rPr>
-          <w:instrText xml:space="preserve"> PAGEREF _Toc226478077 \h </w:instrText>
+          <w:instrText xml:space="preserve"> PAGEREF _Toc226664513 \h </w:instrText>
         </w:r>
         <w:r>
           <w:rPr>
@@ -891,7 +924,7 @@
             <w:noProof/>
             <w:webHidden/>
           </w:rPr>
-          <w:t>5</w:t>
+          <w:t>6</w:t>
         </w:r>
         <w:r>
           <w:rPr>
@@ -910,10 +943,13 @@
           <w:tab w:val="right" w:leader="dot" w:pos="9062"/>
         </w:tabs>
         <w:rPr>
+          <w:rFonts w:asciiTheme="minorHAnsi" w:eastAsiaTheme="minorEastAsia" w:hAnsiTheme="minorHAnsi"/>
           <w:noProof/>
-        </w:rPr>
-      </w:pPr>
-      <w:hyperlink w:anchor="_Toc226478078" w:history="1">
+          <w:sz w:val="22"/>
+          <w:lang w:eastAsia="tr-TR"/>
+        </w:rPr>
+      </w:pPr>
+      <w:hyperlink w:anchor="_Toc226664514" w:history="1">
         <w:r>
           <w:rPr>
             <w:rStyle w:val="Kpr"/>
@@ -923,7 +959,10 @@
         </w:r>
         <w:r>
           <w:rPr>
-            <w:noProof/>
+            <w:rFonts w:asciiTheme="minorHAnsi" w:eastAsiaTheme="minorEastAsia" w:hAnsiTheme="minorHAnsi"/>
+            <w:noProof/>
+            <w:sz w:val="22"/>
+            <w:lang w:eastAsia="tr-TR"/>
           </w:rPr>
           <w:tab/>
         </w:r>
@@ -953,7 +992,7 @@
             <w:noProof/>
             <w:webHidden/>
           </w:rPr>
-          <w:instrText xml:space="preserve"> PAGEREF _Toc226478078 \h </w:instrText>
+          <w:instrText xml:space="preserve"> PAGEREF _Toc226664514 \h </w:instrText>
         </w:r>
         <w:r>
           <w:rPr>
@@ -973,7 +1012,7 @@
             <w:noProof/>
             <w:webHidden/>
           </w:rPr>
-          <w:t>6</w:t>
+          <w:t>7</w:t>
         </w:r>
         <w:r>
           <w:rPr>
@@ -992,10 +1031,13 @@
           <w:tab w:val="right" w:leader="dot" w:pos="9062"/>
         </w:tabs>
         <w:rPr>
+          <w:rFonts w:asciiTheme="minorHAnsi" w:eastAsiaTheme="minorEastAsia" w:hAnsiTheme="minorHAnsi"/>
           <w:noProof/>
-        </w:rPr>
-      </w:pPr>
-      <w:hyperlink w:anchor="_Toc226478079" w:history="1">
+          <w:sz w:val="22"/>
+          <w:lang w:eastAsia="tr-TR"/>
+        </w:rPr>
+      </w:pPr>
+      <w:hyperlink w:anchor="_Toc226664515" w:history="1">
         <w:r>
           <w:rPr>
             <w:rStyle w:val="Kpr"/>
@@ -1005,7 +1047,10 @@
         </w:r>
         <w:r>
           <w:rPr>
-            <w:noProof/>
+            <w:rFonts w:asciiTheme="minorHAnsi" w:eastAsiaTheme="minorEastAsia" w:hAnsiTheme="minorHAnsi"/>
+            <w:noProof/>
+            <w:sz w:val="22"/>
+            <w:lang w:eastAsia="tr-TR"/>
           </w:rPr>
           <w:tab/>
         </w:r>
@@ -1035,7 +1080,7 @@
             <w:noProof/>
             <w:webHidden/>
           </w:rPr>
-          <w:instrText xml:space="preserve"> PAGEREF _Toc226478079 \h </w:instrText>
+          <w:instrText xml:space="preserve"> PAGEREF _Toc226664515 \h </w:instrText>
         </w:r>
         <w:r>
           <w:rPr>
@@ -1055,7 +1100,7 @@
             <w:noProof/>
             <w:webHidden/>
           </w:rPr>
-          <w:t>7</w:t>
+          <w:t>8</w:t>
         </w:r>
         <w:r>
           <w:rPr>
@@ -1074,10 +1119,13 @@
           <w:tab w:val="right" w:leader="dot" w:pos="9062"/>
         </w:tabs>
         <w:rPr>
+          <w:rFonts w:asciiTheme="minorHAnsi" w:eastAsiaTheme="minorEastAsia" w:hAnsiTheme="minorHAnsi"/>
           <w:noProof/>
-        </w:rPr>
-      </w:pPr>
-      <w:hyperlink w:anchor="_Toc226478080" w:history="1">
+          <w:sz w:val="22"/>
+          <w:lang w:eastAsia="tr-TR"/>
+        </w:rPr>
+      </w:pPr>
+      <w:hyperlink w:anchor="_Toc226664516" w:history="1">
         <w:r>
           <w:rPr>
             <w:rStyle w:val="Kpr"/>
@@ -1087,7 +1135,10 @@
         </w:r>
         <w:r>
           <w:rPr>
-            <w:noProof/>
+            <w:rFonts w:asciiTheme="minorHAnsi" w:eastAsiaTheme="minorEastAsia" w:hAnsiTheme="minorHAnsi"/>
+            <w:noProof/>
+            <w:sz w:val="22"/>
+            <w:lang w:eastAsia="tr-TR"/>
           </w:rPr>
           <w:tab/>
         </w:r>
@@ -1117,7 +1168,7 @@
             <w:noProof/>
             <w:webHidden/>
           </w:rPr>
-          <w:instrText xml:space="preserve"> PAGEREF _Toc226478080 \h </w:instrText>
+          <w:instrText xml:space="preserve"> PAGEREF _Toc226664516 \h </w:instrText>
         </w:r>
         <w:r>
           <w:rPr>
@@ -1137,7 +1188,7 @@
             <w:noProof/>
             <w:webHidden/>
           </w:rPr>
-          <w:t>8</w:t>
+          <w:t>9</w:t>
         </w:r>
         <w:r>
           <w:rPr>
@@ -1156,10 +1207,13 @@
           <w:tab w:val="right" w:leader="dot" w:pos="9062"/>
         </w:tabs>
         <w:rPr>
+          <w:rFonts w:asciiTheme="minorHAnsi" w:eastAsiaTheme="minorEastAsia" w:hAnsiTheme="minorHAnsi"/>
           <w:noProof/>
-        </w:rPr>
-      </w:pPr>
-      <w:hyperlink w:anchor="_Toc226478081" w:history="1">
+          <w:sz w:val="22"/>
+          <w:lang w:eastAsia="tr-TR"/>
+        </w:rPr>
+      </w:pPr>
+      <w:hyperlink w:anchor="_Toc226664517" w:history="1">
         <w:r>
           <w:rPr>
             <w:rStyle w:val="Kpr"/>
@@ -1169,7 +1223,10 @@
         </w:r>
         <w:r>
           <w:rPr>
-            <w:noProof/>
+            <w:rFonts w:asciiTheme="minorHAnsi" w:eastAsiaTheme="minorEastAsia" w:hAnsiTheme="minorHAnsi"/>
+            <w:noProof/>
+            <w:sz w:val="22"/>
+            <w:lang w:eastAsia="tr-TR"/>
           </w:rPr>
           <w:tab/>
         </w:r>
@@ -1199,7 +1256,7 @@
             <w:noProof/>
             <w:webHidden/>
           </w:rPr>
-          <w:instrText xml:space="preserve"> PAGEREF _Toc226478081 \h </w:instrText>
+          <w:instrText xml:space="preserve"> PAGEREF _Toc226664517 \h </w:instrText>
         </w:r>
         <w:r>
           <w:rPr>
@@ -1219,7 +1276,7 @@
             <w:noProof/>
             <w:webHidden/>
           </w:rPr>
-          <w:t>10</w:t>
+          <w:t>11</w:t>
         </w:r>
         <w:r>
           <w:rPr>
@@ -1238,10 +1295,13 @@
           <w:tab w:val="right" w:leader="dot" w:pos="9062"/>
         </w:tabs>
         <w:rPr>
+          <w:rFonts w:asciiTheme="minorHAnsi" w:eastAsiaTheme="minorEastAsia" w:hAnsiTheme="minorHAnsi"/>
           <w:noProof/>
-        </w:rPr>
-      </w:pPr>
-      <w:hyperlink w:anchor="_Toc226478082" w:history="1">
+          <w:sz w:val="22"/>
+          <w:lang w:eastAsia="tr-TR"/>
+        </w:rPr>
+      </w:pPr>
+      <w:hyperlink w:anchor="_Toc226664518" w:history="1">
         <w:r>
           <w:rPr>
             <w:rStyle w:val="Kpr"/>
@@ -1251,7 +1311,10 @@
         </w:r>
         <w:r>
           <w:rPr>
-            <w:noProof/>
+            <w:rFonts w:asciiTheme="minorHAnsi" w:eastAsiaTheme="minorEastAsia" w:hAnsiTheme="minorHAnsi"/>
+            <w:noProof/>
+            <w:sz w:val="22"/>
+            <w:lang w:eastAsia="tr-TR"/>
           </w:rPr>
           <w:tab/>
         </w:r>
@@ -1281,7 +1344,7 @@
             <w:noProof/>
             <w:webHidden/>
           </w:rPr>
-          <w:instrText xml:space="preserve"> PAGEREF _Toc226478082 \h </w:instrText>
+          <w:instrText xml:space="preserve"> PAGEREF _Toc226664518 \h </w:instrText>
         </w:r>
         <w:r>
           <w:rPr>
@@ -1301,7 +1364,7 @@
             <w:noProof/>
             <w:webHidden/>
           </w:rPr>
-          <w:t>13</w:t>
+          <w:t>14</w:t>
         </w:r>
         <w:r>
           <w:rPr>
@@ -1320,10 +1383,13 @@
           <w:tab w:val="right" w:leader="dot" w:pos="9062"/>
         </w:tabs>
         <w:rPr>
+          <w:rFonts w:asciiTheme="minorHAnsi" w:eastAsiaTheme="minorEastAsia" w:hAnsiTheme="minorHAnsi"/>
           <w:noProof/>
-        </w:rPr>
-      </w:pPr>
-      <w:hyperlink w:anchor="_Toc226478083" w:history="1">
+          <w:sz w:val="22"/>
+          <w:lang w:eastAsia="tr-TR"/>
+        </w:rPr>
+      </w:pPr>
+      <w:hyperlink w:anchor="_Toc226664519" w:history="1">
         <w:r>
           <w:rPr>
             <w:rStyle w:val="Kpr"/>
@@ -1333,7 +1399,10 @@
         </w:r>
         <w:r>
           <w:rPr>
-            <w:noProof/>
+            <w:rFonts w:asciiTheme="minorHAnsi" w:eastAsiaTheme="minorEastAsia" w:hAnsiTheme="minorHAnsi"/>
+            <w:noProof/>
+            <w:sz w:val="22"/>
+            <w:lang w:eastAsia="tr-TR"/>
           </w:rPr>
           <w:tab/>
         </w:r>
@@ -1363,7 +1432,7 @@
             <w:noProof/>
             <w:webHidden/>
           </w:rPr>
-          <w:instrText xml:space="preserve"> PAGEREF _Toc226478083 \h </w:instrText>
+          <w:instrText xml:space="preserve"> PAGEREF _Toc226664519 \h </w:instrText>
         </w:r>
         <w:r>
           <w:rPr>
@@ -1383,7 +1452,7 @@
             <w:noProof/>
             <w:webHidden/>
           </w:rPr>
-          <w:t>14</w:t>
+          <w:t>15</w:t>
         </w:r>
         <w:r>
           <w:rPr>
@@ -1402,10 +1471,13 @@
           <w:tab w:val="right" w:leader="dot" w:pos="9062"/>
         </w:tabs>
         <w:rPr>
+          <w:rFonts w:asciiTheme="minorHAnsi" w:eastAsiaTheme="minorEastAsia" w:hAnsiTheme="minorHAnsi"/>
           <w:noProof/>
-        </w:rPr>
-      </w:pPr>
-      <w:hyperlink w:anchor="_Toc226478084" w:history="1">
+          <w:sz w:val="22"/>
+          <w:lang w:eastAsia="tr-TR"/>
+        </w:rPr>
+      </w:pPr>
+      <w:hyperlink w:anchor="_Toc226664520" w:history="1">
         <w:r>
           <w:rPr>
             <w:rStyle w:val="Kpr"/>
@@ -1415,7 +1487,10 @@
         </w:r>
         <w:r>
           <w:rPr>
-            <w:noProof/>
+            <w:rFonts w:asciiTheme="minorHAnsi" w:eastAsiaTheme="minorEastAsia" w:hAnsiTheme="minorHAnsi"/>
+            <w:noProof/>
+            <w:sz w:val="22"/>
+            <w:lang w:eastAsia="tr-TR"/>
           </w:rPr>
           <w:tab/>
         </w:r>
@@ -1445,7 +1520,7 @@
             <w:noProof/>
             <w:webHidden/>
           </w:rPr>
-          <w:instrText xml:space="preserve"> PAGEREF _Toc226478084 \h </w:instrText>
+          <w:instrText xml:space="preserve"> PAGEREF _Toc226664520 \h </w:instrText>
         </w:r>
         <w:r>
           <w:rPr>
@@ -1484,10 +1559,13 @@
           <w:tab w:val="right" w:leader="dot" w:pos="9062"/>
         </w:tabs>
         <w:rPr>
+          <w:rFonts w:asciiTheme="minorHAnsi" w:eastAsiaTheme="minorEastAsia" w:hAnsiTheme="minorHAnsi"/>
           <w:noProof/>
-        </w:rPr>
-      </w:pPr>
-      <w:hyperlink w:anchor="_Toc226478085" w:history="1">
+          <w:sz w:val="22"/>
+          <w:lang w:eastAsia="tr-TR"/>
+        </w:rPr>
+      </w:pPr>
+      <w:hyperlink w:anchor="_Toc226664521" w:history="1">
         <w:r>
           <w:rPr>
             <w:rStyle w:val="Kpr"/>
@@ -1497,7 +1575,10 @@
         </w:r>
         <w:r>
           <w:rPr>
-            <w:noProof/>
+            <w:rFonts w:asciiTheme="minorHAnsi" w:eastAsiaTheme="minorEastAsia" w:hAnsiTheme="minorHAnsi"/>
+            <w:noProof/>
+            <w:sz w:val="22"/>
+            <w:lang w:eastAsia="tr-TR"/>
           </w:rPr>
           <w:tab/>
         </w:r>
@@ -1527,7 +1608,7 @@
             <w:noProof/>
             <w:webHidden/>
           </w:rPr>
-          <w:instrText xml:space="preserve"> PAGEREF _Toc226478085 \h </w:instrText>
+          <w:instrText xml:space="preserve"> PAGEREF _Toc226664521 \h </w:instrText>
         </w:r>
         <w:r>
           <w:rPr>
@@ -1566,10 +1647,13 @@
           <w:tab w:val="right" w:leader="dot" w:pos="9062"/>
         </w:tabs>
         <w:rPr>
+          <w:rFonts w:asciiTheme="minorHAnsi" w:eastAsiaTheme="minorEastAsia" w:hAnsiTheme="minorHAnsi"/>
           <w:noProof/>
-        </w:rPr>
-      </w:pPr>
-      <w:hyperlink w:anchor="_Toc226478086" w:history="1">
+          <w:sz w:val="22"/>
+          <w:lang w:eastAsia="tr-TR"/>
+        </w:rPr>
+      </w:pPr>
+      <w:hyperlink w:anchor="_Toc226664522" w:history="1">
         <w:r>
           <w:rPr>
             <w:rStyle w:val="Kpr"/>
@@ -1579,7 +1663,10 @@
         </w:r>
         <w:r>
           <w:rPr>
-            <w:noProof/>
+            <w:rFonts w:asciiTheme="minorHAnsi" w:eastAsiaTheme="minorEastAsia" w:hAnsiTheme="minorHAnsi"/>
+            <w:noProof/>
+            <w:sz w:val="22"/>
+            <w:lang w:eastAsia="tr-TR"/>
           </w:rPr>
           <w:tab/>
         </w:r>
@@ -1609,7 +1696,7 @@
             <w:noProof/>
             <w:webHidden/>
           </w:rPr>
-          <w:instrText xml:space="preserve"> PAGEREF _Toc226478086 \h </w:instrText>
+          <w:instrText xml:space="preserve"> PAGEREF _Toc226664522 \h </w:instrText>
         </w:r>
         <w:r>
           <w:rPr>
@@ -1648,10 +1735,13 @@
           <w:tab w:val="right" w:leader="dot" w:pos="9062"/>
         </w:tabs>
         <w:rPr>
+          <w:rFonts w:asciiTheme="minorHAnsi" w:eastAsiaTheme="minorEastAsia" w:hAnsiTheme="minorHAnsi"/>
           <w:noProof/>
-        </w:rPr>
-      </w:pPr>
-      <w:hyperlink w:anchor="_Toc226478087" w:history="1">
+          <w:sz w:val="22"/>
+          <w:lang w:eastAsia="tr-TR"/>
+        </w:rPr>
+      </w:pPr>
+      <w:hyperlink w:anchor="_Toc226664523" w:history="1">
         <w:r>
           <w:rPr>
             <w:rStyle w:val="Kpr"/>
@@ -1661,7 +1751,10 @@
         </w:r>
         <w:r>
           <w:rPr>
-            <w:noProof/>
+            <w:rFonts w:asciiTheme="minorHAnsi" w:eastAsiaTheme="minorEastAsia" w:hAnsiTheme="minorHAnsi"/>
+            <w:noProof/>
+            <w:sz w:val="22"/>
+            <w:lang w:eastAsia="tr-TR"/>
           </w:rPr>
           <w:tab/>
         </w:r>
@@ -1691,7 +1784,7 @@
             <w:noProof/>
             <w:webHidden/>
           </w:rPr>
-          <w:instrText xml:space="preserve"> PAGEREF _Toc226478087 \h </w:instrText>
+          <w:instrText xml:space="preserve"> PAGEREF _Toc226664523 \h </w:instrText>
         </w:r>
         <w:r>
           <w:rPr>
@@ -1730,10 +1823,13 @@
           <w:tab w:val="right" w:leader="dot" w:pos="9062"/>
         </w:tabs>
         <w:rPr>
+          <w:rFonts w:asciiTheme="minorHAnsi" w:eastAsiaTheme="minorEastAsia" w:hAnsiTheme="minorHAnsi"/>
           <w:noProof/>
-        </w:rPr>
-      </w:pPr>
-      <w:hyperlink w:anchor="_Toc226478088" w:history="1">
+          <w:sz w:val="22"/>
+          <w:lang w:eastAsia="tr-TR"/>
+        </w:rPr>
+      </w:pPr>
+      <w:hyperlink w:anchor="_Toc226664524" w:history="1">
         <w:r>
           <w:rPr>
             <w:rStyle w:val="Kpr"/>
@@ -1744,7 +1840,10 @@
         </w:r>
         <w:r>
           <w:rPr>
-            <w:noProof/>
+            <w:rFonts w:asciiTheme="minorHAnsi" w:eastAsiaTheme="minorEastAsia" w:hAnsiTheme="minorHAnsi"/>
+            <w:noProof/>
+            <w:sz w:val="22"/>
+            <w:lang w:eastAsia="tr-TR"/>
           </w:rPr>
           <w:tab/>
         </w:r>
@@ -1775,7 +1874,7 @@
             <w:noProof/>
             <w:webHidden/>
           </w:rPr>
-          <w:instrText xml:space="preserve"> PAGEREF _Toc226478088 \h </w:instrText>
+          <w:instrText xml:space="preserve"> PAGEREF _Toc226664524 \h </w:instrText>
         </w:r>
         <w:r>
           <w:rPr>
@@ -1814,10 +1913,13 @@
           <w:tab w:val="right" w:leader="dot" w:pos="9062"/>
         </w:tabs>
         <w:rPr>
+          <w:rFonts w:asciiTheme="minorHAnsi" w:eastAsiaTheme="minorEastAsia" w:hAnsiTheme="minorHAnsi"/>
           <w:noProof/>
-        </w:rPr>
-      </w:pPr>
-      <w:hyperlink w:anchor="_Toc226478089" w:history="1">
+          <w:sz w:val="22"/>
+          <w:lang w:eastAsia="tr-TR"/>
+        </w:rPr>
+      </w:pPr>
+      <w:hyperlink w:anchor="_Toc226664525" w:history="1">
         <w:r>
           <w:rPr>
             <w:rStyle w:val="Kpr"/>
@@ -1829,7 +1931,10 @@
         </w:r>
         <w:r>
           <w:rPr>
-            <w:noProof/>
+            <w:rFonts w:asciiTheme="minorHAnsi" w:eastAsiaTheme="minorEastAsia" w:hAnsiTheme="minorHAnsi"/>
+            <w:noProof/>
+            <w:sz w:val="22"/>
+            <w:lang w:eastAsia="tr-TR"/>
           </w:rPr>
           <w:tab/>
         </w:r>
@@ -1861,7 +1966,7 @@
             <w:noProof/>
             <w:webHidden/>
           </w:rPr>
-          <w:instrText xml:space="preserve"> PAGEREF _Toc226478089 \h </w:instrText>
+          <w:instrText xml:space="preserve"> PAGEREF _Toc226664525 \h </w:instrText>
         </w:r>
         <w:r>
           <w:rPr>
@@ -1900,10 +2005,13 @@
           <w:tab w:val="right" w:leader="dot" w:pos="9062"/>
         </w:tabs>
         <w:rPr>
+          <w:rFonts w:asciiTheme="minorHAnsi" w:eastAsiaTheme="minorEastAsia" w:hAnsiTheme="minorHAnsi"/>
           <w:noProof/>
-        </w:rPr>
-      </w:pPr>
-      <w:hyperlink w:anchor="_Toc226478090" w:history="1">
+          <w:sz w:val="22"/>
+          <w:lang w:eastAsia="tr-TR"/>
+        </w:rPr>
+      </w:pPr>
+      <w:hyperlink w:anchor="_Toc226664526" w:history="1">
         <w:r>
           <w:rPr>
             <w:rStyle w:val="Kpr"/>
@@ -1913,7 +2021,10 @@
         </w:r>
         <w:r>
           <w:rPr>
-            <w:noProof/>
+            <w:rFonts w:asciiTheme="minorHAnsi" w:eastAsiaTheme="minorEastAsia" w:hAnsiTheme="minorHAnsi"/>
+            <w:noProof/>
+            <w:sz w:val="22"/>
+            <w:lang w:eastAsia="tr-TR"/>
           </w:rPr>
           <w:tab/>
         </w:r>
@@ -1922,6 +2033,94 @@
             <w:rStyle w:val="Kpr"/>
             <w:noProof/>
           </w:rPr>
+          <w:t>Point-in-Time Restore</w:t>
+        </w:r>
+        <w:r>
+          <w:rPr>
+            <w:noProof/>
+            <w:webHidden/>
+          </w:rPr>
+          <w:tab/>
+        </w:r>
+        <w:r>
+          <w:rPr>
+            <w:noProof/>
+            <w:webHidden/>
+          </w:rPr>
+          <w:fldChar w:fldCharType="begin"/>
+        </w:r>
+        <w:r>
+          <w:rPr>
+            <w:noProof/>
+            <w:webHidden/>
+          </w:rPr>
+          <w:instrText xml:space="preserve"> PAGEREF _Toc226664526 \h </w:instrText>
+        </w:r>
+        <w:r>
+          <w:rPr>
+            <w:noProof/>
+            <w:webHidden/>
+          </w:rPr>
+        </w:r>
+        <w:r>
+          <w:rPr>
+            <w:noProof/>
+            <w:webHidden/>
+          </w:rPr>
+          <w:fldChar w:fldCharType="separate"/>
+        </w:r>
+        <w:r>
+          <w:rPr>
+            <w:noProof/>
+            <w:webHidden/>
+          </w:rPr>
+          <w:t>19</w:t>
+        </w:r>
+        <w:r>
+          <w:rPr>
+            <w:noProof/>
+            <w:webHidden/>
+          </w:rPr>
+          <w:fldChar w:fldCharType="end"/>
+        </w:r>
+      </w:hyperlink>
+    </w:p>
+    <w:p>
+      <w:pPr>
+        <w:pStyle w:val="T1"/>
+        <w:tabs>
+          <w:tab w:val="left" w:pos="660"/>
+          <w:tab w:val="right" w:leader="dot" w:pos="9062"/>
+        </w:tabs>
+        <w:rPr>
+          <w:rFonts w:asciiTheme="minorHAnsi" w:eastAsiaTheme="minorEastAsia" w:hAnsiTheme="minorHAnsi"/>
+          <w:noProof/>
+          <w:sz w:val="22"/>
+          <w:lang w:eastAsia="tr-TR"/>
+        </w:rPr>
+      </w:pPr>
+      <w:hyperlink w:anchor="_Toc226664527" w:history="1">
+        <w:r>
+          <w:rPr>
+            <w:rStyle w:val="Kpr"/>
+            <w:noProof/>
+          </w:rPr>
+          <w:t>10.</w:t>
+        </w:r>
+        <w:r>
+          <w:rPr>
+            <w:rFonts w:asciiTheme="minorHAnsi" w:eastAsiaTheme="minorEastAsia" w:hAnsiTheme="minorHAnsi"/>
+            <w:noProof/>
+            <w:sz w:val="22"/>
+            <w:lang w:eastAsia="tr-TR"/>
+          </w:rPr>
+          <w:tab/>
+        </w:r>
+        <w:r>
+          <w:rPr>
+            <w:rStyle w:val="Kpr"/>
+            <w:noProof/>
+          </w:rPr>
           <w:t>Sonuç</w:t>
         </w:r>
         <w:r>
@@ -1943,7 +2142,7 @@
             <w:noProof/>
             <w:webHidden/>
           </w:rPr>
-          <w:instrText xml:space="preserve"> PAGEREF _Toc226478090 \h </w:instrText>
+          <w:instrText xml:space="preserve"> PAGEREF _Toc226664527 \h </w:instrText>
         </w:r>
         <w:r>
           <w:rPr>
@@ -1963,7 +2162,7 @@
             <w:noProof/>
             <w:webHidden/>
           </w:rPr>
-          <w:t>19</w:t>
+          <w:t>23</w:t>
         </w:r>
         <w:r>
           <w:rPr>
@@ -2018,26 +2217,23 @@
           <w:rFonts w:ascii="Aptos" w:hAnsi="Aptos"/>
         </w:rPr>
       </w:pPr>
-      <w:bookmarkStart w:id="1" w:name="_GoBack"/>
+    </w:p>
+    <w:p>
+      <w:pPr>
+        <w:rPr>
+          <w:rFonts w:ascii="Aptos" w:hAnsi="Aptos"/>
+        </w:rPr>
+      </w:pPr>
+    </w:p>
+    <w:p>
+      <w:pPr>
+        <w:pStyle w:val="Balk1"/>
+      </w:pPr>
+      <w:bookmarkStart w:id="1" w:name="_Toc226664509"/>
+      <w:r>
+        <w:t>GİRİŞ</w:t>
+      </w:r>
       <w:bookmarkEnd w:id="1"/>
-    </w:p>
-    <w:p>
-      <w:pPr>
-        <w:rPr>
-          <w:rFonts w:ascii="Aptos" w:hAnsi="Aptos"/>
-        </w:rPr>
-      </w:pPr>
-    </w:p>
-    <w:p>
-      <w:pPr>
-        <w:pStyle w:val="Balk1"/>
-      </w:pPr>
-      <w:bookmarkStart w:id="2" w:name="_Toc226478073"/>
-      <w:r>
-        <w:lastRenderedPageBreak/>
-        <w:t>GİRİŞ</w:t>
-      </w:r>
-      <w:bookmarkEnd w:id="2"/>
     </w:p>
     <w:p>
       <w:pPr>
@@ -2155,11 +2351,11 @@
       <w:pPr>
         <w:pStyle w:val="Balk2"/>
       </w:pPr>
-      <w:bookmarkStart w:id="3" w:name="_Toc226478074"/>
+      <w:bookmarkStart w:id="2" w:name="_Toc226664510"/>
       <w:r>
         <w:t>Amaç ve Planlama</w:t>
       </w:r>
-      <w:bookmarkEnd w:id="3"/>
+      <w:bookmarkEnd w:id="2"/>
     </w:p>
     <w:p/>
     <w:p>
@@ -2283,6 +2479,30 @@
     <w:p>
       <w:r>
         <w:t>6. Geri Yüklemeye çalışmak</w:t>
+      </w:r>
+    </w:p>
+    <w:p>
+      <w:r>
+        <w:t xml:space="preserve">7. </w:t>
+      </w:r>
+      <w:r>
+        <w:t xml:space="preserve">Point-in-Time Restore =&gt; </w:t>
+      </w:r>
+      <w:proofErr w:type="spellStart"/>
+      <w:r>
+        <w:t>Transaction</w:t>
+      </w:r>
+      <w:proofErr w:type="spellEnd"/>
+      <w:r>
+        <w:t xml:space="preserve"> </w:t>
+      </w:r>
+      <w:proofErr w:type="spellStart"/>
+      <w:r>
+        <w:t>Log</w:t>
+      </w:r>
+      <w:proofErr w:type="spellEnd"/>
+      <w:r>
+        <w:t xml:space="preserve"> kullanarak belirli bir ana geri dönmek</w:t>
       </w:r>
     </w:p>
     <w:p/>
@@ -2290,13 +2510,15 @@
     <w:p/>
     <w:p/>
     <w:p/>
-    <w:p/>
-    <w:p/>
+    <w:p>
+      <w:bookmarkStart w:id="3" w:name="_GoBack"/>
+      <w:bookmarkEnd w:id="3"/>
+    </w:p>
     <w:p>
       <w:pPr>
         <w:pStyle w:val="Balk2"/>
       </w:pPr>
-      <w:bookmarkStart w:id="4" w:name="_Toc226478075"/>
+      <w:bookmarkStart w:id="4" w:name="_Toc226664511"/>
       <w:r>
         <w:lastRenderedPageBreak/>
         <w:t>Kullanılan Ortam</w:t>
@@ -2386,7 +2608,7 @@
       <w:pPr>
         <w:pStyle w:val="Balk2"/>
       </w:pPr>
-      <w:bookmarkStart w:id="5" w:name="_Toc226478076"/>
+      <w:bookmarkStart w:id="5" w:name="_Toc226664512"/>
       <w:r>
         <w:t>Veri Tabanı Kurulumu</w:t>
       </w:r>
@@ -2857,7 +3079,7 @@
       <w:pPr>
         <w:pStyle w:val="Balk1"/>
       </w:pPr>
-      <w:bookmarkStart w:id="6" w:name="_Toc226478077"/>
+      <w:bookmarkStart w:id="6" w:name="_Toc226664513"/>
       <w:r>
         <w:lastRenderedPageBreak/>
         <w:t xml:space="preserve">Tam Yedekleme (Full </w:t>
@@ -3571,7 +3793,7 @@
       <w:pPr>
         <w:pStyle w:val="Balk1"/>
       </w:pPr>
-      <w:bookmarkStart w:id="7" w:name="_Toc226478078"/>
+      <w:bookmarkStart w:id="7" w:name="_Toc226664514"/>
       <w:r>
         <w:lastRenderedPageBreak/>
         <w:t>Fark Yedekleme (</w:t>
@@ -4204,7 +4426,7 @@
       <w:pPr>
         <w:pStyle w:val="Balk1"/>
       </w:pPr>
-      <w:bookmarkStart w:id="8" w:name="_Toc226478079"/>
+      <w:bookmarkStart w:id="8" w:name="_Toc226664515"/>
       <w:proofErr w:type="spellStart"/>
       <w:r>
         <w:lastRenderedPageBreak/>
@@ -5056,7 +5278,7 @@
       <w:pPr>
         <w:pStyle w:val="Balk1"/>
       </w:pPr>
-      <w:bookmarkStart w:id="9" w:name="_Toc226478080"/>
+      <w:bookmarkStart w:id="9" w:name="_Toc226664516"/>
       <w:r>
         <w:lastRenderedPageBreak/>
         <w:t>Otomatik Yedekleme Zamanlaması (SQL Server Agent)</w:t>
@@ -6863,7 +7085,7 @@
       <w:pPr>
         <w:pStyle w:val="Balk1"/>
       </w:pPr>
-      <w:bookmarkStart w:id="10" w:name="_Toc226478081"/>
+      <w:bookmarkStart w:id="10" w:name="_Toc226664517"/>
       <w:r>
         <w:lastRenderedPageBreak/>
         <w:t>Felaket Senaryosu ve Geri Yükleme</w:t>
@@ -9670,7 +9892,7 @@
           <w:color w:val="BBBBBB"/>
         </w:rPr>
       </w:pPr>
-      <w:bookmarkStart w:id="11" w:name="_Toc226478082"/>
+      <w:bookmarkStart w:id="11" w:name="_Toc226664518"/>
       <w:r>
         <w:lastRenderedPageBreak/>
         <w:t>Yedek Doğrulama (RESTORE VERIFYONLY)</w:t>
@@ -10126,7 +10348,7 @@
       <w:pPr>
         <w:pStyle w:val="Balk1"/>
       </w:pPr>
-      <w:bookmarkStart w:id="12" w:name="_Toc226478083"/>
+      <w:bookmarkStart w:id="12" w:name="_Toc226664519"/>
       <w:r>
         <w:rPr>
           <w:rStyle w:val="Balk1Char"/>
@@ -10170,7 +10392,7 @@
       <w:pPr>
         <w:pStyle w:val="Balk2"/>
       </w:pPr>
-      <w:bookmarkStart w:id="13" w:name="_Toc226478084"/>
+      <w:bookmarkStart w:id="13" w:name="_Toc226664520"/>
       <w:r>
         <w:t xml:space="preserve">Yedekleme </w:t>
       </w:r>
@@ -10259,24 +10481,16 @@
         <w:jc w:val="center"/>
       </w:pPr>
     </w:p>
-    <w:p>
-      <w:pPr>
-        <w:jc w:val="center"/>
-      </w:pPr>
-    </w:p>
-    <w:p>
-      <w:pPr>
-        <w:jc w:val="center"/>
-      </w:pPr>
-    </w:p>
+    <w:p/>
     <w:p>
       <w:pPr>
         <w:pStyle w:val="Balk2"/>
       </w:pPr>
       <w:r>
-        <w:t xml:space="preserve"> </w:t>
-      </w:r>
-      <w:bookmarkStart w:id="14" w:name="_Toc226478085"/>
+        <w:lastRenderedPageBreak/>
+        <w:t xml:space="preserve"> </w:t>
+      </w:r>
+      <w:bookmarkStart w:id="14" w:name="_Toc226664521"/>
       <w:proofErr w:type="spellStart"/>
       <w:r>
         <w:t>Job</w:t>
@@ -10409,7 +10623,7 @@
       <w:pPr>
         <w:pStyle w:val="Balk2"/>
       </w:pPr>
-      <w:bookmarkStart w:id="15" w:name="_Toc226478086"/>
+      <w:bookmarkStart w:id="15" w:name="_Toc226664522"/>
       <w:proofErr w:type="spellStart"/>
       <w:r>
         <w:rPr>
@@ -10485,7 +10699,7 @@
       <w:pPr>
         <w:pStyle w:val="Balk2"/>
       </w:pPr>
-      <w:bookmarkStart w:id="16" w:name="_Toc226478087"/>
+      <w:bookmarkStart w:id="16" w:name="_Toc226664523"/>
       <w:proofErr w:type="spellStart"/>
       <w:r>
         <w:t>Job</w:t>
@@ -10584,7 +10798,7 @@
           <w:lang w:eastAsia="tr-TR"/>
         </w:rPr>
       </w:pPr>
-      <w:bookmarkStart w:id="17" w:name="_Toc226478088"/>
+      <w:bookmarkStart w:id="17" w:name="_Toc226664524"/>
       <w:r>
         <w:rPr>
           <w:noProof/>
@@ -10673,7 +10887,7 @@
           <w:lang w:eastAsia="tr-TR"/>
         </w:rPr>
       </w:pPr>
-      <w:bookmarkStart w:id="18" w:name="_Toc226478089"/>
+      <w:bookmarkStart w:id="18" w:name="_Toc226664525"/>
       <w:r>
         <w:rPr>
           <w:rFonts w:eastAsia="Times New Roman"/>
@@ -12025,8 +12239,22 @@
         <w:rPr>
           <w:lang w:eastAsia="tr-TR"/>
         </w:rPr>
-        <w:t xml:space="preserve"> (7952 KB). Boyutlar arasındaki fark üç yedekleme türünün mantığını açıkça ortaya koymaktadır.</w:t>
-      </w:r>
+        <w:t xml:space="preserve"> (7952 KB). Boyutlar arasındaki fark üç yedekleme türünün mant</w:t>
+      </w:r>
+      <w:r>
+        <w:rPr>
+          <w:lang w:eastAsia="tr-TR"/>
+        </w:rPr>
+        <w:t xml:space="preserve">ığını açıkça ortaya </w:t>
+      </w:r>
+      <w:proofErr w:type="spellStart"/>
+      <w:r>
+        <w:rPr>
+          <w:lang w:eastAsia="tr-TR"/>
+        </w:rPr>
+        <w:t>koymakt</w:t>
+      </w:r>
+      <w:proofErr w:type="spellEnd"/>
     </w:p>
     <w:p>
       <w:pPr>
@@ -12037,16 +12265,522 @@
       <w:pPr>
         <w:jc w:val="center"/>
       </w:pPr>
-      <w:r>
-        <w:rPr>
-          <w:noProof/>
-          <w:lang w:eastAsia="tr-TR"/>
-        </w:rPr>
+    </w:p>
+    <w:p>
+      <w:pPr>
+        <w:jc w:val="center"/>
+      </w:pPr>
+    </w:p>
+    <w:p>
+      <w:pPr>
+        <w:jc w:val="center"/>
+      </w:pPr>
+    </w:p>
+    <w:p>
+      <w:pPr>
+        <w:jc w:val="center"/>
+      </w:pPr>
+    </w:p>
+    <w:p>
+      <w:pPr>
+        <w:jc w:val="center"/>
+      </w:pPr>
+    </w:p>
+    <w:p>
+      <w:pPr>
+        <w:jc w:val="center"/>
+      </w:pPr>
+    </w:p>
+    <w:p>
+      <w:pPr>
+        <w:jc w:val="center"/>
+      </w:pPr>
+    </w:p>
+    <w:p>
+      <w:pPr>
+        <w:jc w:val="center"/>
+      </w:pPr>
+    </w:p>
+    <w:p/>
+    <w:p>
+      <w:pPr>
+        <w:jc w:val="center"/>
+      </w:pPr>
+    </w:p>
+    <w:p>
+      <w:pPr>
+        <w:pStyle w:val="Balk1"/>
+      </w:pPr>
+      <w:bookmarkStart w:id="19" w:name="_Toc226664526"/>
+      <w:r>
+        <w:lastRenderedPageBreak/>
+        <w:t>Point-in-Time Restore</w:t>
+      </w:r>
+      <w:bookmarkEnd w:id="19"/>
+    </w:p>
+    <w:p>
+      <w:pPr>
+        <w:rPr>
+          <w:lang w:eastAsia="tr-TR"/>
+        </w:rPr>
+      </w:pPr>
+      <w:r>
+        <w:rPr>
+          <w:lang w:eastAsia="tr-TR"/>
+        </w:rPr>
+        <w:t xml:space="preserve">Point-in-Time Restore, bir veri tabanını belirli bir tarih ve saate geri döndürme yöntemidir. Yanlışlıkla silinen veya bozulan verilerin tam olarak hangi anda kaybolduğu biliniyorsa, o anı hedef alarak kurtarma yapılabilir. Bu yöntem yalnızca </w:t>
+      </w:r>
+      <w:proofErr w:type="spellStart"/>
+      <w:r>
+        <w:rPr>
+          <w:lang w:eastAsia="tr-TR"/>
+        </w:rPr>
+        <w:t>Recovery</w:t>
+      </w:r>
+      <w:proofErr w:type="spellEnd"/>
+      <w:r>
+        <w:rPr>
+          <w:lang w:eastAsia="tr-TR"/>
+        </w:rPr>
+        <w:t xml:space="preserve"> Model'i FULL olan veri tabanlarında ve </w:t>
+      </w:r>
+      <w:proofErr w:type="spellStart"/>
+      <w:r>
+        <w:rPr>
+          <w:lang w:eastAsia="tr-TR"/>
+        </w:rPr>
+        <w:t>Transaction</w:t>
+      </w:r>
+      <w:proofErr w:type="spellEnd"/>
+      <w:r>
+        <w:rPr>
+          <w:lang w:eastAsia="tr-TR"/>
+        </w:rPr>
+        <w:t xml:space="preserve"> </w:t>
+      </w:r>
+      <w:proofErr w:type="spellStart"/>
+      <w:r>
+        <w:rPr>
+          <w:lang w:eastAsia="tr-TR"/>
+        </w:rPr>
+        <w:t>Log</w:t>
+      </w:r>
+      <w:proofErr w:type="spellEnd"/>
+      <w:r>
+        <w:rPr>
+          <w:lang w:eastAsia="tr-TR"/>
+        </w:rPr>
+        <w:t xml:space="preserve"> yedekleri mevcut olduğunda kullanılabilir.</w:t>
+      </w:r>
+    </w:p>
+    <w:p>
+      <w:pPr>
+        <w:rPr>
+          <w:lang w:eastAsia="tr-TR"/>
+        </w:rPr>
+      </w:pPr>
+      <w:r>
+        <w:rPr>
+          <w:lang w:eastAsia="tr-TR"/>
+        </w:rPr>
+        <w:t>Adım 1 - Test verisi oluşturuldu:</w:t>
+      </w:r>
+    </w:p>
+    <w:p>
+      <w:pPr>
+        <w:shd w:val="clear" w:color="auto" w:fill="1C1E26"/>
+        <w:spacing w:after="0" w:line="285" w:lineRule="atLeast"/>
+        <w:rPr>
+          <w:rFonts w:ascii="Consolas" w:eastAsia="Times New Roman" w:hAnsi="Consolas" w:cs="Times New Roman"/>
+          <w:color w:val="BBBBBB"/>
+          <w:sz w:val="21"/>
+          <w:szCs w:val="21"/>
+          <w:lang w:eastAsia="tr-TR"/>
+        </w:rPr>
+      </w:pPr>
+      <w:r>
+        <w:rPr>
+          <w:rFonts w:ascii="Consolas" w:eastAsia="Times New Roman" w:hAnsi="Consolas" w:cs="Times New Roman"/>
+          <w:b/>
+          <w:bCs/>
+          <w:color w:val="B877DB"/>
+          <w:sz w:val="21"/>
+          <w:szCs w:val="21"/>
+          <w:lang w:eastAsia="tr-TR"/>
+        </w:rPr>
+        <w:t>USE</w:t>
+      </w:r>
+      <w:r>
+        <w:rPr>
+          <w:rFonts w:ascii="Consolas" w:eastAsia="Times New Roman" w:hAnsi="Consolas" w:cs="Times New Roman"/>
+          <w:color w:val="F09483"/>
+          <w:sz w:val="21"/>
+          <w:szCs w:val="21"/>
+          <w:lang w:eastAsia="tr-TR"/>
+        </w:rPr>
+        <w:t xml:space="preserve"> </w:t>
+      </w:r>
+      <w:proofErr w:type="spellStart"/>
+      <w:r>
+        <w:rPr>
+          <w:rFonts w:ascii="Consolas" w:eastAsia="Times New Roman" w:hAnsi="Consolas" w:cs="Times New Roman"/>
+          <w:color w:val="F09483"/>
+          <w:sz w:val="21"/>
+          <w:szCs w:val="21"/>
+          <w:lang w:eastAsia="tr-TR"/>
+        </w:rPr>
+        <w:t>Northwind</w:t>
+      </w:r>
+      <w:proofErr w:type="spellEnd"/>
+      <w:r>
+        <w:rPr>
+          <w:rFonts w:ascii="Consolas" w:eastAsia="Times New Roman" w:hAnsi="Consolas" w:cs="Times New Roman"/>
+          <w:color w:val="F09483"/>
+          <w:sz w:val="21"/>
+          <w:szCs w:val="21"/>
+          <w:lang w:eastAsia="tr-TR"/>
+        </w:rPr>
+        <w:t>;</w:t>
+      </w:r>
+    </w:p>
+    <w:p>
+      <w:pPr>
+        <w:shd w:val="clear" w:color="auto" w:fill="1C1E26"/>
+        <w:spacing w:after="0" w:line="285" w:lineRule="atLeast"/>
+        <w:rPr>
+          <w:rFonts w:ascii="Consolas" w:eastAsia="Times New Roman" w:hAnsi="Consolas" w:cs="Times New Roman"/>
+          <w:color w:val="BBBBBB"/>
+          <w:sz w:val="21"/>
+          <w:szCs w:val="21"/>
+          <w:lang w:eastAsia="tr-TR"/>
+        </w:rPr>
+      </w:pPr>
+      <w:r>
+        <w:rPr>
+          <w:rFonts w:ascii="Consolas" w:eastAsia="Times New Roman" w:hAnsi="Consolas" w:cs="Times New Roman"/>
+          <w:b/>
+          <w:bCs/>
+          <w:color w:val="B877DB"/>
+          <w:sz w:val="21"/>
+          <w:szCs w:val="21"/>
+          <w:lang w:eastAsia="tr-TR"/>
+        </w:rPr>
+        <w:t>CREATE</w:t>
+      </w:r>
+      <w:r>
+        <w:rPr>
+          <w:rFonts w:ascii="Consolas" w:eastAsia="Times New Roman" w:hAnsi="Consolas" w:cs="Times New Roman"/>
+          <w:color w:val="F09483"/>
+          <w:sz w:val="21"/>
+          <w:szCs w:val="21"/>
+          <w:lang w:eastAsia="tr-TR"/>
+        </w:rPr>
+        <w:t xml:space="preserve"> </w:t>
+      </w:r>
+      <w:r>
+        <w:rPr>
+          <w:rFonts w:ascii="Consolas" w:eastAsia="Times New Roman" w:hAnsi="Consolas" w:cs="Times New Roman"/>
+          <w:b/>
+          <w:bCs/>
+          <w:color w:val="B877DB"/>
+          <w:sz w:val="21"/>
+          <w:szCs w:val="21"/>
+          <w:lang w:eastAsia="tr-TR"/>
+        </w:rPr>
+        <w:t>TABLE</w:t>
+      </w:r>
+      <w:r>
+        <w:rPr>
+          <w:rFonts w:ascii="Consolas" w:eastAsia="Times New Roman" w:hAnsi="Consolas" w:cs="Times New Roman"/>
+          <w:color w:val="F09483"/>
+          <w:sz w:val="21"/>
+          <w:szCs w:val="21"/>
+          <w:lang w:eastAsia="tr-TR"/>
+        </w:rPr>
+        <w:t xml:space="preserve"> </w:t>
+      </w:r>
+      <w:proofErr w:type="spellStart"/>
+      <w:r>
+        <w:rPr>
+          <w:rFonts w:ascii="Consolas" w:eastAsia="Times New Roman" w:hAnsi="Consolas" w:cs="Times New Roman"/>
+          <w:color w:val="25B0BC"/>
+          <w:sz w:val="21"/>
+          <w:szCs w:val="21"/>
+          <w:lang w:eastAsia="tr-TR"/>
+        </w:rPr>
+        <w:t>PITRTest</w:t>
+      </w:r>
+      <w:proofErr w:type="spellEnd"/>
+      <w:r>
+        <w:rPr>
+          <w:rFonts w:ascii="Consolas" w:eastAsia="Times New Roman" w:hAnsi="Consolas" w:cs="Times New Roman"/>
+          <w:color w:val="F09483"/>
+          <w:sz w:val="21"/>
+          <w:szCs w:val="21"/>
+          <w:lang w:eastAsia="tr-TR"/>
+        </w:rPr>
+        <w:t xml:space="preserve"> (ID </w:t>
+      </w:r>
+      <w:r>
+        <w:rPr>
+          <w:rFonts w:ascii="Consolas" w:eastAsia="Times New Roman" w:hAnsi="Consolas" w:cs="Times New Roman"/>
+          <w:b/>
+          <w:bCs/>
+          <w:color w:val="B877DB"/>
+          <w:sz w:val="21"/>
+          <w:szCs w:val="21"/>
+          <w:lang w:eastAsia="tr-TR"/>
+        </w:rPr>
+        <w:t>INT</w:t>
+      </w:r>
+      <w:r>
+        <w:rPr>
+          <w:rFonts w:ascii="Consolas" w:eastAsia="Times New Roman" w:hAnsi="Consolas" w:cs="Times New Roman"/>
+          <w:color w:val="F09483"/>
+          <w:sz w:val="21"/>
+          <w:szCs w:val="21"/>
+          <w:lang w:eastAsia="tr-TR"/>
+        </w:rPr>
+        <w:t xml:space="preserve">, Mesaj </w:t>
+      </w:r>
+      <w:r>
+        <w:rPr>
+          <w:rFonts w:ascii="Consolas" w:eastAsia="Times New Roman" w:hAnsi="Consolas" w:cs="Times New Roman"/>
+          <w:b/>
+          <w:bCs/>
+          <w:color w:val="B877DB"/>
+          <w:sz w:val="21"/>
+          <w:szCs w:val="21"/>
+          <w:lang w:eastAsia="tr-TR"/>
+        </w:rPr>
+        <w:t>NVARCHAR</w:t>
+      </w:r>
+      <w:r>
+        <w:rPr>
+          <w:rFonts w:ascii="Consolas" w:eastAsia="Times New Roman" w:hAnsi="Consolas" w:cs="Times New Roman"/>
+          <w:color w:val="F09483"/>
+          <w:sz w:val="21"/>
+          <w:szCs w:val="21"/>
+          <w:lang w:eastAsia="tr-TR"/>
+        </w:rPr>
+        <w:t>(100));</w:t>
+      </w:r>
+    </w:p>
+    <w:p>
+      <w:pPr>
+        <w:shd w:val="clear" w:color="auto" w:fill="1C1E26"/>
+        <w:spacing w:after="0" w:line="285" w:lineRule="atLeast"/>
+        <w:rPr>
+          <w:rFonts w:ascii="Consolas" w:eastAsia="Times New Roman" w:hAnsi="Consolas" w:cs="Times New Roman"/>
+          <w:color w:val="BBBBBB"/>
+          <w:sz w:val="21"/>
+          <w:szCs w:val="21"/>
+          <w:lang w:eastAsia="tr-TR"/>
+        </w:rPr>
+      </w:pPr>
+      <w:r>
+        <w:rPr>
+          <w:rFonts w:ascii="Consolas" w:eastAsia="Times New Roman" w:hAnsi="Consolas" w:cs="Times New Roman"/>
+          <w:b/>
+          <w:bCs/>
+          <w:color w:val="B877DB"/>
+          <w:sz w:val="21"/>
+          <w:szCs w:val="21"/>
+          <w:lang w:eastAsia="tr-TR"/>
+        </w:rPr>
+        <w:t>INSERT INTO</w:t>
+      </w:r>
+      <w:r>
+        <w:rPr>
+          <w:rFonts w:ascii="Consolas" w:eastAsia="Times New Roman" w:hAnsi="Consolas" w:cs="Times New Roman"/>
+          <w:color w:val="F09483"/>
+          <w:sz w:val="21"/>
+          <w:szCs w:val="21"/>
+          <w:lang w:eastAsia="tr-TR"/>
+        </w:rPr>
+        <w:t xml:space="preserve"> </w:t>
+      </w:r>
+      <w:proofErr w:type="spellStart"/>
+      <w:r>
+        <w:rPr>
+          <w:rFonts w:ascii="Consolas" w:eastAsia="Times New Roman" w:hAnsi="Consolas" w:cs="Times New Roman"/>
+          <w:color w:val="F09483"/>
+          <w:sz w:val="21"/>
+          <w:szCs w:val="21"/>
+          <w:lang w:eastAsia="tr-TR"/>
+        </w:rPr>
+        <w:t>PITRTest</w:t>
+      </w:r>
+      <w:proofErr w:type="spellEnd"/>
+      <w:r>
+        <w:rPr>
+          <w:rFonts w:ascii="Consolas" w:eastAsia="Times New Roman" w:hAnsi="Consolas" w:cs="Times New Roman"/>
+          <w:color w:val="F09483"/>
+          <w:sz w:val="21"/>
+          <w:szCs w:val="21"/>
+          <w:lang w:eastAsia="tr-TR"/>
+        </w:rPr>
+        <w:t xml:space="preserve"> </w:t>
+      </w:r>
+      <w:r>
+        <w:rPr>
+          <w:rFonts w:ascii="Consolas" w:eastAsia="Times New Roman" w:hAnsi="Consolas" w:cs="Times New Roman"/>
+          <w:b/>
+          <w:bCs/>
+          <w:color w:val="B877DB"/>
+          <w:sz w:val="21"/>
+          <w:szCs w:val="21"/>
+          <w:lang w:eastAsia="tr-TR"/>
+        </w:rPr>
+        <w:t>VALUES</w:t>
+      </w:r>
+      <w:r>
+        <w:rPr>
+          <w:rFonts w:ascii="Consolas" w:eastAsia="Times New Roman" w:hAnsi="Consolas" w:cs="Times New Roman"/>
+          <w:color w:val="F09483"/>
+          <w:sz w:val="21"/>
+          <w:szCs w:val="21"/>
+          <w:lang w:eastAsia="tr-TR"/>
+        </w:rPr>
+        <w:t xml:space="preserve"> (1, </w:t>
+      </w:r>
+      <w:r>
+        <w:rPr>
+          <w:rFonts w:ascii="Consolas" w:eastAsia="Times New Roman" w:hAnsi="Consolas" w:cs="Times New Roman"/>
+          <w:color w:val="FAB795"/>
+          <w:sz w:val="21"/>
+          <w:szCs w:val="21"/>
+          <w:lang w:eastAsia="tr-TR"/>
+        </w:rPr>
+        <w:t>'deneme'</w:t>
+      </w:r>
+      <w:r>
+        <w:rPr>
+          <w:rFonts w:ascii="Consolas" w:eastAsia="Times New Roman" w:hAnsi="Consolas" w:cs="Times New Roman"/>
+          <w:color w:val="F09483"/>
+          <w:sz w:val="21"/>
+          <w:szCs w:val="21"/>
+          <w:lang w:eastAsia="tr-TR"/>
+        </w:rPr>
+        <w:t>);</w:t>
+      </w:r>
+    </w:p>
+    <w:p>
+      <w:pPr>
+        <w:shd w:val="clear" w:color="auto" w:fill="1C1E26"/>
+        <w:spacing w:after="0" w:line="285" w:lineRule="atLeast"/>
+        <w:rPr>
+          <w:rFonts w:ascii="Consolas" w:eastAsia="Times New Roman" w:hAnsi="Consolas" w:cs="Times New Roman"/>
+          <w:color w:val="BBBBBB"/>
+          <w:sz w:val="21"/>
+          <w:szCs w:val="21"/>
+          <w:lang w:eastAsia="tr-TR"/>
+        </w:rPr>
+      </w:pPr>
+      <w:r>
+        <w:rPr>
+          <w:rFonts w:ascii="Consolas" w:eastAsia="Times New Roman" w:hAnsi="Consolas" w:cs="Times New Roman"/>
+          <w:b/>
+          <w:bCs/>
+          <w:color w:val="B877DB"/>
+          <w:sz w:val="21"/>
+          <w:szCs w:val="21"/>
+          <w:lang w:eastAsia="tr-TR"/>
+        </w:rPr>
+        <w:t>SELECT</w:t>
+      </w:r>
+      <w:r>
+        <w:rPr>
+          <w:rFonts w:ascii="Consolas" w:eastAsia="Times New Roman" w:hAnsi="Consolas" w:cs="Times New Roman"/>
+          <w:color w:val="F09483"/>
+          <w:sz w:val="21"/>
+          <w:szCs w:val="21"/>
+          <w:lang w:eastAsia="tr-TR"/>
+        </w:rPr>
+        <w:t xml:space="preserve"> </w:t>
+      </w:r>
+      <w:r>
+        <w:rPr>
+          <w:rFonts w:ascii="Consolas" w:eastAsia="Times New Roman" w:hAnsi="Consolas" w:cs="Times New Roman"/>
+          <w:b/>
+          <w:bCs/>
+          <w:color w:val="BBBBBB"/>
+          <w:sz w:val="21"/>
+          <w:szCs w:val="21"/>
+          <w:lang w:eastAsia="tr-TR"/>
+        </w:rPr>
+        <w:t>*</w:t>
+      </w:r>
+      <w:r>
+        <w:rPr>
+          <w:rFonts w:ascii="Consolas" w:eastAsia="Times New Roman" w:hAnsi="Consolas" w:cs="Times New Roman"/>
+          <w:color w:val="F09483"/>
+          <w:sz w:val="21"/>
+          <w:szCs w:val="21"/>
+          <w:lang w:eastAsia="tr-TR"/>
+        </w:rPr>
+        <w:t xml:space="preserve"> </w:t>
+      </w:r>
+      <w:r>
+        <w:rPr>
+          <w:rFonts w:ascii="Consolas" w:eastAsia="Times New Roman" w:hAnsi="Consolas" w:cs="Times New Roman"/>
+          <w:b/>
+          <w:bCs/>
+          <w:color w:val="B877DB"/>
+          <w:sz w:val="21"/>
+          <w:szCs w:val="21"/>
+          <w:lang w:eastAsia="tr-TR"/>
+        </w:rPr>
+        <w:t>FROM</w:t>
+      </w:r>
+      <w:r>
+        <w:rPr>
+          <w:rFonts w:ascii="Consolas" w:eastAsia="Times New Roman" w:hAnsi="Consolas" w:cs="Times New Roman"/>
+          <w:color w:val="F09483"/>
+          <w:sz w:val="21"/>
+          <w:szCs w:val="21"/>
+          <w:lang w:eastAsia="tr-TR"/>
+        </w:rPr>
+        <w:t xml:space="preserve"> </w:t>
+      </w:r>
+      <w:proofErr w:type="spellStart"/>
+      <w:r>
+        <w:rPr>
+          <w:rFonts w:ascii="Consolas" w:eastAsia="Times New Roman" w:hAnsi="Consolas" w:cs="Times New Roman"/>
+          <w:color w:val="F09483"/>
+          <w:sz w:val="21"/>
+          <w:szCs w:val="21"/>
+          <w:lang w:eastAsia="tr-TR"/>
+        </w:rPr>
+        <w:t>PITRTest</w:t>
+      </w:r>
+      <w:proofErr w:type="spellEnd"/>
+      <w:r>
+        <w:rPr>
+          <w:rFonts w:ascii="Consolas" w:eastAsia="Times New Roman" w:hAnsi="Consolas" w:cs="Times New Roman"/>
+          <w:color w:val="F09483"/>
+          <w:sz w:val="21"/>
+          <w:szCs w:val="21"/>
+          <w:lang w:eastAsia="tr-TR"/>
+        </w:rPr>
+        <w:t>;</w:t>
+      </w:r>
+    </w:p>
+    <w:p>
+      <w:pPr>
+        <w:jc w:val="center"/>
+      </w:pPr>
+    </w:p>
+    <w:p>
+      <w:pPr>
+        <w:jc w:val="center"/>
+      </w:pPr>
+      <w:r>
         <w:drawing>
-          <wp:inline distT="0" distB="0" distL="0" distR="0" wp14:anchorId="6CBF179B" wp14:editId="653ED276">
-            <wp:extent cx="6022056" cy="1009650"/>
-            <wp:effectExtent l="0" t="0" r="0" b="0"/>
-            <wp:docPr id="28" name="Resim 28"/>
+          <wp:inline distT="0" distB="0" distL="0" distR="0" wp14:anchorId="7AEAA15D" wp14:editId="163D56A9">
+            <wp:extent cx="1254370" cy="397510"/>
+            <wp:effectExtent l="0" t="0" r="3175" b="2540"/>
+            <wp:docPr id="36" name="Resim 36"/>
             <wp:cNvGraphicFramePr>
               <a:graphicFrameLocks xmlns:a="http://schemas.openxmlformats.org/drawingml/2006/main" noChangeAspect="1"/>
             </wp:cNvGraphicFramePr>
@@ -12057,20 +12791,27 @@
                     <pic:cNvPr id="1" name=""/>
                     <pic:cNvPicPr/>
                   </pic:nvPicPr>
-                  <pic:blipFill>
+                  <pic:blipFill rotWithShape="1">
                     <a:blip r:embed="rId23"/>
-                    <a:stretch>
-                      <a:fillRect/>
-                    </a:stretch>
+                    <a:srcRect t="8906" r="5900" b="23879"/>
+                    <a:stretch/>
                   </pic:blipFill>
-                  <pic:spPr>
+                  <pic:spPr bwMode="auto">
                     <a:xfrm>
                       <a:off x="0" y="0"/>
-                      <a:ext cx="6243727" cy="1046815"/>
+                      <a:ext cx="1257756" cy="398583"/>
                     </a:xfrm>
                     <a:prstGeom prst="rect">
                       <a:avLst/>
                     </a:prstGeom>
+                    <a:ln>
+                      <a:noFill/>
+                    </a:ln>
+                    <a:extLst>
+                      <a:ext uri="{53640926-AAD7-44D8-BBD7-CCE9431645EC}">
+                        <a14:shadowObscured xmlns:a14="http://schemas.microsoft.com/office/drawing/2010/main"/>
+                      </a:ext>
+                    </a:extLst>
                   </pic:spPr>
                 </pic:pic>
               </a:graphicData>
@@ -12085,6 +12826,376 @@
       </w:pPr>
     </w:p>
     <w:p>
+      <w:r>
+        <w:t xml:space="preserve">Adım 2 - Full </w:t>
+      </w:r>
+      <w:proofErr w:type="spellStart"/>
+      <w:r>
+        <w:t>Backup</w:t>
+      </w:r>
+      <w:proofErr w:type="spellEnd"/>
+      <w:r>
+        <w:t xml:space="preserve"> alındı:</w:t>
+      </w:r>
+    </w:p>
+    <w:p>
+      <w:pPr>
+        <w:shd w:val="clear" w:color="auto" w:fill="1C1E26"/>
+        <w:spacing w:after="0" w:line="285" w:lineRule="atLeast"/>
+        <w:rPr>
+          <w:rFonts w:ascii="Consolas" w:eastAsia="Times New Roman" w:hAnsi="Consolas" w:cs="Times New Roman"/>
+          <w:color w:val="BBBBBB"/>
+          <w:sz w:val="21"/>
+          <w:szCs w:val="21"/>
+          <w:lang w:eastAsia="tr-TR"/>
+        </w:rPr>
+      </w:pPr>
+      <w:r>
+        <w:rPr>
+          <w:rFonts w:ascii="Consolas" w:eastAsia="Times New Roman" w:hAnsi="Consolas" w:cs="Times New Roman"/>
+          <w:b/>
+          <w:bCs/>
+          <w:color w:val="B877DB"/>
+          <w:sz w:val="21"/>
+          <w:szCs w:val="21"/>
+          <w:lang w:eastAsia="tr-TR"/>
+        </w:rPr>
+        <w:t>BACKUP</w:t>
+      </w:r>
+      <w:r>
+        <w:rPr>
+          <w:rFonts w:ascii="Consolas" w:eastAsia="Times New Roman" w:hAnsi="Consolas" w:cs="Times New Roman"/>
+          <w:color w:val="F09483"/>
+          <w:sz w:val="21"/>
+          <w:szCs w:val="21"/>
+          <w:lang w:eastAsia="tr-TR"/>
+        </w:rPr>
+        <w:t xml:space="preserve"> </w:t>
+      </w:r>
+      <w:r>
+        <w:rPr>
+          <w:rFonts w:ascii="Consolas" w:eastAsia="Times New Roman" w:hAnsi="Consolas" w:cs="Times New Roman"/>
+          <w:b/>
+          <w:bCs/>
+          <w:color w:val="B877DB"/>
+          <w:sz w:val="21"/>
+          <w:szCs w:val="21"/>
+          <w:lang w:eastAsia="tr-TR"/>
+        </w:rPr>
+        <w:t>DATABASE</w:t>
+      </w:r>
+      <w:r>
+        <w:rPr>
+          <w:rFonts w:ascii="Consolas" w:eastAsia="Times New Roman" w:hAnsi="Consolas" w:cs="Times New Roman"/>
+          <w:color w:val="F09483"/>
+          <w:sz w:val="21"/>
+          <w:szCs w:val="21"/>
+          <w:lang w:eastAsia="tr-TR"/>
+        </w:rPr>
+        <w:t xml:space="preserve"> </w:t>
+      </w:r>
+      <w:proofErr w:type="spellStart"/>
+      <w:r>
+        <w:rPr>
+          <w:rFonts w:ascii="Consolas" w:eastAsia="Times New Roman" w:hAnsi="Consolas" w:cs="Times New Roman"/>
+          <w:color w:val="F09483"/>
+          <w:sz w:val="21"/>
+          <w:szCs w:val="21"/>
+          <w:lang w:eastAsia="tr-TR"/>
+        </w:rPr>
+        <w:t>Northwind</w:t>
+      </w:r>
+      <w:proofErr w:type="spellEnd"/>
+    </w:p>
+    <w:p>
+      <w:pPr>
+        <w:shd w:val="clear" w:color="auto" w:fill="1C1E26"/>
+        <w:spacing w:after="0" w:line="285" w:lineRule="atLeast"/>
+        <w:rPr>
+          <w:rFonts w:ascii="Consolas" w:eastAsia="Times New Roman" w:hAnsi="Consolas" w:cs="Times New Roman"/>
+          <w:color w:val="BBBBBB"/>
+          <w:sz w:val="21"/>
+          <w:szCs w:val="21"/>
+          <w:lang w:eastAsia="tr-TR"/>
+        </w:rPr>
+      </w:pPr>
+      <w:r>
+        <w:rPr>
+          <w:rFonts w:ascii="Consolas" w:eastAsia="Times New Roman" w:hAnsi="Consolas" w:cs="Times New Roman"/>
+          <w:b/>
+          <w:bCs/>
+          <w:color w:val="B877DB"/>
+          <w:sz w:val="21"/>
+          <w:szCs w:val="21"/>
+          <w:lang w:eastAsia="tr-TR"/>
+        </w:rPr>
+        <w:t>TO</w:t>
+      </w:r>
+      <w:r>
+        <w:rPr>
+          <w:rFonts w:ascii="Consolas" w:eastAsia="Times New Roman" w:hAnsi="Consolas" w:cs="Times New Roman"/>
+          <w:color w:val="F09483"/>
+          <w:sz w:val="21"/>
+          <w:szCs w:val="21"/>
+          <w:lang w:eastAsia="tr-TR"/>
+        </w:rPr>
+        <w:t xml:space="preserve"> </w:t>
+      </w:r>
+      <w:r>
+        <w:rPr>
+          <w:rFonts w:ascii="Consolas" w:eastAsia="Times New Roman" w:hAnsi="Consolas" w:cs="Times New Roman"/>
+          <w:b/>
+          <w:bCs/>
+          <w:color w:val="B877DB"/>
+          <w:sz w:val="21"/>
+          <w:szCs w:val="21"/>
+          <w:lang w:eastAsia="tr-TR"/>
+        </w:rPr>
+        <w:t>DISK</w:t>
+      </w:r>
+      <w:r>
+        <w:rPr>
+          <w:rFonts w:ascii="Consolas" w:eastAsia="Times New Roman" w:hAnsi="Consolas" w:cs="Times New Roman"/>
+          <w:color w:val="F09483"/>
+          <w:sz w:val="21"/>
+          <w:szCs w:val="21"/>
+          <w:lang w:eastAsia="tr-TR"/>
+        </w:rPr>
+        <w:t xml:space="preserve"> </w:t>
+      </w:r>
+      <w:r>
+        <w:rPr>
+          <w:rFonts w:ascii="Consolas" w:eastAsia="Times New Roman" w:hAnsi="Consolas" w:cs="Times New Roman"/>
+          <w:b/>
+          <w:bCs/>
+          <w:color w:val="BBBBBB"/>
+          <w:sz w:val="21"/>
+          <w:szCs w:val="21"/>
+          <w:lang w:eastAsia="tr-TR"/>
+        </w:rPr>
+        <w:t>=</w:t>
+      </w:r>
+      <w:r>
+        <w:rPr>
+          <w:rFonts w:ascii="Consolas" w:eastAsia="Times New Roman" w:hAnsi="Consolas" w:cs="Times New Roman"/>
+          <w:color w:val="F09483"/>
+          <w:sz w:val="21"/>
+          <w:szCs w:val="21"/>
+          <w:lang w:eastAsia="tr-TR"/>
+        </w:rPr>
+        <w:t xml:space="preserve"> </w:t>
+      </w:r>
+      <w:r>
+        <w:rPr>
+          <w:rFonts w:ascii="Consolas" w:eastAsia="Times New Roman" w:hAnsi="Consolas" w:cs="Times New Roman"/>
+          <w:color w:val="FAB795"/>
+          <w:sz w:val="21"/>
+          <w:szCs w:val="21"/>
+          <w:lang w:eastAsia="tr-TR"/>
+        </w:rPr>
+        <w:t>'C:\</w:t>
+      </w:r>
+      <w:proofErr w:type="spellStart"/>
+      <w:r>
+        <w:rPr>
+          <w:rFonts w:ascii="Consolas" w:eastAsia="Times New Roman" w:hAnsi="Consolas" w:cs="Times New Roman"/>
+          <w:color w:val="FAB795"/>
+          <w:sz w:val="21"/>
+          <w:szCs w:val="21"/>
+          <w:lang w:eastAsia="tr-TR"/>
+        </w:rPr>
+        <w:t>NorthwindBackups</w:t>
+      </w:r>
+      <w:proofErr w:type="spellEnd"/>
+      <w:r>
+        <w:rPr>
+          <w:rFonts w:ascii="Consolas" w:eastAsia="Times New Roman" w:hAnsi="Consolas" w:cs="Times New Roman"/>
+          <w:color w:val="FAB795"/>
+          <w:sz w:val="21"/>
+          <w:szCs w:val="21"/>
+          <w:lang w:eastAsia="tr-TR"/>
+        </w:rPr>
+        <w:t>\</w:t>
+      </w:r>
+      <w:proofErr w:type="spellStart"/>
+      <w:r>
+        <w:rPr>
+          <w:rFonts w:ascii="Consolas" w:eastAsia="Times New Roman" w:hAnsi="Consolas" w:cs="Times New Roman"/>
+          <w:color w:val="FAB795"/>
+          <w:sz w:val="21"/>
+          <w:szCs w:val="21"/>
+          <w:lang w:eastAsia="tr-TR"/>
+        </w:rPr>
+        <w:t>Northwind_PITR_</w:t>
+      </w:r>
+      <w:proofErr w:type="gramStart"/>
+      <w:r>
+        <w:rPr>
+          <w:rFonts w:ascii="Consolas" w:eastAsia="Times New Roman" w:hAnsi="Consolas" w:cs="Times New Roman"/>
+          <w:color w:val="FAB795"/>
+          <w:sz w:val="21"/>
+          <w:szCs w:val="21"/>
+          <w:lang w:eastAsia="tr-TR"/>
+        </w:rPr>
+        <w:t>Full.bak</w:t>
+      </w:r>
+      <w:proofErr w:type="spellEnd"/>
+      <w:proofErr w:type="gramEnd"/>
+      <w:r>
+        <w:rPr>
+          <w:rFonts w:ascii="Consolas" w:eastAsia="Times New Roman" w:hAnsi="Consolas" w:cs="Times New Roman"/>
+          <w:color w:val="FAB795"/>
+          <w:sz w:val="21"/>
+          <w:szCs w:val="21"/>
+          <w:lang w:eastAsia="tr-TR"/>
+        </w:rPr>
+        <w:t>'</w:t>
+      </w:r>
+    </w:p>
+    <w:p>
+      <w:pPr>
+        <w:shd w:val="clear" w:color="auto" w:fill="1C1E26"/>
+        <w:spacing w:after="0" w:line="285" w:lineRule="atLeast"/>
+        <w:rPr>
+          <w:rFonts w:ascii="Consolas" w:eastAsia="Times New Roman" w:hAnsi="Consolas" w:cs="Times New Roman"/>
+          <w:color w:val="BBBBBB"/>
+          <w:sz w:val="21"/>
+          <w:szCs w:val="21"/>
+          <w:lang w:eastAsia="tr-TR"/>
+        </w:rPr>
+      </w:pPr>
+      <w:r>
+        <w:rPr>
+          <w:rFonts w:ascii="Consolas" w:eastAsia="Times New Roman" w:hAnsi="Consolas" w:cs="Times New Roman"/>
+          <w:b/>
+          <w:bCs/>
+          <w:color w:val="B877DB"/>
+          <w:sz w:val="21"/>
+          <w:szCs w:val="21"/>
+          <w:lang w:eastAsia="tr-TR"/>
+        </w:rPr>
+        <w:t>WITH</w:t>
+      </w:r>
+      <w:r>
+        <w:rPr>
+          <w:rFonts w:ascii="Consolas" w:eastAsia="Times New Roman" w:hAnsi="Consolas" w:cs="Times New Roman"/>
+          <w:color w:val="F09483"/>
+          <w:sz w:val="21"/>
+          <w:szCs w:val="21"/>
+          <w:lang w:eastAsia="tr-TR"/>
+        </w:rPr>
+        <w:t xml:space="preserve"> FORMAT, </w:t>
+      </w:r>
+      <w:r>
+        <w:rPr>
+          <w:rFonts w:ascii="Consolas" w:eastAsia="Times New Roman" w:hAnsi="Consolas" w:cs="Times New Roman"/>
+          <w:b/>
+          <w:bCs/>
+          <w:color w:val="B877DB"/>
+          <w:sz w:val="21"/>
+          <w:szCs w:val="21"/>
+          <w:lang w:eastAsia="tr-TR"/>
+        </w:rPr>
+        <w:t>NAME</w:t>
+      </w:r>
+      <w:r>
+        <w:rPr>
+          <w:rFonts w:ascii="Consolas" w:eastAsia="Times New Roman" w:hAnsi="Consolas" w:cs="Times New Roman"/>
+          <w:color w:val="F09483"/>
+          <w:sz w:val="21"/>
+          <w:szCs w:val="21"/>
+          <w:lang w:eastAsia="tr-TR"/>
+        </w:rPr>
+        <w:t xml:space="preserve"> </w:t>
+      </w:r>
+      <w:r>
+        <w:rPr>
+          <w:rFonts w:ascii="Consolas" w:eastAsia="Times New Roman" w:hAnsi="Consolas" w:cs="Times New Roman"/>
+          <w:b/>
+          <w:bCs/>
+          <w:color w:val="BBBBBB"/>
+          <w:sz w:val="21"/>
+          <w:szCs w:val="21"/>
+          <w:lang w:eastAsia="tr-TR"/>
+        </w:rPr>
+        <w:t>=</w:t>
+      </w:r>
+      <w:r>
+        <w:rPr>
+          <w:rFonts w:ascii="Consolas" w:eastAsia="Times New Roman" w:hAnsi="Consolas" w:cs="Times New Roman"/>
+          <w:color w:val="F09483"/>
+          <w:sz w:val="21"/>
+          <w:szCs w:val="21"/>
+          <w:lang w:eastAsia="tr-TR"/>
+        </w:rPr>
+        <w:t xml:space="preserve"> </w:t>
+      </w:r>
+      <w:r>
+        <w:rPr>
+          <w:rFonts w:ascii="Consolas" w:eastAsia="Times New Roman" w:hAnsi="Consolas" w:cs="Times New Roman"/>
+          <w:color w:val="FAB795"/>
+          <w:sz w:val="21"/>
+          <w:szCs w:val="21"/>
+          <w:lang w:eastAsia="tr-TR"/>
+        </w:rPr>
+        <w:t>'</w:t>
+      </w:r>
+      <w:proofErr w:type="spellStart"/>
+      <w:r>
+        <w:rPr>
+          <w:rFonts w:ascii="Consolas" w:eastAsia="Times New Roman" w:hAnsi="Consolas" w:cs="Times New Roman"/>
+          <w:color w:val="FAB795"/>
+          <w:sz w:val="21"/>
+          <w:szCs w:val="21"/>
+          <w:lang w:eastAsia="tr-TR"/>
+        </w:rPr>
+        <w:t>Northwind</w:t>
+      </w:r>
+      <w:proofErr w:type="spellEnd"/>
+      <w:r>
+        <w:rPr>
+          <w:rFonts w:ascii="Consolas" w:eastAsia="Times New Roman" w:hAnsi="Consolas" w:cs="Times New Roman"/>
+          <w:color w:val="FAB795"/>
+          <w:sz w:val="21"/>
+          <w:szCs w:val="21"/>
+          <w:lang w:eastAsia="tr-TR"/>
+        </w:rPr>
+        <w:t xml:space="preserve"> PITR Full </w:t>
+      </w:r>
+      <w:proofErr w:type="spellStart"/>
+      <w:r>
+        <w:rPr>
+          <w:rFonts w:ascii="Consolas" w:eastAsia="Times New Roman" w:hAnsi="Consolas" w:cs="Times New Roman"/>
+          <w:color w:val="FAB795"/>
+          <w:sz w:val="21"/>
+          <w:szCs w:val="21"/>
+          <w:lang w:eastAsia="tr-TR"/>
+        </w:rPr>
+        <w:t>Backup</w:t>
+      </w:r>
+      <w:proofErr w:type="spellEnd"/>
+      <w:r>
+        <w:rPr>
+          <w:rFonts w:ascii="Consolas" w:eastAsia="Times New Roman" w:hAnsi="Consolas" w:cs="Times New Roman"/>
+          <w:color w:val="FAB795"/>
+          <w:sz w:val="21"/>
+          <w:szCs w:val="21"/>
+          <w:lang w:eastAsia="tr-TR"/>
+        </w:rPr>
+        <w:t>'</w:t>
+      </w:r>
+      <w:r>
+        <w:rPr>
+          <w:rFonts w:ascii="Consolas" w:eastAsia="Times New Roman" w:hAnsi="Consolas" w:cs="Times New Roman"/>
+          <w:color w:val="F09483"/>
+          <w:sz w:val="21"/>
+          <w:szCs w:val="21"/>
+          <w:lang w:eastAsia="tr-TR"/>
+        </w:rPr>
+        <w:t>;</w:t>
+      </w:r>
+    </w:p>
+    <w:p>
       <w:pPr>
         <w:jc w:val="center"/>
       </w:pPr>
@@ -12093,6 +13204,110 @@
       <w:pPr>
         <w:jc w:val="center"/>
       </w:pPr>
+      <w:r>
+        <w:drawing>
+          <wp:inline distT="0" distB="0" distL="0" distR="0" wp14:anchorId="309B165D" wp14:editId="48B5AE13">
+            <wp:extent cx="5760720" cy="914400"/>
+            <wp:effectExtent l="0" t="0" r="0" b="0"/>
+            <wp:docPr id="37" name="Resim 37"/>
+            <wp:cNvGraphicFramePr>
+              <a:graphicFrameLocks xmlns:a="http://schemas.openxmlformats.org/drawingml/2006/main" noChangeAspect="1"/>
+            </wp:cNvGraphicFramePr>
+            <a:graphic xmlns:a="http://schemas.openxmlformats.org/drawingml/2006/main">
+              <a:graphicData uri="http://schemas.openxmlformats.org/drawingml/2006/picture">
+                <pic:pic xmlns:pic="http://schemas.openxmlformats.org/drawingml/2006/picture">
+                  <pic:nvPicPr>
+                    <pic:cNvPr id="1" name=""/>
+                    <pic:cNvPicPr/>
+                  </pic:nvPicPr>
+                  <pic:blipFill rotWithShape="1">
+                    <a:blip r:embed="rId24"/>
+                    <a:srcRect b="32171"/>
+                    <a:stretch/>
+                  </pic:blipFill>
+                  <pic:spPr bwMode="auto">
+                    <a:xfrm>
+                      <a:off x="0" y="0"/>
+                      <a:ext cx="5760720" cy="914400"/>
+                    </a:xfrm>
+                    <a:prstGeom prst="rect">
+                      <a:avLst/>
+                    </a:prstGeom>
+                    <a:ln>
+                      <a:noFill/>
+                    </a:ln>
+                    <a:extLst>
+                      <a:ext uri="{53640926-AAD7-44D8-BBD7-CCE9431645EC}">
+                        <a14:shadowObscured xmlns:a14="http://schemas.microsoft.com/office/drawing/2010/main"/>
+                      </a:ext>
+                    </a:extLst>
+                  </pic:spPr>
+                </pic:pic>
+              </a:graphicData>
+            </a:graphic>
+          </wp:inline>
+        </w:drawing>
+      </w:r>
+    </w:p>
+    <w:p>
+      <w:r>
+        <w:t>Adım 3 - Geri yükleme için hedef zaman kaydedildi:</w:t>
+      </w:r>
+    </w:p>
+    <w:p>
+      <w:pPr>
+        <w:shd w:val="clear" w:color="auto" w:fill="1C1E26"/>
+        <w:spacing w:after="0" w:line="285" w:lineRule="atLeast"/>
+        <w:rPr>
+          <w:rFonts w:ascii="Consolas" w:eastAsia="Times New Roman" w:hAnsi="Consolas" w:cs="Times New Roman"/>
+          <w:color w:val="BBBBBB"/>
+          <w:sz w:val="21"/>
+          <w:szCs w:val="21"/>
+          <w:lang w:eastAsia="tr-TR"/>
+        </w:rPr>
+      </w:pPr>
+      <w:r>
+        <w:rPr>
+          <w:rFonts w:ascii="Consolas" w:eastAsia="Times New Roman" w:hAnsi="Consolas" w:cs="Times New Roman"/>
+          <w:b/>
+          <w:bCs/>
+          <w:color w:val="B877DB"/>
+          <w:sz w:val="21"/>
+          <w:szCs w:val="21"/>
+          <w:lang w:eastAsia="tr-TR"/>
+        </w:rPr>
+        <w:t>SELECT</w:t>
+      </w:r>
+      <w:r>
+        <w:rPr>
+          <w:rFonts w:ascii="Consolas" w:eastAsia="Times New Roman" w:hAnsi="Consolas" w:cs="Times New Roman"/>
+          <w:color w:val="F09483"/>
+          <w:sz w:val="21"/>
+          <w:szCs w:val="21"/>
+          <w:lang w:eastAsia="tr-TR"/>
+        </w:rPr>
+        <w:t xml:space="preserve"> </w:t>
+      </w:r>
+      <w:r>
+        <w:rPr>
+          <w:rFonts w:ascii="Consolas" w:eastAsia="Times New Roman" w:hAnsi="Consolas" w:cs="Times New Roman"/>
+          <w:color w:val="25B0BC"/>
+          <w:sz w:val="21"/>
+          <w:szCs w:val="21"/>
+          <w:lang w:eastAsia="tr-TR"/>
+        </w:rPr>
+        <w:t>GETDATE</w:t>
+      </w:r>
+      <w:r>
+        <w:rPr>
+          <w:rFonts w:ascii="Consolas" w:eastAsia="Times New Roman" w:hAnsi="Consolas" w:cs="Times New Roman"/>
+          <w:color w:val="F09483"/>
+          <w:sz w:val="21"/>
+          <w:szCs w:val="21"/>
+          <w:lang w:eastAsia="tr-TR"/>
+        </w:rPr>
+        <w:t>();</w:t>
+      </w:r>
     </w:p>
     <w:p>
       <w:pPr>
@@ -12100,9 +13315,505 @@
       </w:pPr>
     </w:p>
     <w:p>
+      <w:r>
+        <w:t>Sorgu sonucu 2026-04-09 21:33:54 olarak kaydedilmiştir. Bu değer STOPAT parametresi olarak kullanılacaktır.</w:t>
+      </w:r>
+    </w:p>
+    <w:p>
       <w:pPr>
         <w:jc w:val="center"/>
       </w:pPr>
+      <w:r>
+        <w:drawing>
+          <wp:inline distT="0" distB="0" distL="0" distR="0" wp14:anchorId="2827F126" wp14:editId="1F5B06F7">
+            <wp:extent cx="1855470" cy="402403"/>
+            <wp:effectExtent l="0" t="0" r="0" b="0"/>
+            <wp:docPr id="38" name="Resim 38"/>
+            <wp:cNvGraphicFramePr>
+              <a:graphicFrameLocks xmlns:a="http://schemas.openxmlformats.org/drawingml/2006/main" noChangeAspect="1"/>
+            </wp:cNvGraphicFramePr>
+            <a:graphic xmlns:a="http://schemas.openxmlformats.org/drawingml/2006/main">
+              <a:graphicData uri="http://schemas.openxmlformats.org/drawingml/2006/picture">
+                <pic:pic xmlns:pic="http://schemas.openxmlformats.org/drawingml/2006/picture">
+                  <pic:nvPicPr>
+                    <pic:cNvPr id="1" name=""/>
+                    <pic:cNvPicPr/>
+                  </pic:nvPicPr>
+                  <pic:blipFill rotWithShape="1">
+                    <a:blip r:embed="rId25"/>
+                    <a:srcRect l="1710" t="4400" r="10826" b="14253"/>
+                    <a:stretch/>
+                  </pic:blipFill>
+                  <pic:spPr bwMode="auto">
+                    <a:xfrm>
+                      <a:off x="0" y="0"/>
+                      <a:ext cx="1858042" cy="402961"/>
+                    </a:xfrm>
+                    <a:prstGeom prst="rect">
+                      <a:avLst/>
+                    </a:prstGeom>
+                    <a:ln>
+                      <a:noFill/>
+                    </a:ln>
+                    <a:extLst>
+                      <a:ext uri="{53640926-AAD7-44D8-BBD7-CCE9431645EC}">
+                        <a14:shadowObscured xmlns:a14="http://schemas.microsoft.com/office/drawing/2010/main"/>
+                      </a:ext>
+                    </a:extLst>
+                  </pic:spPr>
+                </pic:pic>
+              </a:graphicData>
+            </a:graphic>
+          </wp:inline>
+        </w:drawing>
+      </w:r>
+    </w:p>
+    <w:p>
+      <w:pPr>
+        <w:rPr>
+          <w:lang w:eastAsia="tr-TR"/>
+        </w:rPr>
+      </w:pPr>
+      <w:r>
+        <w:rPr>
+          <w:lang w:eastAsia="tr-TR"/>
+        </w:rPr>
+        <w:lastRenderedPageBreak/>
+        <w:t xml:space="preserve">Adım 4 - </w:t>
+      </w:r>
+      <w:proofErr w:type="spellStart"/>
+      <w:r>
+        <w:rPr>
+          <w:lang w:eastAsia="tr-TR"/>
+        </w:rPr>
+        <w:t>Transaction</w:t>
+      </w:r>
+      <w:proofErr w:type="spellEnd"/>
+      <w:r>
+        <w:rPr>
+          <w:lang w:eastAsia="tr-TR"/>
+        </w:rPr>
+        <w:t xml:space="preserve"> </w:t>
+      </w:r>
+      <w:proofErr w:type="spellStart"/>
+      <w:r>
+        <w:rPr>
+          <w:lang w:eastAsia="tr-TR"/>
+        </w:rPr>
+        <w:t>Log</w:t>
+      </w:r>
+      <w:proofErr w:type="spellEnd"/>
+      <w:r>
+        <w:rPr>
+          <w:lang w:eastAsia="tr-TR"/>
+        </w:rPr>
+        <w:t xml:space="preserve"> </w:t>
+      </w:r>
+      <w:proofErr w:type="spellStart"/>
+      <w:r>
+        <w:rPr>
+          <w:lang w:eastAsia="tr-TR"/>
+        </w:rPr>
+        <w:t>Backup</w:t>
+      </w:r>
+      <w:proofErr w:type="spellEnd"/>
+      <w:r>
+        <w:rPr>
+          <w:lang w:eastAsia="tr-TR"/>
+        </w:rPr>
+        <w:t xml:space="preserve"> alındı:</w:t>
+      </w:r>
+    </w:p>
+    <w:p>
+      <w:pPr>
+        <w:spacing w:after="0" w:line="285" w:lineRule="atLeast"/>
+        <w:rPr>
+          <w:rFonts w:ascii="Consolas" w:eastAsia="Times New Roman" w:hAnsi="Consolas" w:cs="Times New Roman"/>
+          <w:color w:val="BBBBBB"/>
+          <w:sz w:val="21"/>
+          <w:szCs w:val="21"/>
+          <w:lang w:eastAsia="tr-TR"/>
+        </w:rPr>
+      </w:pPr>
+    </w:p>
+    <w:p>
+      <w:pPr>
+        <w:shd w:val="clear" w:color="auto" w:fill="1C1E26"/>
+        <w:spacing w:after="0" w:line="285" w:lineRule="atLeast"/>
+        <w:rPr>
+          <w:rFonts w:ascii="Consolas" w:eastAsia="Times New Roman" w:hAnsi="Consolas" w:cs="Times New Roman"/>
+          <w:color w:val="BBBBBB"/>
+          <w:sz w:val="21"/>
+          <w:szCs w:val="21"/>
+          <w:lang w:eastAsia="tr-TR"/>
+        </w:rPr>
+      </w:pPr>
+      <w:r>
+        <w:rPr>
+          <w:rFonts w:ascii="Consolas" w:eastAsia="Times New Roman" w:hAnsi="Consolas" w:cs="Times New Roman"/>
+          <w:b/>
+          <w:bCs/>
+          <w:color w:val="B877DB"/>
+          <w:sz w:val="21"/>
+          <w:szCs w:val="21"/>
+          <w:lang w:eastAsia="tr-TR"/>
+        </w:rPr>
+        <w:t>BACKUP</w:t>
+      </w:r>
+      <w:r>
+        <w:rPr>
+          <w:rFonts w:ascii="Consolas" w:eastAsia="Times New Roman" w:hAnsi="Consolas" w:cs="Times New Roman"/>
+          <w:color w:val="F09483"/>
+          <w:sz w:val="21"/>
+          <w:szCs w:val="21"/>
+          <w:lang w:eastAsia="tr-TR"/>
+        </w:rPr>
+        <w:t xml:space="preserve"> </w:t>
+      </w:r>
+      <w:r>
+        <w:rPr>
+          <w:rFonts w:ascii="Consolas" w:eastAsia="Times New Roman" w:hAnsi="Consolas" w:cs="Times New Roman"/>
+          <w:b/>
+          <w:bCs/>
+          <w:color w:val="B877DB"/>
+          <w:sz w:val="21"/>
+          <w:szCs w:val="21"/>
+          <w:lang w:eastAsia="tr-TR"/>
+        </w:rPr>
+        <w:t>LOG</w:t>
+      </w:r>
+      <w:r>
+        <w:rPr>
+          <w:rFonts w:ascii="Consolas" w:eastAsia="Times New Roman" w:hAnsi="Consolas" w:cs="Times New Roman"/>
+          <w:color w:val="F09483"/>
+          <w:sz w:val="21"/>
+          <w:szCs w:val="21"/>
+          <w:lang w:eastAsia="tr-TR"/>
+        </w:rPr>
+        <w:t xml:space="preserve"> </w:t>
+      </w:r>
+      <w:proofErr w:type="spellStart"/>
+      <w:r>
+        <w:rPr>
+          <w:rFonts w:ascii="Consolas" w:eastAsia="Times New Roman" w:hAnsi="Consolas" w:cs="Times New Roman"/>
+          <w:color w:val="F09483"/>
+          <w:sz w:val="21"/>
+          <w:szCs w:val="21"/>
+          <w:lang w:eastAsia="tr-TR"/>
+        </w:rPr>
+        <w:t>Northwind</w:t>
+      </w:r>
+      <w:proofErr w:type="spellEnd"/>
+    </w:p>
+    <w:p>
+      <w:pPr>
+        <w:shd w:val="clear" w:color="auto" w:fill="1C1E26"/>
+        <w:spacing w:after="0" w:line="285" w:lineRule="atLeast"/>
+        <w:rPr>
+          <w:rFonts w:ascii="Consolas" w:eastAsia="Times New Roman" w:hAnsi="Consolas" w:cs="Times New Roman"/>
+          <w:color w:val="BBBBBB"/>
+          <w:sz w:val="21"/>
+          <w:szCs w:val="21"/>
+          <w:lang w:eastAsia="tr-TR"/>
+        </w:rPr>
+      </w:pPr>
+      <w:r>
+        <w:rPr>
+          <w:rFonts w:ascii="Consolas" w:eastAsia="Times New Roman" w:hAnsi="Consolas" w:cs="Times New Roman"/>
+          <w:b/>
+          <w:bCs/>
+          <w:color w:val="B877DB"/>
+          <w:sz w:val="21"/>
+          <w:szCs w:val="21"/>
+          <w:lang w:eastAsia="tr-TR"/>
+        </w:rPr>
+        <w:t>TO</w:t>
+      </w:r>
+      <w:r>
+        <w:rPr>
+          <w:rFonts w:ascii="Consolas" w:eastAsia="Times New Roman" w:hAnsi="Consolas" w:cs="Times New Roman"/>
+          <w:color w:val="F09483"/>
+          <w:sz w:val="21"/>
+          <w:szCs w:val="21"/>
+          <w:lang w:eastAsia="tr-TR"/>
+        </w:rPr>
+        <w:t xml:space="preserve"> </w:t>
+      </w:r>
+      <w:r>
+        <w:rPr>
+          <w:rFonts w:ascii="Consolas" w:eastAsia="Times New Roman" w:hAnsi="Consolas" w:cs="Times New Roman"/>
+          <w:b/>
+          <w:bCs/>
+          <w:color w:val="B877DB"/>
+          <w:sz w:val="21"/>
+          <w:szCs w:val="21"/>
+          <w:lang w:eastAsia="tr-TR"/>
+        </w:rPr>
+        <w:t>DISK</w:t>
+      </w:r>
+      <w:r>
+        <w:rPr>
+          <w:rFonts w:ascii="Consolas" w:eastAsia="Times New Roman" w:hAnsi="Consolas" w:cs="Times New Roman"/>
+          <w:color w:val="F09483"/>
+          <w:sz w:val="21"/>
+          <w:szCs w:val="21"/>
+          <w:lang w:eastAsia="tr-TR"/>
+        </w:rPr>
+        <w:t xml:space="preserve"> </w:t>
+      </w:r>
+      <w:r>
+        <w:rPr>
+          <w:rFonts w:ascii="Consolas" w:eastAsia="Times New Roman" w:hAnsi="Consolas" w:cs="Times New Roman"/>
+          <w:b/>
+          <w:bCs/>
+          <w:color w:val="BBBBBB"/>
+          <w:sz w:val="21"/>
+          <w:szCs w:val="21"/>
+          <w:lang w:eastAsia="tr-TR"/>
+        </w:rPr>
+        <w:t>=</w:t>
+      </w:r>
+      <w:r>
+        <w:rPr>
+          <w:rFonts w:ascii="Consolas" w:eastAsia="Times New Roman" w:hAnsi="Consolas" w:cs="Times New Roman"/>
+          <w:color w:val="F09483"/>
+          <w:sz w:val="21"/>
+          <w:szCs w:val="21"/>
+          <w:lang w:eastAsia="tr-TR"/>
+        </w:rPr>
+        <w:t xml:space="preserve"> </w:t>
+      </w:r>
+      <w:r>
+        <w:rPr>
+          <w:rFonts w:ascii="Consolas" w:eastAsia="Times New Roman" w:hAnsi="Consolas" w:cs="Times New Roman"/>
+          <w:color w:val="FAB795"/>
+          <w:sz w:val="21"/>
+          <w:szCs w:val="21"/>
+          <w:lang w:eastAsia="tr-TR"/>
+        </w:rPr>
+        <w:t>'C:\</w:t>
+      </w:r>
+      <w:proofErr w:type="spellStart"/>
+      <w:r>
+        <w:rPr>
+          <w:rFonts w:ascii="Consolas" w:eastAsia="Times New Roman" w:hAnsi="Consolas" w:cs="Times New Roman"/>
+          <w:color w:val="FAB795"/>
+          <w:sz w:val="21"/>
+          <w:szCs w:val="21"/>
+          <w:lang w:eastAsia="tr-TR"/>
+        </w:rPr>
+        <w:t>NorthwindBackups</w:t>
+      </w:r>
+      <w:proofErr w:type="spellEnd"/>
+      <w:r>
+        <w:rPr>
+          <w:rFonts w:ascii="Consolas" w:eastAsia="Times New Roman" w:hAnsi="Consolas" w:cs="Times New Roman"/>
+          <w:color w:val="FAB795"/>
+          <w:sz w:val="21"/>
+          <w:szCs w:val="21"/>
+          <w:lang w:eastAsia="tr-TR"/>
+        </w:rPr>
+        <w:t>\</w:t>
+      </w:r>
+      <w:proofErr w:type="spellStart"/>
+      <w:r>
+        <w:rPr>
+          <w:rFonts w:ascii="Consolas" w:eastAsia="Times New Roman" w:hAnsi="Consolas" w:cs="Times New Roman"/>
+          <w:color w:val="FAB795"/>
+          <w:sz w:val="21"/>
+          <w:szCs w:val="21"/>
+          <w:lang w:eastAsia="tr-TR"/>
+        </w:rPr>
+        <w:t>Northwind_PITR_</w:t>
+      </w:r>
+      <w:proofErr w:type="gramStart"/>
+      <w:r>
+        <w:rPr>
+          <w:rFonts w:ascii="Consolas" w:eastAsia="Times New Roman" w:hAnsi="Consolas" w:cs="Times New Roman"/>
+          <w:color w:val="FAB795"/>
+          <w:sz w:val="21"/>
+          <w:szCs w:val="21"/>
+          <w:lang w:eastAsia="tr-TR"/>
+        </w:rPr>
+        <w:t>Log.bak</w:t>
+      </w:r>
+      <w:proofErr w:type="spellEnd"/>
+      <w:proofErr w:type="gramEnd"/>
+      <w:r>
+        <w:rPr>
+          <w:rFonts w:ascii="Consolas" w:eastAsia="Times New Roman" w:hAnsi="Consolas" w:cs="Times New Roman"/>
+          <w:color w:val="FAB795"/>
+          <w:sz w:val="21"/>
+          <w:szCs w:val="21"/>
+          <w:lang w:eastAsia="tr-TR"/>
+        </w:rPr>
+        <w:t>'</w:t>
+      </w:r>
+    </w:p>
+    <w:p>
+      <w:pPr>
+        <w:shd w:val="clear" w:color="auto" w:fill="1C1E26"/>
+        <w:spacing w:after="0" w:line="285" w:lineRule="atLeast"/>
+        <w:rPr>
+          <w:rFonts w:ascii="Consolas" w:eastAsia="Times New Roman" w:hAnsi="Consolas" w:cs="Times New Roman"/>
+          <w:color w:val="BBBBBB"/>
+          <w:sz w:val="21"/>
+          <w:szCs w:val="21"/>
+          <w:lang w:eastAsia="tr-TR"/>
+        </w:rPr>
+      </w:pPr>
+      <w:r>
+        <w:rPr>
+          <w:rFonts w:ascii="Consolas" w:eastAsia="Times New Roman" w:hAnsi="Consolas" w:cs="Times New Roman"/>
+          <w:b/>
+          <w:bCs/>
+          <w:color w:val="B877DB"/>
+          <w:sz w:val="21"/>
+          <w:szCs w:val="21"/>
+          <w:lang w:eastAsia="tr-TR"/>
+        </w:rPr>
+        <w:t>WITH</w:t>
+      </w:r>
+      <w:r>
+        <w:rPr>
+          <w:rFonts w:ascii="Consolas" w:eastAsia="Times New Roman" w:hAnsi="Consolas" w:cs="Times New Roman"/>
+          <w:color w:val="F09483"/>
+          <w:sz w:val="21"/>
+          <w:szCs w:val="21"/>
+          <w:lang w:eastAsia="tr-TR"/>
+        </w:rPr>
+        <w:t xml:space="preserve"> </w:t>
+      </w:r>
+      <w:r>
+        <w:rPr>
+          <w:rFonts w:ascii="Consolas" w:eastAsia="Times New Roman" w:hAnsi="Consolas" w:cs="Times New Roman"/>
+          <w:b/>
+          <w:bCs/>
+          <w:color w:val="B877DB"/>
+          <w:sz w:val="21"/>
+          <w:szCs w:val="21"/>
+          <w:lang w:eastAsia="tr-TR"/>
+        </w:rPr>
+        <w:t>NAME</w:t>
+      </w:r>
+      <w:r>
+        <w:rPr>
+          <w:rFonts w:ascii="Consolas" w:eastAsia="Times New Roman" w:hAnsi="Consolas" w:cs="Times New Roman"/>
+          <w:color w:val="F09483"/>
+          <w:sz w:val="21"/>
+          <w:szCs w:val="21"/>
+          <w:lang w:eastAsia="tr-TR"/>
+        </w:rPr>
+        <w:t xml:space="preserve"> </w:t>
+      </w:r>
+      <w:r>
+        <w:rPr>
+          <w:rFonts w:ascii="Consolas" w:eastAsia="Times New Roman" w:hAnsi="Consolas" w:cs="Times New Roman"/>
+          <w:b/>
+          <w:bCs/>
+          <w:color w:val="BBBBBB"/>
+          <w:sz w:val="21"/>
+          <w:szCs w:val="21"/>
+          <w:lang w:eastAsia="tr-TR"/>
+        </w:rPr>
+        <w:t>=</w:t>
+      </w:r>
+      <w:r>
+        <w:rPr>
+          <w:rFonts w:ascii="Consolas" w:eastAsia="Times New Roman" w:hAnsi="Consolas" w:cs="Times New Roman"/>
+          <w:color w:val="F09483"/>
+          <w:sz w:val="21"/>
+          <w:szCs w:val="21"/>
+          <w:lang w:eastAsia="tr-TR"/>
+        </w:rPr>
+        <w:t xml:space="preserve"> </w:t>
+      </w:r>
+      <w:r>
+        <w:rPr>
+          <w:rFonts w:ascii="Consolas" w:eastAsia="Times New Roman" w:hAnsi="Consolas" w:cs="Times New Roman"/>
+          <w:color w:val="FAB795"/>
+          <w:sz w:val="21"/>
+          <w:szCs w:val="21"/>
+          <w:lang w:eastAsia="tr-TR"/>
+        </w:rPr>
+        <w:t>'</w:t>
+      </w:r>
+      <w:proofErr w:type="spellStart"/>
+      <w:r>
+        <w:rPr>
+          <w:rFonts w:ascii="Consolas" w:eastAsia="Times New Roman" w:hAnsi="Consolas" w:cs="Times New Roman"/>
+          <w:color w:val="FAB795"/>
+          <w:sz w:val="21"/>
+          <w:szCs w:val="21"/>
+          <w:lang w:eastAsia="tr-TR"/>
+        </w:rPr>
+        <w:t>Northwind</w:t>
+      </w:r>
+      <w:proofErr w:type="spellEnd"/>
+      <w:r>
+        <w:rPr>
+          <w:rFonts w:ascii="Consolas" w:eastAsia="Times New Roman" w:hAnsi="Consolas" w:cs="Times New Roman"/>
+          <w:color w:val="FAB795"/>
+          <w:sz w:val="21"/>
+          <w:szCs w:val="21"/>
+          <w:lang w:eastAsia="tr-TR"/>
+        </w:rPr>
+        <w:t xml:space="preserve"> PITR </w:t>
+      </w:r>
+      <w:proofErr w:type="spellStart"/>
+      <w:r>
+        <w:rPr>
+          <w:rFonts w:ascii="Consolas" w:eastAsia="Times New Roman" w:hAnsi="Consolas" w:cs="Times New Roman"/>
+          <w:color w:val="FAB795"/>
+          <w:sz w:val="21"/>
+          <w:szCs w:val="21"/>
+          <w:lang w:eastAsia="tr-TR"/>
+        </w:rPr>
+        <w:t>Log</w:t>
+      </w:r>
+      <w:proofErr w:type="spellEnd"/>
+      <w:r>
+        <w:rPr>
+          <w:rFonts w:ascii="Consolas" w:eastAsia="Times New Roman" w:hAnsi="Consolas" w:cs="Times New Roman"/>
+          <w:color w:val="FAB795"/>
+          <w:sz w:val="21"/>
+          <w:szCs w:val="21"/>
+          <w:lang w:eastAsia="tr-TR"/>
+        </w:rPr>
+        <w:t xml:space="preserve"> </w:t>
+      </w:r>
+      <w:proofErr w:type="spellStart"/>
+      <w:r>
+        <w:rPr>
+          <w:rFonts w:ascii="Consolas" w:eastAsia="Times New Roman" w:hAnsi="Consolas" w:cs="Times New Roman"/>
+          <w:color w:val="FAB795"/>
+          <w:sz w:val="21"/>
+          <w:szCs w:val="21"/>
+          <w:lang w:eastAsia="tr-TR"/>
+        </w:rPr>
+        <w:t>Backup</w:t>
+      </w:r>
+      <w:proofErr w:type="spellEnd"/>
+      <w:r>
+        <w:rPr>
+          <w:rFonts w:ascii="Consolas" w:eastAsia="Times New Roman" w:hAnsi="Consolas" w:cs="Times New Roman"/>
+          <w:color w:val="FAB795"/>
+          <w:sz w:val="21"/>
+          <w:szCs w:val="21"/>
+          <w:lang w:eastAsia="tr-TR"/>
+        </w:rPr>
+        <w:t>'</w:t>
+      </w:r>
+      <w:r>
+        <w:rPr>
+          <w:rFonts w:ascii="Consolas" w:eastAsia="Times New Roman" w:hAnsi="Consolas" w:cs="Times New Roman"/>
+          <w:color w:val="F09483"/>
+          <w:sz w:val="21"/>
+          <w:szCs w:val="21"/>
+          <w:lang w:eastAsia="tr-TR"/>
+        </w:rPr>
+        <w:t>;</w:t>
+      </w:r>
     </w:p>
     <w:p>
       <w:pPr>
@@ -12113,17 +13824,1852 @@
       <w:pPr>
         <w:jc w:val="center"/>
       </w:pPr>
-    </w:p>
+      <w:r>
+        <w:drawing>
+          <wp:inline distT="0" distB="0" distL="0" distR="0" wp14:anchorId="3223F266" wp14:editId="2816F78A">
+            <wp:extent cx="5387975" cy="939800"/>
+            <wp:effectExtent l="0" t="0" r="3175" b="0"/>
+            <wp:docPr id="39" name="Resim 39"/>
+            <wp:cNvGraphicFramePr>
+              <a:graphicFrameLocks xmlns:a="http://schemas.openxmlformats.org/drawingml/2006/main" noChangeAspect="1"/>
+            </wp:cNvGraphicFramePr>
+            <a:graphic xmlns:a="http://schemas.openxmlformats.org/drawingml/2006/main">
+              <a:graphicData uri="http://schemas.openxmlformats.org/drawingml/2006/picture">
+                <pic:pic xmlns:pic="http://schemas.openxmlformats.org/drawingml/2006/picture">
+                  <pic:nvPicPr>
+                    <pic:cNvPr id="1" name=""/>
+                    <pic:cNvPicPr/>
+                  </pic:nvPicPr>
+                  <pic:blipFill rotWithShape="1">
+                    <a:blip r:embed="rId26"/>
+                    <a:srcRect l="6467" b="25551"/>
+                    <a:stretch/>
+                  </pic:blipFill>
+                  <pic:spPr bwMode="auto">
+                    <a:xfrm>
+                      <a:off x="0" y="0"/>
+                      <a:ext cx="5388187" cy="939837"/>
+                    </a:xfrm>
+                    <a:prstGeom prst="rect">
+                      <a:avLst/>
+                    </a:prstGeom>
+                    <a:ln>
+                      <a:noFill/>
+                    </a:ln>
+                    <a:extLst>
+                      <a:ext uri="{53640926-AAD7-44D8-BBD7-CCE9431645EC}">
+                        <a14:shadowObscured xmlns:a14="http://schemas.microsoft.com/office/drawing/2010/main"/>
+                      </a:ext>
+                    </a:extLst>
+                  </pic:spPr>
+                </pic:pic>
+              </a:graphicData>
+            </a:graphic>
+          </wp:inline>
+        </w:drawing>
+      </w:r>
+    </w:p>
+    <w:p>
+      <w:pPr>
+        <w:jc w:val="center"/>
+      </w:pPr>
+    </w:p>
+    <w:p>
+      <w:pPr>
+        <w:rPr>
+          <w:lang w:eastAsia="tr-TR"/>
+        </w:rPr>
+      </w:pPr>
+      <w:r>
+        <w:rPr>
+          <w:lang w:eastAsia="tr-TR"/>
+        </w:rPr>
+        <w:t xml:space="preserve">Adım 5 - Felaket </w:t>
+      </w:r>
+      <w:proofErr w:type="spellStart"/>
+      <w:r>
+        <w:rPr>
+          <w:lang w:eastAsia="tr-TR"/>
+        </w:rPr>
+        <w:t>simüle</w:t>
+      </w:r>
+      <w:proofErr w:type="spellEnd"/>
+      <w:r>
+        <w:rPr>
+          <w:lang w:eastAsia="tr-TR"/>
+        </w:rPr>
+        <w:t xml:space="preserve"> edildi (tablo silindi):</w:t>
+      </w:r>
+    </w:p>
+    <w:p>
+      <w:pPr>
+        <w:shd w:val="clear" w:color="auto" w:fill="1C1E26"/>
+        <w:spacing w:after="0" w:line="285" w:lineRule="atLeast"/>
+        <w:rPr>
+          <w:rFonts w:ascii="Consolas" w:eastAsia="Times New Roman" w:hAnsi="Consolas" w:cs="Times New Roman"/>
+          <w:color w:val="BBBBBB"/>
+          <w:sz w:val="21"/>
+          <w:szCs w:val="21"/>
+          <w:lang w:eastAsia="tr-TR"/>
+        </w:rPr>
+      </w:pPr>
+      <w:r>
+        <w:rPr>
+          <w:rFonts w:ascii="Consolas" w:eastAsia="Times New Roman" w:hAnsi="Consolas" w:cs="Times New Roman"/>
+          <w:b/>
+          <w:bCs/>
+          <w:color w:val="B877DB"/>
+          <w:sz w:val="21"/>
+          <w:szCs w:val="21"/>
+          <w:lang w:eastAsia="tr-TR"/>
+        </w:rPr>
+        <w:t>USE</w:t>
+      </w:r>
+      <w:r>
+        <w:rPr>
+          <w:rFonts w:ascii="Consolas" w:eastAsia="Times New Roman" w:hAnsi="Consolas" w:cs="Times New Roman"/>
+          <w:color w:val="F09483"/>
+          <w:sz w:val="21"/>
+          <w:szCs w:val="21"/>
+          <w:lang w:eastAsia="tr-TR"/>
+        </w:rPr>
+        <w:t xml:space="preserve"> </w:t>
+      </w:r>
+      <w:proofErr w:type="spellStart"/>
+      <w:r>
+        <w:rPr>
+          <w:rFonts w:ascii="Consolas" w:eastAsia="Times New Roman" w:hAnsi="Consolas" w:cs="Times New Roman"/>
+          <w:color w:val="F09483"/>
+          <w:sz w:val="21"/>
+          <w:szCs w:val="21"/>
+          <w:lang w:eastAsia="tr-TR"/>
+        </w:rPr>
+        <w:t>Northwind</w:t>
+      </w:r>
+      <w:proofErr w:type="spellEnd"/>
+      <w:r>
+        <w:rPr>
+          <w:rFonts w:ascii="Consolas" w:eastAsia="Times New Roman" w:hAnsi="Consolas" w:cs="Times New Roman"/>
+          <w:color w:val="F09483"/>
+          <w:sz w:val="21"/>
+          <w:szCs w:val="21"/>
+          <w:lang w:eastAsia="tr-TR"/>
+        </w:rPr>
+        <w:t>;</w:t>
+      </w:r>
+    </w:p>
+    <w:p>
+      <w:pPr>
+        <w:shd w:val="clear" w:color="auto" w:fill="1C1E26"/>
+        <w:spacing w:after="0" w:line="285" w:lineRule="atLeast"/>
+        <w:rPr>
+          <w:rFonts w:ascii="Consolas" w:eastAsia="Times New Roman" w:hAnsi="Consolas" w:cs="Times New Roman"/>
+          <w:color w:val="BBBBBB"/>
+          <w:sz w:val="21"/>
+          <w:szCs w:val="21"/>
+          <w:lang w:eastAsia="tr-TR"/>
+        </w:rPr>
+      </w:pPr>
+      <w:r>
+        <w:rPr>
+          <w:rFonts w:ascii="Consolas" w:eastAsia="Times New Roman" w:hAnsi="Consolas" w:cs="Times New Roman"/>
+          <w:b/>
+          <w:bCs/>
+          <w:color w:val="B877DB"/>
+          <w:sz w:val="21"/>
+          <w:szCs w:val="21"/>
+          <w:lang w:eastAsia="tr-TR"/>
+        </w:rPr>
+        <w:t>DROP</w:t>
+      </w:r>
+      <w:r>
+        <w:rPr>
+          <w:rFonts w:ascii="Consolas" w:eastAsia="Times New Roman" w:hAnsi="Consolas" w:cs="Times New Roman"/>
+          <w:color w:val="F09483"/>
+          <w:sz w:val="21"/>
+          <w:szCs w:val="21"/>
+          <w:lang w:eastAsia="tr-TR"/>
+        </w:rPr>
+        <w:t xml:space="preserve"> </w:t>
+      </w:r>
+      <w:r>
+        <w:rPr>
+          <w:rFonts w:ascii="Consolas" w:eastAsia="Times New Roman" w:hAnsi="Consolas" w:cs="Times New Roman"/>
+          <w:b/>
+          <w:bCs/>
+          <w:color w:val="B877DB"/>
+          <w:sz w:val="21"/>
+          <w:szCs w:val="21"/>
+          <w:lang w:eastAsia="tr-TR"/>
+        </w:rPr>
+        <w:t>TABLE</w:t>
+      </w:r>
+      <w:r>
+        <w:rPr>
+          <w:rFonts w:ascii="Consolas" w:eastAsia="Times New Roman" w:hAnsi="Consolas" w:cs="Times New Roman"/>
+          <w:color w:val="F09483"/>
+          <w:sz w:val="21"/>
+          <w:szCs w:val="21"/>
+          <w:lang w:eastAsia="tr-TR"/>
+        </w:rPr>
+        <w:t xml:space="preserve"> </w:t>
+      </w:r>
+      <w:proofErr w:type="spellStart"/>
+      <w:r>
+        <w:rPr>
+          <w:rFonts w:ascii="Consolas" w:eastAsia="Times New Roman" w:hAnsi="Consolas" w:cs="Times New Roman"/>
+          <w:color w:val="F09483"/>
+          <w:sz w:val="21"/>
+          <w:szCs w:val="21"/>
+          <w:lang w:eastAsia="tr-TR"/>
+        </w:rPr>
+        <w:t>PITRTest</w:t>
+      </w:r>
+      <w:proofErr w:type="spellEnd"/>
+      <w:r>
+        <w:rPr>
+          <w:rFonts w:ascii="Consolas" w:eastAsia="Times New Roman" w:hAnsi="Consolas" w:cs="Times New Roman"/>
+          <w:color w:val="F09483"/>
+          <w:sz w:val="21"/>
+          <w:szCs w:val="21"/>
+          <w:lang w:eastAsia="tr-TR"/>
+        </w:rPr>
+        <w:t>;</w:t>
+      </w:r>
+    </w:p>
+    <w:p>
+      <w:pPr>
+        <w:jc w:val="center"/>
+      </w:pPr>
+    </w:p>
+    <w:p>
+      <w:pPr>
+        <w:jc w:val="center"/>
+      </w:pPr>
+    </w:p>
+    <w:p>
+      <w:pPr>
+        <w:jc w:val="center"/>
+      </w:pPr>
+      <w:r>
+        <w:drawing>
+          <wp:inline distT="0" distB="0" distL="0" distR="0" wp14:anchorId="51BE48AC" wp14:editId="0BF6DA9C">
+            <wp:extent cx="3276600" cy="3216901"/>
+            <wp:effectExtent l="0" t="0" r="0" b="3175"/>
+            <wp:docPr id="40" name="Resim 40"/>
+            <wp:cNvGraphicFramePr>
+              <a:graphicFrameLocks xmlns:a="http://schemas.openxmlformats.org/drawingml/2006/main" noChangeAspect="1"/>
+            </wp:cNvGraphicFramePr>
+            <a:graphic xmlns:a="http://schemas.openxmlformats.org/drawingml/2006/main">
+              <a:graphicData uri="http://schemas.openxmlformats.org/drawingml/2006/picture">
+                <pic:pic xmlns:pic="http://schemas.openxmlformats.org/drawingml/2006/picture">
+                  <pic:nvPicPr>
+                    <pic:cNvPr id="1" name=""/>
+                    <pic:cNvPicPr/>
+                  </pic:nvPicPr>
+                  <pic:blipFill rotWithShape="1">
+                    <a:blip r:embed="rId27"/>
+                    <a:srcRect l="1381" r="22199" b="8196"/>
+                    <a:stretch/>
+                  </pic:blipFill>
+                  <pic:spPr bwMode="auto">
+                    <a:xfrm>
+                      <a:off x="0" y="0"/>
+                      <a:ext cx="3283207" cy="3223388"/>
+                    </a:xfrm>
+                    <a:prstGeom prst="rect">
+                      <a:avLst/>
+                    </a:prstGeom>
+                    <a:ln>
+                      <a:noFill/>
+                    </a:ln>
+                    <a:extLst>
+                      <a:ext uri="{53640926-AAD7-44D8-BBD7-CCE9431645EC}">
+                        <a14:shadowObscured xmlns:a14="http://schemas.microsoft.com/office/drawing/2010/main"/>
+                      </a:ext>
+                    </a:extLst>
+                  </pic:spPr>
+                </pic:pic>
+              </a:graphicData>
+            </a:graphic>
+          </wp:inline>
+        </w:drawing>
+      </w:r>
+    </w:p>
+    <w:p>
+      <w:pPr>
+        <w:jc w:val="center"/>
+      </w:pPr>
+    </w:p>
+    <w:p>
+      <w:pPr>
+        <w:jc w:val="center"/>
+      </w:pPr>
+    </w:p>
+    <w:p/>
+    <w:p>
+      <w:pPr>
+        <w:rPr>
+          <w:lang w:eastAsia="tr-TR"/>
+        </w:rPr>
+      </w:pPr>
+      <w:r>
+        <w:rPr>
+          <w:lang w:eastAsia="tr-TR"/>
+        </w:rPr>
+        <w:lastRenderedPageBreak/>
+        <w:t>Adım 6 - Point-in-Time Restore gerçekleştirildi:</w:t>
+      </w:r>
+    </w:p>
+    <w:p>
+      <w:pPr>
+        <w:rPr>
+          <w:lang w:eastAsia="tr-TR"/>
+        </w:rPr>
+      </w:pPr>
+    </w:p>
+    <w:p>
+      <w:pPr>
+        <w:rPr>
+          <w:lang w:eastAsia="tr-TR"/>
+        </w:rPr>
+      </w:pPr>
+      <w:r>
+        <w:rPr>
+          <w:lang w:eastAsia="tr-TR"/>
+        </w:rPr>
+        <w:t>STOPAT parametresine 3. adımda kaydedilen zaman damgası girilmiştir. Bu sayede veri tabanı tam olarak o ana geri döndürülmüştür.</w:t>
+      </w:r>
+    </w:p>
+    <w:p>
+      <w:pPr>
+        <w:shd w:val="clear" w:color="auto" w:fill="1C1E26"/>
+        <w:spacing w:after="0" w:line="285" w:lineRule="atLeast"/>
+        <w:rPr>
+          <w:rFonts w:ascii="Consolas" w:eastAsia="Times New Roman" w:hAnsi="Consolas" w:cs="Times New Roman"/>
+          <w:color w:val="BBBBBB"/>
+          <w:sz w:val="21"/>
+          <w:szCs w:val="21"/>
+          <w:lang w:eastAsia="tr-TR"/>
+        </w:rPr>
+      </w:pPr>
+      <w:r>
+        <w:rPr>
+          <w:rFonts w:ascii="Consolas" w:eastAsia="Times New Roman" w:hAnsi="Consolas" w:cs="Times New Roman"/>
+          <w:b/>
+          <w:bCs/>
+          <w:color w:val="B877DB"/>
+          <w:sz w:val="21"/>
+          <w:szCs w:val="21"/>
+          <w:lang w:eastAsia="tr-TR"/>
+        </w:rPr>
+        <w:t>USE</w:t>
+      </w:r>
+      <w:r>
+        <w:rPr>
+          <w:rFonts w:ascii="Consolas" w:eastAsia="Times New Roman" w:hAnsi="Consolas" w:cs="Times New Roman"/>
+          <w:color w:val="F09483"/>
+          <w:sz w:val="21"/>
+          <w:szCs w:val="21"/>
+          <w:lang w:eastAsia="tr-TR"/>
+        </w:rPr>
+        <w:t xml:space="preserve"> </w:t>
+      </w:r>
+      <w:proofErr w:type="spellStart"/>
+      <w:r>
+        <w:rPr>
+          <w:rFonts w:ascii="Consolas" w:eastAsia="Times New Roman" w:hAnsi="Consolas" w:cs="Times New Roman"/>
+          <w:b/>
+          <w:bCs/>
+          <w:color w:val="B877DB"/>
+          <w:sz w:val="21"/>
+          <w:szCs w:val="21"/>
+          <w:lang w:eastAsia="tr-TR"/>
+        </w:rPr>
+        <w:t>master</w:t>
+      </w:r>
+      <w:proofErr w:type="spellEnd"/>
+      <w:r>
+        <w:rPr>
+          <w:rFonts w:ascii="Consolas" w:eastAsia="Times New Roman" w:hAnsi="Consolas" w:cs="Times New Roman"/>
+          <w:color w:val="F09483"/>
+          <w:sz w:val="21"/>
+          <w:szCs w:val="21"/>
+          <w:lang w:eastAsia="tr-TR"/>
+        </w:rPr>
+        <w:t>;</w:t>
+      </w:r>
+    </w:p>
+    <w:p>
+      <w:pPr>
+        <w:shd w:val="clear" w:color="auto" w:fill="1C1E26"/>
+        <w:spacing w:after="0" w:line="285" w:lineRule="atLeast"/>
+        <w:rPr>
+          <w:rFonts w:ascii="Consolas" w:eastAsia="Times New Roman" w:hAnsi="Consolas" w:cs="Times New Roman"/>
+          <w:color w:val="BBBBBB"/>
+          <w:sz w:val="21"/>
+          <w:szCs w:val="21"/>
+          <w:lang w:eastAsia="tr-TR"/>
+        </w:rPr>
+      </w:pPr>
+      <w:r>
+        <w:rPr>
+          <w:rFonts w:ascii="Consolas" w:eastAsia="Times New Roman" w:hAnsi="Consolas" w:cs="Times New Roman"/>
+          <w:b/>
+          <w:bCs/>
+          <w:color w:val="B877DB"/>
+          <w:sz w:val="21"/>
+          <w:szCs w:val="21"/>
+          <w:lang w:eastAsia="tr-TR"/>
+        </w:rPr>
+        <w:t>ALTER</w:t>
+      </w:r>
+      <w:r>
+        <w:rPr>
+          <w:rFonts w:ascii="Consolas" w:eastAsia="Times New Roman" w:hAnsi="Consolas" w:cs="Times New Roman"/>
+          <w:color w:val="F09483"/>
+          <w:sz w:val="21"/>
+          <w:szCs w:val="21"/>
+          <w:lang w:eastAsia="tr-TR"/>
+        </w:rPr>
+        <w:t xml:space="preserve"> </w:t>
+      </w:r>
+      <w:r>
+        <w:rPr>
+          <w:rFonts w:ascii="Consolas" w:eastAsia="Times New Roman" w:hAnsi="Consolas" w:cs="Times New Roman"/>
+          <w:b/>
+          <w:bCs/>
+          <w:color w:val="B877DB"/>
+          <w:sz w:val="21"/>
+          <w:szCs w:val="21"/>
+          <w:lang w:eastAsia="tr-TR"/>
+        </w:rPr>
+        <w:t>DATABASE</w:t>
+      </w:r>
+      <w:r>
+        <w:rPr>
+          <w:rFonts w:ascii="Consolas" w:eastAsia="Times New Roman" w:hAnsi="Consolas" w:cs="Times New Roman"/>
+          <w:color w:val="F09483"/>
+          <w:sz w:val="21"/>
+          <w:szCs w:val="21"/>
+          <w:lang w:eastAsia="tr-TR"/>
+        </w:rPr>
+        <w:t xml:space="preserve"> </w:t>
+      </w:r>
+      <w:proofErr w:type="spellStart"/>
+      <w:r>
+        <w:rPr>
+          <w:rFonts w:ascii="Consolas" w:eastAsia="Times New Roman" w:hAnsi="Consolas" w:cs="Times New Roman"/>
+          <w:color w:val="F09483"/>
+          <w:sz w:val="21"/>
+          <w:szCs w:val="21"/>
+          <w:lang w:eastAsia="tr-TR"/>
+        </w:rPr>
+        <w:t>Northwind</w:t>
+      </w:r>
+      <w:proofErr w:type="spellEnd"/>
+      <w:r>
+        <w:rPr>
+          <w:rFonts w:ascii="Consolas" w:eastAsia="Times New Roman" w:hAnsi="Consolas" w:cs="Times New Roman"/>
+          <w:color w:val="F09483"/>
+          <w:sz w:val="21"/>
+          <w:szCs w:val="21"/>
+          <w:lang w:eastAsia="tr-TR"/>
+        </w:rPr>
+        <w:t xml:space="preserve"> </w:t>
+      </w:r>
+      <w:r>
+        <w:rPr>
+          <w:rFonts w:ascii="Consolas" w:eastAsia="Times New Roman" w:hAnsi="Consolas" w:cs="Times New Roman"/>
+          <w:b/>
+          <w:bCs/>
+          <w:color w:val="B877DB"/>
+          <w:sz w:val="21"/>
+          <w:szCs w:val="21"/>
+          <w:lang w:eastAsia="tr-TR"/>
+        </w:rPr>
+        <w:t>SET</w:t>
+      </w:r>
+      <w:r>
+        <w:rPr>
+          <w:rFonts w:ascii="Consolas" w:eastAsia="Times New Roman" w:hAnsi="Consolas" w:cs="Times New Roman"/>
+          <w:color w:val="F09483"/>
+          <w:sz w:val="21"/>
+          <w:szCs w:val="21"/>
+          <w:lang w:eastAsia="tr-TR"/>
+        </w:rPr>
+        <w:t xml:space="preserve"> </w:t>
+      </w:r>
+      <w:r>
+        <w:rPr>
+          <w:rFonts w:ascii="Consolas" w:eastAsia="Times New Roman" w:hAnsi="Consolas" w:cs="Times New Roman"/>
+          <w:b/>
+          <w:bCs/>
+          <w:color w:val="B877DB"/>
+          <w:sz w:val="21"/>
+          <w:szCs w:val="21"/>
+          <w:lang w:eastAsia="tr-TR"/>
+        </w:rPr>
+        <w:t>SINGLE_USER</w:t>
+      </w:r>
+      <w:r>
+        <w:rPr>
+          <w:rFonts w:ascii="Consolas" w:eastAsia="Times New Roman" w:hAnsi="Consolas" w:cs="Times New Roman"/>
+          <w:color w:val="F09483"/>
+          <w:sz w:val="21"/>
+          <w:szCs w:val="21"/>
+          <w:lang w:eastAsia="tr-TR"/>
+        </w:rPr>
+        <w:t xml:space="preserve"> </w:t>
+      </w:r>
+      <w:r>
+        <w:rPr>
+          <w:rFonts w:ascii="Consolas" w:eastAsia="Times New Roman" w:hAnsi="Consolas" w:cs="Times New Roman"/>
+          <w:b/>
+          <w:bCs/>
+          <w:color w:val="B877DB"/>
+          <w:sz w:val="21"/>
+          <w:szCs w:val="21"/>
+          <w:lang w:eastAsia="tr-TR"/>
+        </w:rPr>
+        <w:t>WITH</w:t>
+      </w:r>
+      <w:r>
+        <w:rPr>
+          <w:rFonts w:ascii="Consolas" w:eastAsia="Times New Roman" w:hAnsi="Consolas" w:cs="Times New Roman"/>
+          <w:color w:val="F09483"/>
+          <w:sz w:val="21"/>
+          <w:szCs w:val="21"/>
+          <w:lang w:eastAsia="tr-TR"/>
+        </w:rPr>
+        <w:t xml:space="preserve"> </w:t>
+      </w:r>
+      <w:r>
+        <w:rPr>
+          <w:rFonts w:ascii="Consolas" w:eastAsia="Times New Roman" w:hAnsi="Consolas" w:cs="Times New Roman"/>
+          <w:b/>
+          <w:bCs/>
+          <w:color w:val="B877DB"/>
+          <w:sz w:val="21"/>
+          <w:szCs w:val="21"/>
+          <w:lang w:eastAsia="tr-TR"/>
+        </w:rPr>
+        <w:t>ROLLBACK</w:t>
+      </w:r>
+      <w:r>
+        <w:rPr>
+          <w:rFonts w:ascii="Consolas" w:eastAsia="Times New Roman" w:hAnsi="Consolas" w:cs="Times New Roman"/>
+          <w:color w:val="F09483"/>
+          <w:sz w:val="21"/>
+          <w:szCs w:val="21"/>
+          <w:lang w:eastAsia="tr-TR"/>
+        </w:rPr>
+        <w:t xml:space="preserve"> </w:t>
+      </w:r>
+      <w:r>
+        <w:rPr>
+          <w:rFonts w:ascii="Consolas" w:eastAsia="Times New Roman" w:hAnsi="Consolas" w:cs="Times New Roman"/>
+          <w:b/>
+          <w:bCs/>
+          <w:color w:val="B877DB"/>
+          <w:sz w:val="21"/>
+          <w:szCs w:val="21"/>
+          <w:lang w:eastAsia="tr-TR"/>
+        </w:rPr>
+        <w:t>IMMEDIATE</w:t>
+      </w:r>
+      <w:r>
+        <w:rPr>
+          <w:rFonts w:ascii="Consolas" w:eastAsia="Times New Roman" w:hAnsi="Consolas" w:cs="Times New Roman"/>
+          <w:color w:val="F09483"/>
+          <w:sz w:val="21"/>
+          <w:szCs w:val="21"/>
+          <w:lang w:eastAsia="tr-TR"/>
+        </w:rPr>
+        <w:t>;</w:t>
+      </w:r>
+    </w:p>
+    <w:p>
+      <w:pPr>
+        <w:shd w:val="clear" w:color="auto" w:fill="1C1E26"/>
+        <w:spacing w:after="0" w:line="285" w:lineRule="atLeast"/>
+        <w:rPr>
+          <w:rFonts w:ascii="Consolas" w:eastAsia="Times New Roman" w:hAnsi="Consolas" w:cs="Times New Roman"/>
+          <w:color w:val="BBBBBB"/>
+          <w:sz w:val="21"/>
+          <w:szCs w:val="21"/>
+          <w:lang w:eastAsia="tr-TR"/>
+        </w:rPr>
+      </w:pPr>
+    </w:p>
+    <w:p>
+      <w:pPr>
+        <w:shd w:val="clear" w:color="auto" w:fill="1C1E26"/>
+        <w:spacing w:after="0" w:line="285" w:lineRule="atLeast"/>
+        <w:rPr>
+          <w:rFonts w:ascii="Consolas" w:eastAsia="Times New Roman" w:hAnsi="Consolas" w:cs="Times New Roman"/>
+          <w:color w:val="BBBBBB"/>
+          <w:sz w:val="21"/>
+          <w:szCs w:val="21"/>
+          <w:lang w:eastAsia="tr-TR"/>
+        </w:rPr>
+      </w:pPr>
+      <w:r>
+        <w:rPr>
+          <w:rFonts w:ascii="Consolas" w:eastAsia="Times New Roman" w:hAnsi="Consolas" w:cs="Times New Roman"/>
+          <w:b/>
+          <w:bCs/>
+          <w:color w:val="B877DB"/>
+          <w:sz w:val="21"/>
+          <w:szCs w:val="21"/>
+          <w:lang w:eastAsia="tr-TR"/>
+        </w:rPr>
+        <w:t>RESTORE</w:t>
+      </w:r>
+      <w:r>
+        <w:rPr>
+          <w:rFonts w:ascii="Consolas" w:eastAsia="Times New Roman" w:hAnsi="Consolas" w:cs="Times New Roman"/>
+          <w:color w:val="F09483"/>
+          <w:sz w:val="21"/>
+          <w:szCs w:val="21"/>
+          <w:lang w:eastAsia="tr-TR"/>
+        </w:rPr>
+        <w:t xml:space="preserve"> </w:t>
+      </w:r>
+      <w:r>
+        <w:rPr>
+          <w:rFonts w:ascii="Consolas" w:eastAsia="Times New Roman" w:hAnsi="Consolas" w:cs="Times New Roman"/>
+          <w:b/>
+          <w:bCs/>
+          <w:color w:val="B877DB"/>
+          <w:sz w:val="21"/>
+          <w:szCs w:val="21"/>
+          <w:lang w:eastAsia="tr-TR"/>
+        </w:rPr>
+        <w:t>DATABASE</w:t>
+      </w:r>
+      <w:r>
+        <w:rPr>
+          <w:rFonts w:ascii="Consolas" w:eastAsia="Times New Roman" w:hAnsi="Consolas" w:cs="Times New Roman"/>
+          <w:color w:val="F09483"/>
+          <w:sz w:val="21"/>
+          <w:szCs w:val="21"/>
+          <w:lang w:eastAsia="tr-TR"/>
+        </w:rPr>
+        <w:t xml:space="preserve"> </w:t>
+      </w:r>
+      <w:proofErr w:type="spellStart"/>
+      <w:r>
+        <w:rPr>
+          <w:rFonts w:ascii="Consolas" w:eastAsia="Times New Roman" w:hAnsi="Consolas" w:cs="Times New Roman"/>
+          <w:color w:val="F09483"/>
+          <w:sz w:val="21"/>
+          <w:szCs w:val="21"/>
+          <w:lang w:eastAsia="tr-TR"/>
+        </w:rPr>
+        <w:t>Northwind</w:t>
+      </w:r>
+      <w:proofErr w:type="spellEnd"/>
+    </w:p>
+    <w:p>
+      <w:pPr>
+        <w:shd w:val="clear" w:color="auto" w:fill="1C1E26"/>
+        <w:spacing w:after="0" w:line="285" w:lineRule="atLeast"/>
+        <w:rPr>
+          <w:rFonts w:ascii="Consolas" w:eastAsia="Times New Roman" w:hAnsi="Consolas" w:cs="Times New Roman"/>
+          <w:color w:val="BBBBBB"/>
+          <w:sz w:val="21"/>
+          <w:szCs w:val="21"/>
+          <w:lang w:eastAsia="tr-TR"/>
+        </w:rPr>
+      </w:pPr>
+      <w:r>
+        <w:rPr>
+          <w:rFonts w:ascii="Consolas" w:eastAsia="Times New Roman" w:hAnsi="Consolas" w:cs="Times New Roman"/>
+          <w:b/>
+          <w:bCs/>
+          <w:color w:val="B877DB"/>
+          <w:sz w:val="21"/>
+          <w:szCs w:val="21"/>
+          <w:lang w:eastAsia="tr-TR"/>
+        </w:rPr>
+        <w:t>FROM</w:t>
+      </w:r>
+      <w:r>
+        <w:rPr>
+          <w:rFonts w:ascii="Consolas" w:eastAsia="Times New Roman" w:hAnsi="Consolas" w:cs="Times New Roman"/>
+          <w:color w:val="F09483"/>
+          <w:sz w:val="21"/>
+          <w:szCs w:val="21"/>
+          <w:lang w:eastAsia="tr-TR"/>
+        </w:rPr>
+        <w:t xml:space="preserve"> </w:t>
+      </w:r>
+      <w:r>
+        <w:rPr>
+          <w:rFonts w:ascii="Consolas" w:eastAsia="Times New Roman" w:hAnsi="Consolas" w:cs="Times New Roman"/>
+          <w:b/>
+          <w:bCs/>
+          <w:color w:val="B877DB"/>
+          <w:sz w:val="21"/>
+          <w:szCs w:val="21"/>
+          <w:lang w:eastAsia="tr-TR"/>
+        </w:rPr>
+        <w:t>DISK</w:t>
+      </w:r>
+      <w:r>
+        <w:rPr>
+          <w:rFonts w:ascii="Consolas" w:eastAsia="Times New Roman" w:hAnsi="Consolas" w:cs="Times New Roman"/>
+          <w:color w:val="F09483"/>
+          <w:sz w:val="21"/>
+          <w:szCs w:val="21"/>
+          <w:lang w:eastAsia="tr-TR"/>
+        </w:rPr>
+        <w:t xml:space="preserve"> </w:t>
+      </w:r>
+      <w:r>
+        <w:rPr>
+          <w:rFonts w:ascii="Consolas" w:eastAsia="Times New Roman" w:hAnsi="Consolas" w:cs="Times New Roman"/>
+          <w:b/>
+          <w:bCs/>
+          <w:color w:val="BBBBBB"/>
+          <w:sz w:val="21"/>
+          <w:szCs w:val="21"/>
+          <w:lang w:eastAsia="tr-TR"/>
+        </w:rPr>
+        <w:t>=</w:t>
+      </w:r>
+      <w:r>
+        <w:rPr>
+          <w:rFonts w:ascii="Consolas" w:eastAsia="Times New Roman" w:hAnsi="Consolas" w:cs="Times New Roman"/>
+          <w:color w:val="F09483"/>
+          <w:sz w:val="21"/>
+          <w:szCs w:val="21"/>
+          <w:lang w:eastAsia="tr-TR"/>
+        </w:rPr>
+        <w:t xml:space="preserve"> </w:t>
+      </w:r>
+      <w:r>
+        <w:rPr>
+          <w:rFonts w:ascii="Consolas" w:eastAsia="Times New Roman" w:hAnsi="Consolas" w:cs="Times New Roman"/>
+          <w:color w:val="FAB795"/>
+          <w:sz w:val="21"/>
+          <w:szCs w:val="21"/>
+          <w:lang w:eastAsia="tr-TR"/>
+        </w:rPr>
+        <w:t>'C:\</w:t>
+      </w:r>
+      <w:proofErr w:type="spellStart"/>
+      <w:r>
+        <w:rPr>
+          <w:rFonts w:ascii="Consolas" w:eastAsia="Times New Roman" w:hAnsi="Consolas" w:cs="Times New Roman"/>
+          <w:color w:val="FAB795"/>
+          <w:sz w:val="21"/>
+          <w:szCs w:val="21"/>
+          <w:lang w:eastAsia="tr-TR"/>
+        </w:rPr>
+        <w:t>NorthwindBackups</w:t>
+      </w:r>
+      <w:proofErr w:type="spellEnd"/>
+      <w:r>
+        <w:rPr>
+          <w:rFonts w:ascii="Consolas" w:eastAsia="Times New Roman" w:hAnsi="Consolas" w:cs="Times New Roman"/>
+          <w:color w:val="FAB795"/>
+          <w:sz w:val="21"/>
+          <w:szCs w:val="21"/>
+          <w:lang w:eastAsia="tr-TR"/>
+        </w:rPr>
+        <w:t>\</w:t>
+      </w:r>
+      <w:proofErr w:type="spellStart"/>
+      <w:r>
+        <w:rPr>
+          <w:rFonts w:ascii="Consolas" w:eastAsia="Times New Roman" w:hAnsi="Consolas" w:cs="Times New Roman"/>
+          <w:color w:val="FAB795"/>
+          <w:sz w:val="21"/>
+          <w:szCs w:val="21"/>
+          <w:lang w:eastAsia="tr-TR"/>
+        </w:rPr>
+        <w:t>Northwind_PITR_</w:t>
+      </w:r>
+      <w:proofErr w:type="gramStart"/>
+      <w:r>
+        <w:rPr>
+          <w:rFonts w:ascii="Consolas" w:eastAsia="Times New Roman" w:hAnsi="Consolas" w:cs="Times New Roman"/>
+          <w:color w:val="FAB795"/>
+          <w:sz w:val="21"/>
+          <w:szCs w:val="21"/>
+          <w:lang w:eastAsia="tr-TR"/>
+        </w:rPr>
+        <w:t>Full.bak</w:t>
+      </w:r>
+      <w:proofErr w:type="spellEnd"/>
+      <w:proofErr w:type="gramEnd"/>
+      <w:r>
+        <w:rPr>
+          <w:rFonts w:ascii="Consolas" w:eastAsia="Times New Roman" w:hAnsi="Consolas" w:cs="Times New Roman"/>
+          <w:color w:val="FAB795"/>
+          <w:sz w:val="21"/>
+          <w:szCs w:val="21"/>
+          <w:lang w:eastAsia="tr-TR"/>
+        </w:rPr>
+        <w:t>'</w:t>
+      </w:r>
+    </w:p>
+    <w:p>
+      <w:pPr>
+        <w:shd w:val="clear" w:color="auto" w:fill="1C1E26"/>
+        <w:spacing w:after="0" w:line="285" w:lineRule="atLeast"/>
+        <w:rPr>
+          <w:rFonts w:ascii="Consolas" w:eastAsia="Times New Roman" w:hAnsi="Consolas" w:cs="Times New Roman"/>
+          <w:color w:val="BBBBBB"/>
+          <w:sz w:val="21"/>
+          <w:szCs w:val="21"/>
+          <w:lang w:eastAsia="tr-TR"/>
+        </w:rPr>
+      </w:pPr>
+      <w:r>
+        <w:rPr>
+          <w:rFonts w:ascii="Consolas" w:eastAsia="Times New Roman" w:hAnsi="Consolas" w:cs="Times New Roman"/>
+          <w:b/>
+          <w:bCs/>
+          <w:color w:val="B877DB"/>
+          <w:sz w:val="21"/>
+          <w:szCs w:val="21"/>
+          <w:lang w:eastAsia="tr-TR"/>
+        </w:rPr>
+        <w:t>WITH</w:t>
+      </w:r>
+      <w:r>
+        <w:rPr>
+          <w:rFonts w:ascii="Consolas" w:eastAsia="Times New Roman" w:hAnsi="Consolas" w:cs="Times New Roman"/>
+          <w:color w:val="F09483"/>
+          <w:sz w:val="21"/>
+          <w:szCs w:val="21"/>
+          <w:lang w:eastAsia="tr-TR"/>
+        </w:rPr>
+        <w:t xml:space="preserve"> </w:t>
+      </w:r>
+      <w:r>
+        <w:rPr>
+          <w:rFonts w:ascii="Consolas" w:eastAsia="Times New Roman" w:hAnsi="Consolas" w:cs="Times New Roman"/>
+          <w:b/>
+          <w:bCs/>
+          <w:color w:val="B877DB"/>
+          <w:sz w:val="21"/>
+          <w:szCs w:val="21"/>
+          <w:lang w:eastAsia="tr-TR"/>
+        </w:rPr>
+        <w:t>NORECOVERY</w:t>
+      </w:r>
+      <w:r>
+        <w:rPr>
+          <w:rFonts w:ascii="Consolas" w:eastAsia="Times New Roman" w:hAnsi="Consolas" w:cs="Times New Roman"/>
+          <w:color w:val="F09483"/>
+          <w:sz w:val="21"/>
+          <w:szCs w:val="21"/>
+          <w:lang w:eastAsia="tr-TR"/>
+        </w:rPr>
+        <w:t xml:space="preserve">, </w:t>
+      </w:r>
+      <w:r>
+        <w:rPr>
+          <w:rFonts w:ascii="Consolas" w:eastAsia="Times New Roman" w:hAnsi="Consolas" w:cs="Times New Roman"/>
+          <w:b/>
+          <w:bCs/>
+          <w:color w:val="B877DB"/>
+          <w:sz w:val="21"/>
+          <w:szCs w:val="21"/>
+          <w:lang w:eastAsia="tr-TR"/>
+        </w:rPr>
+        <w:t>REPLACE</w:t>
+      </w:r>
+      <w:r>
+        <w:rPr>
+          <w:rFonts w:ascii="Consolas" w:eastAsia="Times New Roman" w:hAnsi="Consolas" w:cs="Times New Roman"/>
+          <w:color w:val="F09483"/>
+          <w:sz w:val="21"/>
+          <w:szCs w:val="21"/>
+          <w:lang w:eastAsia="tr-TR"/>
+        </w:rPr>
+        <w:t>;</w:t>
+      </w:r>
+    </w:p>
+    <w:p>
+      <w:pPr>
+        <w:shd w:val="clear" w:color="auto" w:fill="1C1E26"/>
+        <w:spacing w:after="0" w:line="285" w:lineRule="atLeast"/>
+        <w:rPr>
+          <w:rFonts w:ascii="Consolas" w:eastAsia="Times New Roman" w:hAnsi="Consolas" w:cs="Times New Roman"/>
+          <w:color w:val="BBBBBB"/>
+          <w:sz w:val="21"/>
+          <w:szCs w:val="21"/>
+          <w:lang w:eastAsia="tr-TR"/>
+        </w:rPr>
+      </w:pPr>
+    </w:p>
+    <w:p>
+      <w:pPr>
+        <w:shd w:val="clear" w:color="auto" w:fill="1C1E26"/>
+        <w:spacing w:after="0" w:line="285" w:lineRule="atLeast"/>
+        <w:rPr>
+          <w:rFonts w:ascii="Consolas" w:eastAsia="Times New Roman" w:hAnsi="Consolas" w:cs="Times New Roman"/>
+          <w:color w:val="BBBBBB"/>
+          <w:sz w:val="21"/>
+          <w:szCs w:val="21"/>
+          <w:lang w:eastAsia="tr-TR"/>
+        </w:rPr>
+      </w:pPr>
+      <w:r>
+        <w:rPr>
+          <w:rFonts w:ascii="Consolas" w:eastAsia="Times New Roman" w:hAnsi="Consolas" w:cs="Times New Roman"/>
+          <w:b/>
+          <w:bCs/>
+          <w:color w:val="B877DB"/>
+          <w:sz w:val="21"/>
+          <w:szCs w:val="21"/>
+          <w:lang w:eastAsia="tr-TR"/>
+        </w:rPr>
+        <w:t>RESTORE</w:t>
+      </w:r>
+      <w:r>
+        <w:rPr>
+          <w:rFonts w:ascii="Consolas" w:eastAsia="Times New Roman" w:hAnsi="Consolas" w:cs="Times New Roman"/>
+          <w:color w:val="F09483"/>
+          <w:sz w:val="21"/>
+          <w:szCs w:val="21"/>
+          <w:lang w:eastAsia="tr-TR"/>
+        </w:rPr>
+        <w:t xml:space="preserve"> </w:t>
+      </w:r>
+      <w:r>
+        <w:rPr>
+          <w:rFonts w:ascii="Consolas" w:eastAsia="Times New Roman" w:hAnsi="Consolas" w:cs="Times New Roman"/>
+          <w:b/>
+          <w:bCs/>
+          <w:color w:val="B877DB"/>
+          <w:sz w:val="21"/>
+          <w:szCs w:val="21"/>
+          <w:lang w:eastAsia="tr-TR"/>
+        </w:rPr>
+        <w:t>LOG</w:t>
+      </w:r>
+      <w:r>
+        <w:rPr>
+          <w:rFonts w:ascii="Consolas" w:eastAsia="Times New Roman" w:hAnsi="Consolas" w:cs="Times New Roman"/>
+          <w:color w:val="F09483"/>
+          <w:sz w:val="21"/>
+          <w:szCs w:val="21"/>
+          <w:lang w:eastAsia="tr-TR"/>
+        </w:rPr>
+        <w:t xml:space="preserve"> </w:t>
+      </w:r>
+      <w:proofErr w:type="spellStart"/>
+      <w:r>
+        <w:rPr>
+          <w:rFonts w:ascii="Consolas" w:eastAsia="Times New Roman" w:hAnsi="Consolas" w:cs="Times New Roman"/>
+          <w:color w:val="F09483"/>
+          <w:sz w:val="21"/>
+          <w:szCs w:val="21"/>
+          <w:lang w:eastAsia="tr-TR"/>
+        </w:rPr>
+        <w:t>Northwind</w:t>
+      </w:r>
+      <w:proofErr w:type="spellEnd"/>
+    </w:p>
+    <w:p>
+      <w:pPr>
+        <w:shd w:val="clear" w:color="auto" w:fill="1C1E26"/>
+        <w:spacing w:after="0" w:line="285" w:lineRule="atLeast"/>
+        <w:rPr>
+          <w:rFonts w:ascii="Consolas" w:eastAsia="Times New Roman" w:hAnsi="Consolas" w:cs="Times New Roman"/>
+          <w:color w:val="BBBBBB"/>
+          <w:sz w:val="21"/>
+          <w:szCs w:val="21"/>
+          <w:lang w:eastAsia="tr-TR"/>
+        </w:rPr>
+      </w:pPr>
+      <w:r>
+        <w:rPr>
+          <w:rFonts w:ascii="Consolas" w:eastAsia="Times New Roman" w:hAnsi="Consolas" w:cs="Times New Roman"/>
+          <w:b/>
+          <w:bCs/>
+          <w:color w:val="B877DB"/>
+          <w:sz w:val="21"/>
+          <w:szCs w:val="21"/>
+          <w:lang w:eastAsia="tr-TR"/>
+        </w:rPr>
+        <w:t>FROM</w:t>
+      </w:r>
+      <w:r>
+        <w:rPr>
+          <w:rFonts w:ascii="Consolas" w:eastAsia="Times New Roman" w:hAnsi="Consolas" w:cs="Times New Roman"/>
+          <w:color w:val="F09483"/>
+          <w:sz w:val="21"/>
+          <w:szCs w:val="21"/>
+          <w:lang w:eastAsia="tr-TR"/>
+        </w:rPr>
+        <w:t xml:space="preserve"> </w:t>
+      </w:r>
+      <w:r>
+        <w:rPr>
+          <w:rFonts w:ascii="Consolas" w:eastAsia="Times New Roman" w:hAnsi="Consolas" w:cs="Times New Roman"/>
+          <w:b/>
+          <w:bCs/>
+          <w:color w:val="B877DB"/>
+          <w:sz w:val="21"/>
+          <w:szCs w:val="21"/>
+          <w:lang w:eastAsia="tr-TR"/>
+        </w:rPr>
+        <w:t>DISK</w:t>
+      </w:r>
+      <w:r>
+        <w:rPr>
+          <w:rFonts w:ascii="Consolas" w:eastAsia="Times New Roman" w:hAnsi="Consolas" w:cs="Times New Roman"/>
+          <w:color w:val="F09483"/>
+          <w:sz w:val="21"/>
+          <w:szCs w:val="21"/>
+          <w:lang w:eastAsia="tr-TR"/>
+        </w:rPr>
+        <w:t xml:space="preserve"> </w:t>
+      </w:r>
+      <w:r>
+        <w:rPr>
+          <w:rFonts w:ascii="Consolas" w:eastAsia="Times New Roman" w:hAnsi="Consolas" w:cs="Times New Roman"/>
+          <w:b/>
+          <w:bCs/>
+          <w:color w:val="BBBBBB"/>
+          <w:sz w:val="21"/>
+          <w:szCs w:val="21"/>
+          <w:lang w:eastAsia="tr-TR"/>
+        </w:rPr>
+        <w:t>=</w:t>
+      </w:r>
+      <w:r>
+        <w:rPr>
+          <w:rFonts w:ascii="Consolas" w:eastAsia="Times New Roman" w:hAnsi="Consolas" w:cs="Times New Roman"/>
+          <w:color w:val="F09483"/>
+          <w:sz w:val="21"/>
+          <w:szCs w:val="21"/>
+          <w:lang w:eastAsia="tr-TR"/>
+        </w:rPr>
+        <w:t xml:space="preserve"> </w:t>
+      </w:r>
+      <w:r>
+        <w:rPr>
+          <w:rFonts w:ascii="Consolas" w:eastAsia="Times New Roman" w:hAnsi="Consolas" w:cs="Times New Roman"/>
+          <w:color w:val="FAB795"/>
+          <w:sz w:val="21"/>
+          <w:szCs w:val="21"/>
+          <w:lang w:eastAsia="tr-TR"/>
+        </w:rPr>
+        <w:t>'C:\</w:t>
+      </w:r>
+      <w:proofErr w:type="spellStart"/>
+      <w:r>
+        <w:rPr>
+          <w:rFonts w:ascii="Consolas" w:eastAsia="Times New Roman" w:hAnsi="Consolas" w:cs="Times New Roman"/>
+          <w:color w:val="FAB795"/>
+          <w:sz w:val="21"/>
+          <w:szCs w:val="21"/>
+          <w:lang w:eastAsia="tr-TR"/>
+        </w:rPr>
+        <w:t>NorthwindBackups</w:t>
+      </w:r>
+      <w:proofErr w:type="spellEnd"/>
+      <w:r>
+        <w:rPr>
+          <w:rFonts w:ascii="Consolas" w:eastAsia="Times New Roman" w:hAnsi="Consolas" w:cs="Times New Roman"/>
+          <w:color w:val="FAB795"/>
+          <w:sz w:val="21"/>
+          <w:szCs w:val="21"/>
+          <w:lang w:eastAsia="tr-TR"/>
+        </w:rPr>
+        <w:t>\</w:t>
+      </w:r>
+      <w:proofErr w:type="spellStart"/>
+      <w:r>
+        <w:rPr>
+          <w:rFonts w:ascii="Consolas" w:eastAsia="Times New Roman" w:hAnsi="Consolas" w:cs="Times New Roman"/>
+          <w:color w:val="FAB795"/>
+          <w:sz w:val="21"/>
+          <w:szCs w:val="21"/>
+          <w:lang w:eastAsia="tr-TR"/>
+        </w:rPr>
+        <w:t>Northwind_PITR_</w:t>
+      </w:r>
+      <w:proofErr w:type="gramStart"/>
+      <w:r>
+        <w:rPr>
+          <w:rFonts w:ascii="Consolas" w:eastAsia="Times New Roman" w:hAnsi="Consolas" w:cs="Times New Roman"/>
+          <w:color w:val="FAB795"/>
+          <w:sz w:val="21"/>
+          <w:szCs w:val="21"/>
+          <w:lang w:eastAsia="tr-TR"/>
+        </w:rPr>
+        <w:t>Log.bak</w:t>
+      </w:r>
+      <w:proofErr w:type="spellEnd"/>
+      <w:proofErr w:type="gramEnd"/>
+      <w:r>
+        <w:rPr>
+          <w:rFonts w:ascii="Consolas" w:eastAsia="Times New Roman" w:hAnsi="Consolas" w:cs="Times New Roman"/>
+          <w:color w:val="FAB795"/>
+          <w:sz w:val="21"/>
+          <w:szCs w:val="21"/>
+          <w:lang w:eastAsia="tr-TR"/>
+        </w:rPr>
+        <w:t>'</w:t>
+      </w:r>
+    </w:p>
+    <w:p>
+      <w:pPr>
+        <w:shd w:val="clear" w:color="auto" w:fill="1C1E26"/>
+        <w:spacing w:after="0" w:line="285" w:lineRule="atLeast"/>
+        <w:rPr>
+          <w:rFonts w:ascii="Consolas" w:eastAsia="Times New Roman" w:hAnsi="Consolas" w:cs="Times New Roman"/>
+          <w:color w:val="BBBBBB"/>
+          <w:sz w:val="21"/>
+          <w:szCs w:val="21"/>
+          <w:lang w:eastAsia="tr-TR"/>
+        </w:rPr>
+      </w:pPr>
+      <w:r>
+        <w:rPr>
+          <w:rFonts w:ascii="Consolas" w:eastAsia="Times New Roman" w:hAnsi="Consolas" w:cs="Times New Roman"/>
+          <w:b/>
+          <w:bCs/>
+          <w:color w:val="B877DB"/>
+          <w:sz w:val="21"/>
+          <w:szCs w:val="21"/>
+          <w:lang w:eastAsia="tr-TR"/>
+        </w:rPr>
+        <w:t>WITH</w:t>
+      </w:r>
+      <w:r>
+        <w:rPr>
+          <w:rFonts w:ascii="Consolas" w:eastAsia="Times New Roman" w:hAnsi="Consolas" w:cs="Times New Roman"/>
+          <w:color w:val="F09483"/>
+          <w:sz w:val="21"/>
+          <w:szCs w:val="21"/>
+          <w:lang w:eastAsia="tr-TR"/>
+        </w:rPr>
+        <w:t xml:space="preserve"> </w:t>
+      </w:r>
+      <w:r>
+        <w:rPr>
+          <w:rFonts w:ascii="Consolas" w:eastAsia="Times New Roman" w:hAnsi="Consolas" w:cs="Times New Roman"/>
+          <w:b/>
+          <w:bCs/>
+          <w:color w:val="B877DB"/>
+          <w:sz w:val="21"/>
+          <w:szCs w:val="21"/>
+          <w:lang w:eastAsia="tr-TR"/>
+        </w:rPr>
+        <w:t>STOPAT</w:t>
+      </w:r>
+      <w:r>
+        <w:rPr>
+          <w:rFonts w:ascii="Consolas" w:eastAsia="Times New Roman" w:hAnsi="Consolas" w:cs="Times New Roman"/>
+          <w:color w:val="F09483"/>
+          <w:sz w:val="21"/>
+          <w:szCs w:val="21"/>
+          <w:lang w:eastAsia="tr-TR"/>
+        </w:rPr>
+        <w:t xml:space="preserve"> </w:t>
+      </w:r>
+      <w:r>
+        <w:rPr>
+          <w:rFonts w:ascii="Consolas" w:eastAsia="Times New Roman" w:hAnsi="Consolas" w:cs="Times New Roman"/>
+          <w:b/>
+          <w:bCs/>
+          <w:color w:val="BBBBBB"/>
+          <w:sz w:val="21"/>
+          <w:szCs w:val="21"/>
+          <w:lang w:eastAsia="tr-TR"/>
+        </w:rPr>
+        <w:t>=</w:t>
+      </w:r>
+      <w:r>
+        <w:rPr>
+          <w:rFonts w:ascii="Consolas" w:eastAsia="Times New Roman" w:hAnsi="Consolas" w:cs="Times New Roman"/>
+          <w:color w:val="F09483"/>
+          <w:sz w:val="21"/>
+          <w:szCs w:val="21"/>
+          <w:lang w:eastAsia="tr-TR"/>
+        </w:rPr>
+        <w:t xml:space="preserve"> </w:t>
+      </w:r>
+      <w:r>
+        <w:rPr>
+          <w:rFonts w:ascii="Consolas" w:eastAsia="Times New Roman" w:hAnsi="Consolas" w:cs="Times New Roman"/>
+          <w:color w:val="FAB795"/>
+          <w:sz w:val="21"/>
+          <w:szCs w:val="21"/>
+          <w:lang w:eastAsia="tr-TR"/>
+        </w:rPr>
+        <w:t>'2026-04-09 21:33:54'</w:t>
+      </w:r>
+      <w:r>
+        <w:rPr>
+          <w:rFonts w:ascii="Consolas" w:eastAsia="Times New Roman" w:hAnsi="Consolas" w:cs="Times New Roman"/>
+          <w:color w:val="F09483"/>
+          <w:sz w:val="21"/>
+          <w:szCs w:val="21"/>
+          <w:lang w:eastAsia="tr-TR"/>
+        </w:rPr>
+        <w:t xml:space="preserve">, </w:t>
+      </w:r>
+      <w:r>
+        <w:rPr>
+          <w:rFonts w:ascii="Consolas" w:eastAsia="Times New Roman" w:hAnsi="Consolas" w:cs="Times New Roman"/>
+          <w:b/>
+          <w:bCs/>
+          <w:color w:val="B877DB"/>
+          <w:sz w:val="21"/>
+          <w:szCs w:val="21"/>
+          <w:lang w:eastAsia="tr-TR"/>
+        </w:rPr>
+        <w:t>RECOVERY</w:t>
+      </w:r>
+      <w:r>
+        <w:rPr>
+          <w:rFonts w:ascii="Consolas" w:eastAsia="Times New Roman" w:hAnsi="Consolas" w:cs="Times New Roman"/>
+          <w:color w:val="F09483"/>
+          <w:sz w:val="21"/>
+          <w:szCs w:val="21"/>
+          <w:lang w:eastAsia="tr-TR"/>
+        </w:rPr>
+        <w:t>;</w:t>
+      </w:r>
+    </w:p>
+    <w:p>
+      <w:pPr>
+        <w:shd w:val="clear" w:color="auto" w:fill="1C1E26"/>
+        <w:spacing w:after="0" w:line="285" w:lineRule="atLeast"/>
+        <w:rPr>
+          <w:rFonts w:ascii="Consolas" w:eastAsia="Times New Roman" w:hAnsi="Consolas" w:cs="Times New Roman"/>
+          <w:color w:val="BBBBBB"/>
+          <w:sz w:val="21"/>
+          <w:szCs w:val="21"/>
+          <w:lang w:eastAsia="tr-TR"/>
+        </w:rPr>
+      </w:pPr>
+    </w:p>
+    <w:p>
+      <w:pPr>
+        <w:shd w:val="clear" w:color="auto" w:fill="1C1E26"/>
+        <w:spacing w:after="0" w:line="285" w:lineRule="atLeast"/>
+        <w:rPr>
+          <w:rFonts w:ascii="Consolas" w:eastAsia="Times New Roman" w:hAnsi="Consolas" w:cs="Times New Roman"/>
+          <w:color w:val="BBBBBB"/>
+          <w:sz w:val="21"/>
+          <w:szCs w:val="21"/>
+          <w:lang w:eastAsia="tr-TR"/>
+        </w:rPr>
+      </w:pPr>
+      <w:r>
+        <w:rPr>
+          <w:rFonts w:ascii="Consolas" w:eastAsia="Times New Roman" w:hAnsi="Consolas" w:cs="Times New Roman"/>
+          <w:b/>
+          <w:bCs/>
+          <w:color w:val="B877DB"/>
+          <w:sz w:val="21"/>
+          <w:szCs w:val="21"/>
+          <w:lang w:eastAsia="tr-TR"/>
+        </w:rPr>
+        <w:t>ALTER</w:t>
+      </w:r>
+      <w:r>
+        <w:rPr>
+          <w:rFonts w:ascii="Consolas" w:eastAsia="Times New Roman" w:hAnsi="Consolas" w:cs="Times New Roman"/>
+          <w:color w:val="F09483"/>
+          <w:sz w:val="21"/>
+          <w:szCs w:val="21"/>
+          <w:lang w:eastAsia="tr-TR"/>
+        </w:rPr>
+        <w:t xml:space="preserve"> </w:t>
+      </w:r>
+      <w:r>
+        <w:rPr>
+          <w:rFonts w:ascii="Consolas" w:eastAsia="Times New Roman" w:hAnsi="Consolas" w:cs="Times New Roman"/>
+          <w:b/>
+          <w:bCs/>
+          <w:color w:val="B877DB"/>
+          <w:sz w:val="21"/>
+          <w:szCs w:val="21"/>
+          <w:lang w:eastAsia="tr-TR"/>
+        </w:rPr>
+        <w:t>DATABASE</w:t>
+      </w:r>
+      <w:r>
+        <w:rPr>
+          <w:rFonts w:ascii="Consolas" w:eastAsia="Times New Roman" w:hAnsi="Consolas" w:cs="Times New Roman"/>
+          <w:color w:val="F09483"/>
+          <w:sz w:val="21"/>
+          <w:szCs w:val="21"/>
+          <w:lang w:eastAsia="tr-TR"/>
+        </w:rPr>
+        <w:t xml:space="preserve"> </w:t>
+      </w:r>
+      <w:proofErr w:type="spellStart"/>
+      <w:r>
+        <w:rPr>
+          <w:rFonts w:ascii="Consolas" w:eastAsia="Times New Roman" w:hAnsi="Consolas" w:cs="Times New Roman"/>
+          <w:color w:val="F09483"/>
+          <w:sz w:val="21"/>
+          <w:szCs w:val="21"/>
+          <w:lang w:eastAsia="tr-TR"/>
+        </w:rPr>
+        <w:t>Northwind</w:t>
+      </w:r>
+      <w:proofErr w:type="spellEnd"/>
+      <w:r>
+        <w:rPr>
+          <w:rFonts w:ascii="Consolas" w:eastAsia="Times New Roman" w:hAnsi="Consolas" w:cs="Times New Roman"/>
+          <w:color w:val="F09483"/>
+          <w:sz w:val="21"/>
+          <w:szCs w:val="21"/>
+          <w:lang w:eastAsia="tr-TR"/>
+        </w:rPr>
+        <w:t xml:space="preserve"> </w:t>
+      </w:r>
+      <w:r>
+        <w:rPr>
+          <w:rFonts w:ascii="Consolas" w:eastAsia="Times New Roman" w:hAnsi="Consolas" w:cs="Times New Roman"/>
+          <w:b/>
+          <w:bCs/>
+          <w:color w:val="B877DB"/>
+          <w:sz w:val="21"/>
+          <w:szCs w:val="21"/>
+          <w:lang w:eastAsia="tr-TR"/>
+        </w:rPr>
+        <w:t>SET</w:t>
+      </w:r>
+      <w:r>
+        <w:rPr>
+          <w:rFonts w:ascii="Consolas" w:eastAsia="Times New Roman" w:hAnsi="Consolas" w:cs="Times New Roman"/>
+          <w:color w:val="F09483"/>
+          <w:sz w:val="21"/>
+          <w:szCs w:val="21"/>
+          <w:lang w:eastAsia="tr-TR"/>
+        </w:rPr>
+        <w:t xml:space="preserve"> </w:t>
+      </w:r>
+      <w:r>
+        <w:rPr>
+          <w:rFonts w:ascii="Consolas" w:eastAsia="Times New Roman" w:hAnsi="Consolas" w:cs="Times New Roman"/>
+          <w:b/>
+          <w:bCs/>
+          <w:color w:val="B877DB"/>
+          <w:sz w:val="21"/>
+          <w:szCs w:val="21"/>
+          <w:lang w:eastAsia="tr-TR"/>
+        </w:rPr>
+        <w:t>MULTI_USER</w:t>
+      </w:r>
+      <w:r>
+        <w:rPr>
+          <w:rFonts w:ascii="Consolas" w:eastAsia="Times New Roman" w:hAnsi="Consolas" w:cs="Times New Roman"/>
+          <w:color w:val="F09483"/>
+          <w:sz w:val="21"/>
+          <w:szCs w:val="21"/>
+          <w:lang w:eastAsia="tr-TR"/>
+        </w:rPr>
+        <w:t>;</w:t>
+      </w:r>
+    </w:p>
+    <w:p>
+      <w:pPr>
+        <w:jc w:val="center"/>
+      </w:pPr>
+    </w:p>
+    <w:p>
+      <w:pPr>
+        <w:jc w:val="center"/>
+      </w:pPr>
+    </w:p>
+    <w:p>
+      <w:pPr>
+        <w:jc w:val="center"/>
+      </w:pPr>
+      <w:r>
+        <w:drawing>
+          <wp:inline distT="0" distB="0" distL="0" distR="0" wp14:anchorId="12980369" wp14:editId="6CC787BE">
+            <wp:extent cx="5722620" cy="1409700"/>
+            <wp:effectExtent l="0" t="0" r="0" b="0"/>
+            <wp:docPr id="41" name="Resim 41"/>
+            <wp:cNvGraphicFramePr>
+              <a:graphicFrameLocks xmlns:a="http://schemas.openxmlformats.org/drawingml/2006/main" noChangeAspect="1"/>
+            </wp:cNvGraphicFramePr>
+            <a:graphic xmlns:a="http://schemas.openxmlformats.org/drawingml/2006/main">
+              <a:graphicData uri="http://schemas.openxmlformats.org/drawingml/2006/picture">
+                <pic:pic xmlns:pic="http://schemas.openxmlformats.org/drawingml/2006/picture">
+                  <pic:nvPicPr>
+                    <pic:cNvPr id="1" name=""/>
+                    <pic:cNvPicPr/>
+                  </pic:nvPicPr>
+                  <pic:blipFill rotWithShape="1">
+                    <a:blip r:embed="rId28"/>
+                    <a:srcRect l="662" t="2903" b="11149"/>
+                    <a:stretch/>
+                  </pic:blipFill>
+                  <pic:spPr bwMode="auto">
+                    <a:xfrm>
+                      <a:off x="0" y="0"/>
+                      <a:ext cx="5722620" cy="1409700"/>
+                    </a:xfrm>
+                    <a:prstGeom prst="rect">
+                      <a:avLst/>
+                    </a:prstGeom>
+                    <a:ln>
+                      <a:noFill/>
+                    </a:ln>
+                    <a:extLst>
+                      <a:ext uri="{53640926-AAD7-44D8-BBD7-CCE9431645EC}">
+                        <a14:shadowObscured xmlns:a14="http://schemas.microsoft.com/office/drawing/2010/main"/>
+                      </a:ext>
+                    </a:extLst>
+                  </pic:spPr>
+                </pic:pic>
+              </a:graphicData>
+            </a:graphic>
+          </wp:inline>
+        </w:drawing>
+      </w:r>
+    </w:p>
+    <w:p>
+      <w:pPr>
+        <w:jc w:val="center"/>
+      </w:pPr>
+    </w:p>
+    <w:p>
+      <w:pPr>
+        <w:jc w:val="center"/>
+      </w:pPr>
+    </w:p>
+    <w:p>
+      <w:pPr>
+        <w:jc w:val="center"/>
+      </w:pPr>
+    </w:p>
+    <w:p>
+      <w:pPr>
+        <w:jc w:val="center"/>
+      </w:pPr>
+    </w:p>
+    <w:p>
+      <w:pPr>
+        <w:jc w:val="center"/>
+      </w:pPr>
+    </w:p>
+    <w:p>
+      <w:pPr>
+        <w:jc w:val="center"/>
+      </w:pPr>
+    </w:p>
+    <w:p>
+      <w:pPr>
+        <w:jc w:val="center"/>
+      </w:pPr>
+    </w:p>
+    <w:p>
+      <w:pPr>
+        <w:jc w:val="center"/>
+      </w:pPr>
+    </w:p>
+    <w:p>
+      <w:pPr>
+        <w:rPr>
+          <w:lang w:eastAsia="tr-TR"/>
+        </w:rPr>
+      </w:pPr>
+      <w:r>
+        <w:rPr>
+          <w:lang w:eastAsia="tr-TR"/>
+        </w:rPr>
+        <w:lastRenderedPageBreak/>
+        <w:t>Adım 7 - Verinin geri geldiği doğrulandı:</w:t>
+      </w:r>
+    </w:p>
+    <w:p>
+      <w:pPr>
+        <w:shd w:val="clear" w:color="auto" w:fill="1C1E26"/>
+        <w:spacing w:after="0" w:line="285" w:lineRule="atLeast"/>
+        <w:rPr>
+          <w:rFonts w:ascii="Consolas" w:eastAsia="Times New Roman" w:hAnsi="Consolas" w:cs="Times New Roman"/>
+          <w:color w:val="BBBBBB"/>
+          <w:sz w:val="21"/>
+          <w:szCs w:val="21"/>
+          <w:lang w:eastAsia="tr-TR"/>
+        </w:rPr>
+      </w:pPr>
+      <w:r>
+        <w:rPr>
+          <w:rFonts w:ascii="Consolas" w:eastAsia="Times New Roman" w:hAnsi="Consolas" w:cs="Times New Roman"/>
+          <w:b/>
+          <w:bCs/>
+          <w:color w:val="B877DB"/>
+          <w:sz w:val="21"/>
+          <w:szCs w:val="21"/>
+          <w:lang w:eastAsia="tr-TR"/>
+        </w:rPr>
+        <w:t>USE</w:t>
+      </w:r>
+      <w:r>
+        <w:rPr>
+          <w:rFonts w:ascii="Consolas" w:eastAsia="Times New Roman" w:hAnsi="Consolas" w:cs="Times New Roman"/>
+          <w:color w:val="F09483"/>
+          <w:sz w:val="21"/>
+          <w:szCs w:val="21"/>
+          <w:lang w:eastAsia="tr-TR"/>
+        </w:rPr>
+        <w:t xml:space="preserve"> </w:t>
+      </w:r>
+      <w:proofErr w:type="spellStart"/>
+      <w:r>
+        <w:rPr>
+          <w:rFonts w:ascii="Consolas" w:eastAsia="Times New Roman" w:hAnsi="Consolas" w:cs="Times New Roman"/>
+          <w:color w:val="F09483"/>
+          <w:sz w:val="21"/>
+          <w:szCs w:val="21"/>
+          <w:lang w:eastAsia="tr-TR"/>
+        </w:rPr>
+        <w:t>Northwind</w:t>
+      </w:r>
+      <w:proofErr w:type="spellEnd"/>
+      <w:r>
+        <w:rPr>
+          <w:rFonts w:ascii="Consolas" w:eastAsia="Times New Roman" w:hAnsi="Consolas" w:cs="Times New Roman"/>
+          <w:color w:val="F09483"/>
+          <w:sz w:val="21"/>
+          <w:szCs w:val="21"/>
+          <w:lang w:eastAsia="tr-TR"/>
+        </w:rPr>
+        <w:t>;</w:t>
+      </w:r>
+    </w:p>
+    <w:p>
+      <w:pPr>
+        <w:shd w:val="clear" w:color="auto" w:fill="1C1E26"/>
+        <w:spacing w:after="0" w:line="285" w:lineRule="atLeast"/>
+        <w:rPr>
+          <w:rFonts w:ascii="Consolas" w:eastAsia="Times New Roman" w:hAnsi="Consolas" w:cs="Times New Roman"/>
+          <w:color w:val="BBBBBB"/>
+          <w:sz w:val="21"/>
+          <w:szCs w:val="21"/>
+          <w:lang w:eastAsia="tr-TR"/>
+        </w:rPr>
+      </w:pPr>
+      <w:r>
+        <w:rPr>
+          <w:rFonts w:ascii="Consolas" w:eastAsia="Times New Roman" w:hAnsi="Consolas" w:cs="Times New Roman"/>
+          <w:b/>
+          <w:bCs/>
+          <w:color w:val="B877DB"/>
+          <w:sz w:val="21"/>
+          <w:szCs w:val="21"/>
+          <w:lang w:eastAsia="tr-TR"/>
+        </w:rPr>
+        <w:t>SELECT</w:t>
+      </w:r>
+      <w:r>
+        <w:rPr>
+          <w:rFonts w:ascii="Consolas" w:eastAsia="Times New Roman" w:hAnsi="Consolas" w:cs="Times New Roman"/>
+          <w:color w:val="F09483"/>
+          <w:sz w:val="21"/>
+          <w:szCs w:val="21"/>
+          <w:lang w:eastAsia="tr-TR"/>
+        </w:rPr>
+        <w:t xml:space="preserve"> </w:t>
+      </w:r>
+      <w:r>
+        <w:rPr>
+          <w:rFonts w:ascii="Consolas" w:eastAsia="Times New Roman" w:hAnsi="Consolas" w:cs="Times New Roman"/>
+          <w:b/>
+          <w:bCs/>
+          <w:color w:val="BBBBBB"/>
+          <w:sz w:val="21"/>
+          <w:szCs w:val="21"/>
+          <w:lang w:eastAsia="tr-TR"/>
+        </w:rPr>
+        <w:t>*</w:t>
+      </w:r>
+      <w:r>
+        <w:rPr>
+          <w:rFonts w:ascii="Consolas" w:eastAsia="Times New Roman" w:hAnsi="Consolas" w:cs="Times New Roman"/>
+          <w:color w:val="F09483"/>
+          <w:sz w:val="21"/>
+          <w:szCs w:val="21"/>
+          <w:lang w:eastAsia="tr-TR"/>
+        </w:rPr>
+        <w:t xml:space="preserve"> </w:t>
+      </w:r>
+      <w:r>
+        <w:rPr>
+          <w:rFonts w:ascii="Consolas" w:eastAsia="Times New Roman" w:hAnsi="Consolas" w:cs="Times New Roman"/>
+          <w:b/>
+          <w:bCs/>
+          <w:color w:val="B877DB"/>
+          <w:sz w:val="21"/>
+          <w:szCs w:val="21"/>
+          <w:lang w:eastAsia="tr-TR"/>
+        </w:rPr>
+        <w:t>FROM</w:t>
+      </w:r>
+      <w:r>
+        <w:rPr>
+          <w:rFonts w:ascii="Consolas" w:eastAsia="Times New Roman" w:hAnsi="Consolas" w:cs="Times New Roman"/>
+          <w:color w:val="F09483"/>
+          <w:sz w:val="21"/>
+          <w:szCs w:val="21"/>
+          <w:lang w:eastAsia="tr-TR"/>
+        </w:rPr>
+        <w:t xml:space="preserve"> </w:t>
+      </w:r>
+      <w:proofErr w:type="spellStart"/>
+      <w:r>
+        <w:rPr>
+          <w:rFonts w:ascii="Consolas" w:eastAsia="Times New Roman" w:hAnsi="Consolas" w:cs="Times New Roman"/>
+          <w:color w:val="F09483"/>
+          <w:sz w:val="21"/>
+          <w:szCs w:val="21"/>
+          <w:lang w:eastAsia="tr-TR"/>
+        </w:rPr>
+        <w:t>PITRTest</w:t>
+      </w:r>
+      <w:proofErr w:type="spellEnd"/>
+      <w:r>
+        <w:rPr>
+          <w:rFonts w:ascii="Consolas" w:eastAsia="Times New Roman" w:hAnsi="Consolas" w:cs="Times New Roman"/>
+          <w:color w:val="F09483"/>
+          <w:sz w:val="21"/>
+          <w:szCs w:val="21"/>
+          <w:lang w:eastAsia="tr-TR"/>
+        </w:rPr>
+        <w:t>;</w:t>
+      </w:r>
+    </w:p>
+    <w:p>
+      <w:pPr>
+        <w:spacing w:after="240" w:line="285" w:lineRule="atLeast"/>
+        <w:rPr>
+          <w:rFonts w:ascii="Consolas" w:eastAsia="Times New Roman" w:hAnsi="Consolas" w:cs="Times New Roman"/>
+          <w:color w:val="BBBBBB"/>
+          <w:sz w:val="21"/>
+          <w:szCs w:val="21"/>
+          <w:lang w:eastAsia="tr-TR"/>
+        </w:rPr>
+      </w:pPr>
+    </w:p>
+    <w:p>
+      <w:pPr>
+        <w:spacing w:after="240" w:line="285" w:lineRule="atLeast"/>
+        <w:jc w:val="center"/>
+        <w:rPr>
+          <w:rFonts w:ascii="Consolas" w:eastAsia="Times New Roman" w:hAnsi="Consolas" w:cs="Times New Roman"/>
+          <w:color w:val="BBBBBB"/>
+          <w:sz w:val="21"/>
+          <w:szCs w:val="21"/>
+          <w:lang w:eastAsia="tr-TR"/>
+        </w:rPr>
+      </w:pPr>
+      <w:r>
+        <w:drawing>
+          <wp:inline distT="0" distB="0" distL="0" distR="0" wp14:anchorId="513FFA7A" wp14:editId="1E78FBCE">
+            <wp:extent cx="1238250" cy="400050"/>
+            <wp:effectExtent l="0" t="0" r="0" b="0"/>
+            <wp:docPr id="42" name="Resim 42"/>
+            <wp:cNvGraphicFramePr>
+              <a:graphicFrameLocks xmlns:a="http://schemas.openxmlformats.org/drawingml/2006/main" noChangeAspect="1"/>
+            </wp:cNvGraphicFramePr>
+            <a:graphic xmlns:a="http://schemas.openxmlformats.org/drawingml/2006/main">
+              <a:graphicData uri="http://schemas.openxmlformats.org/drawingml/2006/picture">
+                <pic:pic xmlns:pic="http://schemas.openxmlformats.org/drawingml/2006/picture">
+                  <pic:nvPicPr>
+                    <pic:cNvPr id="1" name=""/>
+                    <pic:cNvPicPr/>
+                  </pic:nvPicPr>
+                  <pic:blipFill rotWithShape="1">
+                    <a:blip r:embed="rId29"/>
+                    <a:srcRect l="2000" t="11111" r="16749" b="30556"/>
+                    <a:stretch/>
+                  </pic:blipFill>
+                  <pic:spPr bwMode="auto">
+                    <a:xfrm>
+                      <a:off x="0" y="0"/>
+                      <a:ext cx="1238424" cy="400106"/>
+                    </a:xfrm>
+                    <a:prstGeom prst="rect">
+                      <a:avLst/>
+                    </a:prstGeom>
+                    <a:ln>
+                      <a:noFill/>
+                    </a:ln>
+                    <a:extLst>
+                      <a:ext uri="{53640926-AAD7-44D8-BBD7-CCE9431645EC}">
+                        <a14:shadowObscured xmlns:a14="http://schemas.microsoft.com/office/drawing/2010/main"/>
+                      </a:ext>
+                    </a:extLst>
+                  </pic:spPr>
+                </pic:pic>
+              </a:graphicData>
+            </a:graphic>
+          </wp:inline>
+        </w:drawing>
+      </w:r>
+    </w:p>
+    <w:p>
+      <w:pPr>
+        <w:rPr>
+          <w:lang w:eastAsia="tr-TR"/>
+        </w:rPr>
+      </w:pPr>
+      <w:r>
+        <w:rPr>
+          <w:lang w:eastAsia="tr-TR"/>
+        </w:rPr>
+        <w:t xml:space="preserve">Sonuç: </w:t>
+      </w:r>
+      <w:proofErr w:type="spellStart"/>
+      <w:r>
+        <w:rPr>
+          <w:lang w:eastAsia="tr-TR"/>
+        </w:rPr>
+        <w:t>PITRTest</w:t>
+      </w:r>
+      <w:proofErr w:type="spellEnd"/>
+      <w:r>
+        <w:rPr>
+          <w:lang w:eastAsia="tr-TR"/>
+        </w:rPr>
+        <w:t xml:space="preserve"> tablosu ve içindeki veri başarıyla geri getirilmiştir. Bu test </w:t>
+      </w:r>
+      <w:proofErr w:type="spellStart"/>
+      <w:r>
+        <w:rPr>
+          <w:lang w:eastAsia="tr-TR"/>
+        </w:rPr>
+        <w:t>Transaction</w:t>
+      </w:r>
+      <w:proofErr w:type="spellEnd"/>
+      <w:r>
+        <w:rPr>
+          <w:lang w:eastAsia="tr-TR"/>
+        </w:rPr>
+        <w:t xml:space="preserve"> </w:t>
+      </w:r>
+      <w:proofErr w:type="spellStart"/>
+      <w:r>
+        <w:rPr>
+          <w:lang w:eastAsia="tr-TR"/>
+        </w:rPr>
+        <w:t>Log</w:t>
+      </w:r>
+      <w:proofErr w:type="spellEnd"/>
+      <w:r>
+        <w:rPr>
+          <w:lang w:eastAsia="tr-TR"/>
+        </w:rPr>
+        <w:t xml:space="preserve"> yedeklemesi ve STOPAT parametresi kullanılarak veri tabanının saniye bazında belirli bir ana geri döndürülebildiğini somut olarak ortaya koymuştur.</w:t>
+      </w:r>
+    </w:p>
+    <w:p>
+      <w:pPr>
+        <w:jc w:val="center"/>
+      </w:pPr>
+    </w:p>
+    <w:p>
+      <w:pPr>
+        <w:jc w:val="center"/>
+      </w:pPr>
+    </w:p>
+    <w:p>
+      <w:pPr>
+        <w:jc w:val="center"/>
+      </w:pPr>
+    </w:p>
+    <w:p>
+      <w:pPr>
+        <w:jc w:val="center"/>
+      </w:pPr>
+    </w:p>
+    <w:p>
+      <w:pPr>
+        <w:jc w:val="center"/>
+      </w:pPr>
+    </w:p>
+    <w:p>
+      <w:pPr>
+        <w:jc w:val="center"/>
+      </w:pPr>
+    </w:p>
+    <w:p>
+      <w:pPr>
+        <w:jc w:val="center"/>
+      </w:pPr>
+    </w:p>
+    <w:p>
+      <w:pPr>
+        <w:jc w:val="center"/>
+      </w:pPr>
+    </w:p>
+    <w:p>
+      <w:pPr>
+        <w:jc w:val="center"/>
+      </w:pPr>
+    </w:p>
+    <w:p>
+      <w:pPr>
+        <w:jc w:val="center"/>
+      </w:pPr>
+    </w:p>
+    <w:p>
+      <w:pPr>
+        <w:jc w:val="center"/>
+      </w:pPr>
+    </w:p>
+    <w:p>
+      <w:pPr>
+        <w:jc w:val="center"/>
+      </w:pPr>
+    </w:p>
+    <w:p>
+      <w:pPr>
+        <w:jc w:val="center"/>
+      </w:pPr>
+    </w:p>
+    <w:p>
+      <w:pPr>
+        <w:jc w:val="center"/>
+      </w:pPr>
+    </w:p>
+    <w:p>
+      <w:pPr>
+        <w:jc w:val="center"/>
+      </w:pPr>
+    </w:p>
+    <w:p>
+      <w:pPr>
+        <w:jc w:val="center"/>
+      </w:pPr>
+    </w:p>
+    <w:p>
+      <w:pPr>
+        <w:jc w:val="center"/>
+      </w:pPr>
+    </w:p>
+    <w:p/>
     <w:p>
       <w:pPr>
         <w:pStyle w:val="Balk1"/>
       </w:pPr>
-      <w:bookmarkStart w:id="19" w:name="_Toc226478090"/>
+      <w:bookmarkStart w:id="20" w:name="_Toc226664527"/>
       <w:r>
         <w:lastRenderedPageBreak/>
         <w:t>Sonuç</w:t>
       </w:r>
-      <w:bookmarkEnd w:id="19"/>
+      <w:bookmarkEnd w:id="20"/>
     </w:p>
     <w:p>
       <w:r>
@@ -12263,7 +15809,51 @@
         <w:t xml:space="preserve"> üzerinden görsel olarak da teyit edilmiştir.</w:t>
       </w:r>
     </w:p>
-    <w:p/>
+    <w:p>
+      <w:r>
+        <w:t xml:space="preserve">Point-in-Time Restore senaryosunda ise yalnızca belirli bir ana geri dönmenin mümkün olduğu gösterilmiştir. </w:t>
+      </w:r>
+      <w:proofErr w:type="spellStart"/>
+      <w:r>
+        <w:t>Transaction</w:t>
+      </w:r>
+      <w:proofErr w:type="spellEnd"/>
+      <w:r>
+        <w:t xml:space="preserve"> </w:t>
+      </w:r>
+      <w:proofErr w:type="spellStart"/>
+      <w:r>
+        <w:t>Log</w:t>
+      </w:r>
+      <w:proofErr w:type="spellEnd"/>
+      <w:r>
+        <w:t xml:space="preserve"> yedeklemesi ve STOPAT parametresi kullanılarak, yanlışlıkla silinen </w:t>
+      </w:r>
+      <w:proofErr w:type="spellStart"/>
+      <w:r>
+        <w:t>PITRTest</w:t>
+      </w:r>
+      <w:proofErr w:type="spellEnd"/>
+      <w:r>
+        <w:t xml:space="preserve"> tablosu saniye bazında hassasiyetle kurtarılmıştır. Bu yöntem, özellikle tam olarak ne zaman veri kaybı yaşandığının bilindiği durumlarda </w:t>
+      </w:r>
+      <w:proofErr w:type="spellStart"/>
+      <w:r>
+        <w:t>full</w:t>
+      </w:r>
+      <w:proofErr w:type="spellEnd"/>
+      <w:r>
+        <w:t xml:space="preserve"> </w:t>
+      </w:r>
+      <w:proofErr w:type="spellStart"/>
+      <w:r>
+        <w:t>backup'a</w:t>
+      </w:r>
+      <w:proofErr w:type="spellEnd"/>
+      <w:r>
+        <w:t xml:space="preserve"> kıyasla çok daha hedefli bir kurtarma imkânı sunmaktadır.</w:t>
+      </w:r>
+    </w:p>
     <w:sectPr>
       <w:pgSz w:w="11906" w:h="16838"/>
       <w:pgMar w:top="1417" w:right="1417" w:bottom="1417" w:left="1417" w:header="708" w:footer="708" w:gutter="0"/>
@@ -12685,7 +16275,7 @@
   <w:abstractNum w:abstractNumId="4" w15:restartNumberingAfterBreak="0">
     <w:nsid w:val="483B46E0"/>
     <w:multiLevelType w:val="multilevel"/>
-    <w:tmpl w:val="EC82D634"/>
+    <w:tmpl w:val="79A2BC74"/>
     <w:lvl w:ilvl="0">
       <w:start w:val="1"/>
       <w:numFmt w:val="decimal"/>
@@ -13353,7 +16943,7 @@
     <w:uiPriority w:val="9"/>
     <w:unhideWhenUsed/>
     <w:qFormat/>
-    <w:rsid w:val="00D547A9"/>
+    <w:rsid w:val="003245FC"/>
     <w:pPr>
       <w:keepNext/>
       <w:keepLines/>
@@ -13362,7 +16952,7 @@
         <w:numId w:val="5"/>
       </w:numPr>
       <w:spacing w:before="40" w:after="0"/>
-      <w:ind w:left="360"/>
+      <w:ind w:left="0" w:firstLine="0"/>
       <w:outlineLvl w:val="1"/>
     </w:pPr>
     <w:rPr>
@@ -13419,7 +17009,7 @@
     <w:basedOn w:val="VarsaylanParagrafYazTipi"/>
     <w:link w:val="Balk2"/>
     <w:uiPriority w:val="9"/>
-    <w:rsid w:val="00D547A9"/>
+    <w:rsid w:val="003245FC"/>
     <w:rPr>
       <w:rFonts w:ascii="Arial" w:eastAsiaTheme="majorEastAsia" w:hAnsi="Arial" w:cstheme="majorBidi"/>
       <w:b/>
@@ -13504,6 +17094,19 @@
     <w:rPr>
       <w:color w:val="0563C1" w:themeColor="hyperlink"/>
       <w:u w:val="single"/>
+    </w:rPr>
+  </w:style>
+  <w:style w:type="paragraph" w:styleId="AralkYok">
+    <w:name w:val="No Spacing"/>
+    <w:uiPriority w:val="1"/>
+    <w:qFormat/>
+    <w:rsid w:val="003245FC"/>
+    <w:pPr>
+      <w:spacing w:after="0" w:line="240" w:lineRule="auto"/>
+    </w:pPr>
+    <w:rPr>
+      <w:rFonts w:ascii="Arial" w:hAnsi="Arial"/>
+      <w:sz w:val="24"/>
     </w:rPr>
   </w:style>
 </w:styles>

--- a/Vize - Proje 2 Veritabanı Yedekleme ve Felaketten Kurtarma Planı/Proje 2 Raporu.docx
+++ b/Vize - Proje 2 Veritabanı Yedekleme ve Felaketten Kurtarma Planı/Proje 2 Raporu.docx
@@ -5,7 +5,6 @@
     <w:p>
       <w:pPr>
         <w:spacing w:after="360"/>
-        <w:jc w:val="center"/>
         <w:outlineLvl w:val="0"/>
         <w:rPr>
           <w:rFonts w:eastAsia="Times New Roman" w:cs="Arial"/>
@@ -237,6 +236,62 @@
         <w:rPr>
           <w:rFonts w:eastAsia="Times New Roman" w:cs="Arial"/>
           <w:b/>
+          <w:bCs/>
+          <w:sz w:val="28"/>
+          <w:szCs w:val="28"/>
+        </w:rPr>
+      </w:pPr>
+      <w:r>
+        <w:rPr>
+          <w:rFonts w:eastAsia="Times New Roman" w:cs="Arial"/>
+          <w:b/>
+          <w:bCs/>
+          <w:sz w:val="28"/>
+          <w:szCs w:val="28"/>
+        </w:rPr>
+        <w:t>Ağ Tabanlı Para</w:t>
+      </w:r>
+      <w:r>
+        <w:rPr>
+          <w:rFonts w:eastAsia="Times New Roman" w:cs="Arial"/>
+          <w:b/>
+          <w:bCs/>
+          <w:sz w:val="28"/>
+          <w:szCs w:val="28"/>
+        </w:rPr>
+        <w:t>lel Dağıtım Sistemleri</w:t>
+      </w:r>
+    </w:p>
+    <w:p>
+      <w:pPr>
+        <w:spacing w:after="360"/>
+        <w:jc w:val="center"/>
+        <w:rPr>
+          <w:rFonts w:eastAsia="Times New Roman" w:cs="Arial"/>
+          <w:b/>
+          <w:bCs/>
+          <w:sz w:val="28"/>
+          <w:szCs w:val="28"/>
+        </w:rPr>
+      </w:pPr>
+      <w:r>
+        <w:rPr>
+          <w:rFonts w:eastAsia="Times New Roman" w:cs="Arial"/>
+          <w:b/>
+          <w:bCs/>
+          <w:sz w:val="28"/>
+          <w:szCs w:val="28"/>
+        </w:rPr>
+        <w:t>Vize 1. Proje</w:t>
+      </w:r>
+    </w:p>
+    <w:p>
+      <w:pPr>
+        <w:spacing w:after="360"/>
+        <w:jc w:val="center"/>
+        <w:rPr>
+          <w:rFonts w:eastAsia="Times New Roman" w:cs="Arial"/>
+          <w:b/>
           <w:szCs w:val="24"/>
         </w:rPr>
       </w:pPr>
@@ -248,7 +303,19 @@
           <w:sz w:val="27"/>
           <w:szCs w:val="27"/>
         </w:rPr>
-        <w:t>2. Veri tabanı Yedekleme ve Felaketten Kurtarma Planı</w:t>
+        <w:t xml:space="preserve"> Veri T</w:t>
+      </w:r>
+      <w:bookmarkStart w:id="0" w:name="_GoBack"/>
+      <w:bookmarkEnd w:id="0"/>
+      <w:r>
+        <w:rPr>
+          <w:rFonts w:ascii="Tahoma-Bold" w:hAnsi="Tahoma-Bold" w:cs="Tahoma-Bold"/>
+          <w:b/>
+          <w:bCs/>
+          <w:sz w:val="27"/>
+          <w:szCs w:val="27"/>
+        </w:rPr>
+        <w:t>abanı Yedekleme ve Felaketten Kurtarma Planı</w:t>
       </w:r>
     </w:p>
     <w:p>
@@ -371,7 +438,6 @@
           <w:rFonts w:eastAsia="Times New Roman" w:cs="Arial"/>
           <w:szCs w:val="24"/>
         </w:rPr>
-        <w:lastRenderedPageBreak/>
         <w:br w:type="page"/>
       </w:r>
     </w:p>
@@ -386,7 +452,7 @@
           <w:szCs w:val="24"/>
         </w:rPr>
       </w:pPr>
-      <w:bookmarkStart w:id="0" w:name="_Toc226664508"/>
+      <w:bookmarkStart w:id="1" w:name="_Toc226664508"/>
       <w:r>
         <w:rPr>
           <w:rFonts w:eastAsia="Times New Roman" w:cs="Arial"/>
@@ -396,7 +462,7 @@
         <w:lastRenderedPageBreak/>
         <w:t>İÇİNDEKİLER</w:t>
       </w:r>
-      <w:bookmarkEnd w:id="0"/>
+      <w:bookmarkEnd w:id="1"/>
     </w:p>
     <w:p>
       <w:pPr>
@@ -2229,11 +2295,11 @@
       <w:pPr>
         <w:pStyle w:val="Balk1"/>
       </w:pPr>
-      <w:bookmarkStart w:id="1" w:name="_Toc226664509"/>
+      <w:bookmarkStart w:id="2" w:name="_Toc226664509"/>
       <w:r>
         <w:t>GİRİŞ</w:t>
       </w:r>
-      <w:bookmarkEnd w:id="1"/>
+      <w:bookmarkEnd w:id="2"/>
     </w:p>
     <w:p>
       <w:pPr>
@@ -2351,11 +2417,11 @@
       <w:pPr>
         <w:pStyle w:val="Balk2"/>
       </w:pPr>
-      <w:bookmarkStart w:id="2" w:name="_Toc226664510"/>
+      <w:bookmarkStart w:id="3" w:name="_Toc226664510"/>
       <w:r>
         <w:t>Amaç ve Planlama</w:t>
       </w:r>
-      <w:bookmarkEnd w:id="2"/>
+      <w:bookmarkEnd w:id="3"/>
     </w:p>
     <w:p/>
     <w:p>
@@ -2510,10 +2576,7 @@
     <w:p/>
     <w:p/>
     <w:p/>
-    <w:p>
-      <w:bookmarkStart w:id="3" w:name="_GoBack"/>
-      <w:bookmarkEnd w:id="3"/>
-    </w:p>
+    <w:p/>
     <w:p>
       <w:pPr>
         <w:pStyle w:val="Balk2"/>
@@ -12776,6 +12839,10 @@
         <w:jc w:val="center"/>
       </w:pPr>
       <w:r>
+        <w:rPr>
+          <w:noProof/>
+          <w:lang w:eastAsia="tr-TR"/>
+        </w:rPr>
         <w:drawing>
           <wp:inline distT="0" distB="0" distL="0" distR="0" wp14:anchorId="7AEAA15D" wp14:editId="163D56A9">
             <wp:extent cx="1254370" cy="397510"/>
@@ -13205,6 +13272,10 @@
         <w:jc w:val="center"/>
       </w:pPr>
       <w:r>
+        <w:rPr>
+          <w:noProof/>
+          <w:lang w:eastAsia="tr-TR"/>
+        </w:rPr>
         <w:drawing>
           <wp:inline distT="0" distB="0" distL="0" distR="0" wp14:anchorId="309B165D" wp14:editId="48B5AE13">
             <wp:extent cx="5760720" cy="914400"/>
@@ -13324,6 +13395,10 @@
         <w:jc w:val="center"/>
       </w:pPr>
       <w:r>
+        <w:rPr>
+          <w:noProof/>
+          <w:lang w:eastAsia="tr-TR"/>
+        </w:rPr>
         <w:drawing>
           <wp:inline distT="0" distB="0" distL="0" distR="0" wp14:anchorId="2827F126" wp14:editId="1F5B06F7">
             <wp:extent cx="1855470" cy="402403"/>
@@ -13825,6 +13900,10 @@
         <w:jc w:val="center"/>
       </w:pPr>
       <w:r>
+        <w:rPr>
+          <w:noProof/>
+          <w:lang w:eastAsia="tr-TR"/>
+        </w:rPr>
         <w:drawing>
           <wp:inline distT="0" distB="0" distL="0" distR="0" wp14:anchorId="3223F266" wp14:editId="2816F78A">
             <wp:extent cx="5387975" cy="939800"/>
@@ -14052,6 +14131,10 @@
         <w:jc w:val="center"/>
       </w:pPr>
       <w:r>
+        <w:rPr>
+          <w:noProof/>
+          <w:lang w:eastAsia="tr-TR"/>
+        </w:rPr>
         <w:drawing>
           <wp:inline distT="0" distB="0" distL="0" distR="0" wp14:anchorId="51BE48AC" wp14:editId="0BF6DA9C">
             <wp:extent cx="3276600" cy="3216901"/>
@@ -15194,6 +15277,10 @@
         <w:jc w:val="center"/>
       </w:pPr>
       <w:r>
+        <w:rPr>
+          <w:noProof/>
+          <w:lang w:eastAsia="tr-TR"/>
+        </w:rPr>
         <w:drawing>
           <wp:inline distT="0" distB="0" distL="0" distR="0" wp14:anchorId="12980369" wp14:editId="6CC787BE">
             <wp:extent cx="5722620" cy="1409700"/>
@@ -15475,6 +15562,10 @@
         </w:rPr>
       </w:pPr>
       <w:r>
+        <w:rPr>
+          <w:noProof/>
+          <w:lang w:eastAsia="tr-TR"/>
+        </w:rPr>
         <w:drawing>
           <wp:inline distT="0" distB="0" distL="0" distR="0" wp14:anchorId="513FFA7A" wp14:editId="1E78FBCE">
             <wp:extent cx="1238250" cy="400050"/>
